--- a/clients/kayma_liburd/Kayma_Liburd_2Day_Training_Plan.docx
+++ b/clients/kayma_liburd/Kayma_Liburd_2Day_Training_Plan.docx
@@ -368,6 +368,7 @@
           <w:rFonts w:ascii="Arial" w:cs="Arial" w:eastAsia="Arial" w:hAnsi="Arial"/>
           <w:b/>
           <w:bCs/>
+          <w:color w:val="C9A227"/>
           <w:sz w:val="17"/>
           <w:szCs w:val="17"/>
         </w:rPr>
@@ -4936,6 +4937,7 @@
           <w:rFonts w:ascii="Arial" w:cs="Arial" w:eastAsia="Arial" w:hAnsi="Arial"/>
           <w:b/>
           <w:bCs/>
+          <w:color w:val="E53935"/>
           <w:sz w:val="17"/>
           <w:szCs w:val="17"/>
         </w:rPr>

--- a/clients/kayma_liburd/Kayma_Liburd_2Day_Training_Plan.docx
+++ b/clients/kayma_liburd/Kayma_Liburd_2Day_Training_Plan.docx
@@ -106,7 +106,7 @@
           <w:sz w:val="17"/>
           <w:szCs w:val="17"/>
         </w:rPr>
-        <w:t xml:space="preserve">Known cardiac condition on file. Heart rate must not exceed 160 bpm at any point during training. Wear a heart-rate monitor every session, and check it explicitly during every conditioning/metabolic block (flagged inline in each day's Block D below) — not just at the end of a set. This program proceeds under physician/cardiologist clearance and coordination, the same posture this system already uses for PT-coordinated clinical flags: this is an operating constraint, not a diagnosis. Stop signal: chest pain, dizziness, shortness of breath disproportionate to effort, or an HR monitor reading above 160 bpm is a hard stop for that set or session — flag your coach immediately, do not push through to finish a set or round.</w:t>
+        <w:t xml:space="preserve">Known cardiac condition on file. Heart rate must not exceed 160 bpm at any point during training. Wear a heart-rate monitor every session, and check it explicitly during every conditioning/metabolic block (flagged inline in each day's Block D below) — not just at the end of a set. This program proceeds under physician/cardiologist clearance and coordination, the same posture this system already uses for PT-coordinated clinical flags: this is an operating constraint, not a diagnosis. Stop signal: chest pain, dizziness, shortness of breath disproportionate to effort, or an HR monitor reading above 160 bpm is a hard stop for that set or session — flag your coach immediately, do not push through to finish a set or round. Breathing technique on the heaviest compound lifts (squat, deadlift-pattern hinge, heavy press) is a second, separate precaution, distinct from the HR ceiling above: exhale on exertion through the lift, do not hold your breath through the rep. This is the same brace-before-lifting, exhale-on-exertion cue this system already uses for pelvic floor safety, extended here because sustained breath-holding on a heavy rep (a Valsalva maneuver) can cause a real blood-pressure spike — a manageable, well-understood consideration with the right cueing, not a reason to restrict the loads themselves.</w:t>
       </w:r>
     </w:p>
     <w:p>
@@ -1944,7 +1944,7 @@
                 <w:sz w:val="17"/>
                 <w:szCs w:val="17"/>
               </w:rPr>
-              <w:t xml:space="preserve">Brace before descent, 2-count pause at depth, drive floor away.</w:t>
+              <w:t xml:space="preserve">Brace before descent, 2-count pause at depth, drive floor away. Exhale on exertion — do not hold your breath through the rep.</w:t>
             </w:r>
           </w:p>
         </w:tc>
@@ -2173,7 +2173,7 @@
                 <w:sz w:val="17"/>
                 <w:szCs w:val="17"/>
               </w:rPr>
-              <w:t xml:space="preserve">Hinge from the hip, bar tracks close, feel hamstring load, stand tall.</w:t>
+              <w:t xml:space="preserve">Hinge from the hip, bar tracks close, feel hamstring load, stand tall. Exhale on exertion — do not hold your breath through the rep.</w:t>
             </w:r>
           </w:p>
         </w:tc>
@@ -2946,7 +2946,7 @@
                 <w:sz w:val="17"/>
                 <w:szCs w:val="17"/>
               </w:rPr>
-              <w:t xml:space="preserve">Elbows ~45°, full stretch at bottom, press to lockout.</w:t>
+              <w:t xml:space="preserve">Elbows ~45°, full stretch at bottom, press to lockout. Exhale on exertion — do not hold your breath through the rep.</w:t>
             </w:r>
           </w:p>
         </w:tc>
@@ -6513,7 +6513,7 @@
                 <w:sz w:val="17"/>
                 <w:szCs w:val="17"/>
               </w:rPr>
-              <w:t xml:space="preserve">Neutral spine, symmetric setup, drive floor away hard.</w:t>
+              <w:t xml:space="preserve">Neutral spine, symmetric setup, drive floor away hard. Exhale on exertion — do not hold your breath through the rep.</w:t>
             </w:r>
           </w:p>
         </w:tc>
@@ -6742,7 +6742,7 @@
                 <w:sz w:val="17"/>
                 <w:szCs w:val="17"/>
               </w:rPr>
-              <w:t xml:space="preserve">Upper back on bench, full hip lockout, squeeze glutes hard at top.</w:t>
+              <w:t xml:space="preserve">Upper back on bench, full hip lockout, squeeze glutes hard at top. Exhale on exertion — do not hold your breath through the rep.</w:t>
             </w:r>
           </w:p>
         </w:tc>
@@ -7744,7 +7744,7 @@
                 <w:sz w:val="17"/>
                 <w:szCs w:val="17"/>
               </w:rPr>
-              <w:t xml:space="preserve">Elbows tucked ~30°, full range, drive to lockout.</w:t>
+              <w:t xml:space="preserve">Elbows tucked ~30°, full range, drive to lockout. Exhale on exertion — do not hold your breath through the rep.</w:t>
             </w:r>
           </w:p>
         </w:tc>

--- a/clients/kayma_liburd/Kayma_Liburd_2Day_Training_Plan.docx
+++ b/clients/kayma_liburd/Kayma_Liburd_2Day_Training_Plan.docx
@@ -211,6 +211,31 @@
     </w:p>
     <w:p>
       <w:pPr>
+        <w:spacing w:after="100"/>
+      </w:pPr>
+      <w:r>
+        <w:rPr>
+          <w:rFonts w:ascii="Arial" w:cs="Arial" w:eastAsia="Arial" w:hAnsi="Arial"/>
+          <w:b/>
+          <w:bCs/>
+          <w:color w:val="C9A227"/>
+          <w:sz w:val="17"/>
+          <w:szCs w:val="17"/>
+        </w:rPr>
+        <w:t xml:space="preserve">ICONS Index Coverage Added — Push-Ups &amp; Single-Leg RDL (8/13/2026):  </w:t>
+      </w:r>
+      <w:r>
+        <w:rPr>
+          <w:rFonts w:ascii="Arial" w:cs="Arial" w:eastAsia="Arial" w:hAnsi="Arial"/>
+          <w:color w:val="2C2C2C"/>
+          <w:sz w:val="17"/>
+          <w:szCs w:val="17"/>
+        </w:rPr>
+        <w:t xml:space="preserve">Push-Ups and Single-Leg RDL were genuinely absent from this program — not just lightly touched — and are added to close that gap: Push-Up (Day A, Block D, loaded-carry/core/conditioning) and Single-Leg RDL (Day B, Block B, primary hinge/squat). Both use the same descriptive-band load convention already established throughout this document (no tested 1RM battery exists yet to derive numbers from), and both are placed to preserve the Antagonist Rotation Rule's no-3-consecutive-same-pattern standard within their block — not waived for her Advanced level, per CLAUDE.md's explicit note that heavier absolute loads at an advanced level make that rule's underlying accumulated-stress mechanism higher-stakes, not lower. Both should be included in her first ICONS Baseline Testing Protocol session so these descriptive bands can convert to real numbers alongside the rest of the program.</w:t>
+      </w:r>
+    </w:p>
+    <w:p>
+      <w:pPr>
         <w:spacing w:after="80"/>
       </w:pPr>
     </w:p>
@@ -3693,7 +3718,7 @@
           <w:sz w:val="17"/>
           <w:szCs w:val="17"/>
         </w:rPr>
-        <w:t xml:space="preserve">Energy becomes identity — the session's finish, respecting the 160 bpm cardiac ceiling throughout. Heavy carry work doubles as core and grip loading at a controlled pace; the kettlebell work closes the session at a moderate, HR-monitored pace, not an all-out finisher. Check the HR monitor between every set in this block — ease pace immediately if approaching 160 bpm.</w:t>
+        <w:t xml:space="preserve">Energy becomes identity — the session's finish, respecting the 160 bpm cardiac ceiling throughout. Heavy carry work doubles as core and grip loading at a controlled pace; the kettlebell work closes the session at a moderate, HR-monitored pace, not an all-out finisher. Check the HR monitor between every set in this block — ease pace immediately if approaching 160 bpm. Push-Up is new this update — closes the program's previously-missing direct push-up coverage.</w:t>
       </w:r>
     </w:p>
     <w:tbl>
@@ -4222,7 +4247,7 @@
                 <w:sz w:val="18"/>
                 <w:szCs w:val="18"/>
               </w:rPr>
-              <w:t xml:space="preserve">Weighted Plank (Plate on Back)</w:t>
+              <w:t xml:space="preserve">Push-Up (Weighted Vest or Tempo, Advanced Variation)</w:t>
             </w:r>
           </w:p>
         </w:tc>
@@ -4288,7 +4313,7 @@
                 <w:sz w:val="15"/>
                 <w:szCs w:val="15"/>
               </w:rPr>
-              <w:t xml:space="preserve">30–45s</w:t>
+              <w:t xml:space="preserve">10–12</w:t>
             </w:r>
           </w:p>
         </w:tc>
@@ -4321,7 +4346,7 @@
                 <w:sz w:val="15"/>
                 <w:szCs w:val="15"/>
               </w:rPr>
-              <w:t xml:space="preserve">Light-Mod plate</w:t>
+              <w:t xml:space="preserve">Bodyweight or light vest/plate</w:t>
             </w:r>
           </w:p>
         </w:tc>
@@ -4354,7 +4379,7 @@
                 <w:sz w:val="15"/>
                 <w:szCs w:val="15"/>
               </w:rPr>
-              <w:t xml:space="preserve">Hold</w:t>
+              <w:t xml:space="preserve">3-1-1</w:t>
             </w:r>
           </w:p>
         </w:tc>
@@ -4417,7 +4442,7 @@
                 <w:sz w:val="17"/>
                 <w:szCs w:val="17"/>
               </w:rPr>
-              <w:t xml:space="preserve">Full brace, ribs down, no sag or pike. Isometric — minimal HR load.</w:t>
+              <w:t xml:space="preserve">New this update. Full brace, neutral spine, chest to floor. Add a light vest or slow the eccentric to 3-count for advanced loading — bodyweight-based, brief effort, minimal HR carryover into the next exercise.</w:t>
             </w:r>
           </w:p>
         </w:tc>
@@ -4451,6 +4476,235 @@
                 <w:sz w:val="18"/>
                 <w:szCs w:val="18"/>
               </w:rPr>
+              <w:t xml:space="preserve">Weighted Plank (Plate on Back)</w:t>
+            </w:r>
+          </w:p>
+        </w:tc>
+        <w:tc>
+          <w:tcPr>
+            <w:tcW w:type="dxa" w:w="380"/>
+            <w:tcBorders>
+              <w:top w:val="none" w:color="FFFFFF" w:sz="0"/>
+              <w:left w:val="none" w:color="FFFFFF" w:sz="0"/>
+              <w:bottom w:val="none" w:color="FFFFFF" w:sz="0"/>
+              <w:right w:val="none" w:color="FFFFFF" w:sz="0"/>
+            </w:tcBorders>
+            <w:shd w:fill="FAF3E0" w:color="auto" w:val="clear"/>
+            <w:tcMar>
+              <w:top w:type="dxa" w:w="40"/>
+              <w:left w:type="dxa" w:w="80"/>
+              <w:bottom w:type="dxa" w:w="40"/>
+              <w:right w:type="dxa" w:w="80"/>
+            </w:tcMar>
+            <w:vAlign w:val="center"/>
+          </w:tcPr>
+          <w:p>
+            <w:pPr>
+              <w:jc w:val="center"/>
+            </w:pPr>
+            <w:r>
+              <w:rPr>
+                <w:rFonts w:ascii="Arial" w:cs="Arial" w:eastAsia="Arial" w:hAnsi="Arial"/>
+                <w:color w:val="6B6B6B"/>
+                <w:sz w:val="15"/>
+                <w:szCs w:val="15"/>
+              </w:rPr>
+              <w:t xml:space="preserve">3</w:t>
+            </w:r>
+          </w:p>
+        </w:tc>
+        <w:tc>
+          <w:tcPr>
+            <w:tcW w:type="dxa" w:w="420"/>
+            <w:tcBorders>
+              <w:top w:val="none" w:color="FFFFFF" w:sz="0"/>
+              <w:left w:val="none" w:color="FFFFFF" w:sz="0"/>
+              <w:bottom w:val="none" w:color="FFFFFF" w:sz="0"/>
+              <w:right w:val="none" w:color="FFFFFF" w:sz="0"/>
+            </w:tcBorders>
+            <w:shd w:fill="FAF3E0" w:color="auto" w:val="clear"/>
+            <w:tcMar>
+              <w:top w:type="dxa" w:w="40"/>
+              <w:left w:type="dxa" w:w="80"/>
+              <w:bottom w:type="dxa" w:w="40"/>
+              <w:right w:type="dxa" w:w="80"/>
+            </w:tcMar>
+            <w:vAlign w:val="center"/>
+          </w:tcPr>
+          <w:p>
+            <w:pPr>
+              <w:jc w:val="center"/>
+            </w:pPr>
+            <w:r>
+              <w:rPr>
+                <w:rFonts w:ascii="Arial" w:cs="Arial" w:eastAsia="Arial" w:hAnsi="Arial"/>
+                <w:color w:val="6B6B6B"/>
+                <w:sz w:val="15"/>
+                <w:szCs w:val="15"/>
+              </w:rPr>
+              <w:t xml:space="preserve">30–45s</w:t>
+            </w:r>
+          </w:p>
+        </w:tc>
+        <w:tc>
+          <w:tcPr>
+            <w:tcW w:type="dxa" w:w="680"/>
+            <w:tcBorders>
+              <w:top w:val="none" w:color="FFFFFF" w:sz="0"/>
+              <w:left w:val="none" w:color="FFFFFF" w:sz="0"/>
+              <w:bottom w:val="none" w:color="FFFFFF" w:sz="0"/>
+              <w:right w:val="none" w:color="FFFFFF" w:sz="0"/>
+            </w:tcBorders>
+            <w:shd w:fill="FAF3E0" w:color="auto" w:val="clear"/>
+            <w:tcMar>
+              <w:top w:type="dxa" w:w="40"/>
+              <w:left w:type="dxa" w:w="80"/>
+              <w:bottom w:type="dxa" w:w="40"/>
+              <w:right w:type="dxa" w:w="80"/>
+            </w:tcMar>
+            <w:vAlign w:val="center"/>
+          </w:tcPr>
+          <w:p>
+            <w:pPr>
+              <w:jc w:val="center"/>
+            </w:pPr>
+            <w:r>
+              <w:rPr>
+                <w:rFonts w:ascii="Arial" w:cs="Arial" w:eastAsia="Arial" w:hAnsi="Arial"/>
+                <w:color w:val="6B6B6B"/>
+                <w:sz w:val="15"/>
+                <w:szCs w:val="15"/>
+              </w:rPr>
+              <w:t xml:space="preserve">Light-Mod plate</w:t>
+            </w:r>
+          </w:p>
+        </w:tc>
+        <w:tc>
+          <w:tcPr>
+            <w:tcW w:type="dxa" w:w="540"/>
+            <w:tcBorders>
+              <w:top w:val="none" w:color="FFFFFF" w:sz="0"/>
+              <w:left w:val="none" w:color="FFFFFF" w:sz="0"/>
+              <w:bottom w:val="none" w:color="FFFFFF" w:sz="0"/>
+              <w:right w:val="none" w:color="FFFFFF" w:sz="0"/>
+            </w:tcBorders>
+            <w:shd w:fill="FAF3E0" w:color="auto" w:val="clear"/>
+            <w:tcMar>
+              <w:top w:type="dxa" w:w="40"/>
+              <w:left w:type="dxa" w:w="80"/>
+              <w:bottom w:type="dxa" w:w="40"/>
+              <w:right w:type="dxa" w:w="80"/>
+            </w:tcMar>
+            <w:vAlign w:val="center"/>
+          </w:tcPr>
+          <w:p>
+            <w:pPr>
+              <w:jc w:val="center"/>
+            </w:pPr>
+            <w:r>
+              <w:rPr>
+                <w:rFonts w:ascii="Arial" w:cs="Arial" w:eastAsia="Arial" w:hAnsi="Arial"/>
+                <w:color w:val="6B6B6B"/>
+                <w:sz w:val="15"/>
+                <w:szCs w:val="15"/>
+              </w:rPr>
+              <w:t xml:space="preserve">Hold</w:t>
+            </w:r>
+          </w:p>
+        </w:tc>
+        <w:tc>
+          <w:tcPr>
+            <w:tcW w:type="dxa" w:w="440"/>
+            <w:tcBorders>
+              <w:top w:val="none" w:color="FFFFFF" w:sz="0"/>
+              <w:left w:val="none" w:color="FFFFFF" w:sz="0"/>
+              <w:bottom w:val="none" w:color="FFFFFF" w:sz="0"/>
+              <w:right w:val="none" w:color="FFFFFF" w:sz="0"/>
+            </w:tcBorders>
+            <w:shd w:fill="FAF3E0" w:color="auto" w:val="clear"/>
+            <w:tcMar>
+              <w:top w:type="dxa" w:w="40"/>
+              <w:left w:type="dxa" w:w="80"/>
+              <w:bottom w:type="dxa" w:w="40"/>
+              <w:right w:type="dxa" w:w="80"/>
+            </w:tcMar>
+            <w:vAlign w:val="center"/>
+          </w:tcPr>
+          <w:p>
+            <w:pPr>
+              <w:jc w:val="center"/>
+            </w:pPr>
+            <w:r>
+              <w:rPr>
+                <w:rFonts w:ascii="Arial" w:cs="Arial" w:eastAsia="Arial" w:hAnsi="Arial"/>
+                <w:color w:val="6B6B6B"/>
+                <w:sz w:val="15"/>
+                <w:szCs w:val="15"/>
+              </w:rPr>
+              <w:t xml:space="preserve">45s</w:t>
+            </w:r>
+          </w:p>
+        </w:tc>
+        <w:tc>
+          <w:tcPr>
+            <w:tcW w:type="dxa" w:w="5580"/>
+            <w:tcBorders>
+              <w:top w:val="none" w:color="FFFFFF" w:sz="0"/>
+              <w:left w:val="none" w:color="FFFFFF" w:sz="0"/>
+              <w:bottom w:val="none" w:color="FFFFFF" w:sz="0"/>
+              <w:right w:val="none" w:color="FFFFFF" w:sz="0"/>
+            </w:tcBorders>
+            <w:shd w:fill="FAF3E0" w:color="auto" w:val="clear"/>
+            <w:tcMar>
+              <w:top w:type="dxa" w:w="40"/>
+              <w:left w:type="dxa" w:w="80"/>
+              <w:bottom w:type="dxa" w:w="40"/>
+              <w:right w:type="dxa" w:w="80"/>
+            </w:tcMar>
+            <w:vAlign w:val="center"/>
+          </w:tcPr>
+          <w:p>
+            <w:r>
+              <w:rPr>
+                <w:rFonts w:ascii="Arial" w:cs="Arial" w:eastAsia="Arial" w:hAnsi="Arial"/>
+                <w:color w:val="6B6B6B"/>
+                <w:sz w:val="17"/>
+                <w:szCs w:val="17"/>
+              </w:rPr>
+              <w:t xml:space="preserve">Full brace, ribs down, no sag or pike. Isometric — minimal HR load.</w:t>
+            </w:r>
+          </w:p>
+        </w:tc>
+      </w:tr>
+      <w:tr>
+        <w:tc>
+          <w:tcPr>
+            <w:tcW w:type="dxa" w:w="2400"/>
+            <w:tcBorders>
+              <w:top w:val="none" w:color="FFFFFF" w:sz="0"/>
+              <w:left w:val="none" w:color="FFFFFF" w:sz="0"/>
+              <w:bottom w:val="none" w:color="FFFFFF" w:sz="0"/>
+              <w:right w:val="none" w:color="FFFFFF" w:sz="0"/>
+            </w:tcBorders>
+            <w:shd w:fill="FFFFFF" w:color="auto" w:val="clear"/>
+            <w:tcMar>
+              <w:top w:type="dxa" w:w="40"/>
+              <w:left w:type="dxa" w:w="80"/>
+              <w:bottom w:type="dxa" w:w="40"/>
+              <w:right w:type="dxa" w:w="80"/>
+            </w:tcMar>
+            <w:vAlign w:val="center"/>
+          </w:tcPr>
+          <w:p>
+            <w:r>
+              <w:rPr>
+                <w:rFonts w:ascii="Arial" w:cs="Arial" w:eastAsia="Arial" w:hAnsi="Arial"/>
+                <w:b/>
+                <w:bCs/>
+                <w:color w:val="2C2C2C"/>
+                <w:sz w:val="18"/>
+                <w:szCs w:val="18"/>
+              </w:rPr>
               <w:t xml:space="preserve">Kettlebell Swing (Two-Hand, Moderate Pace)</w:t>
             </w:r>
           </w:p>
@@ -4464,7 +4718,7 @@
               <w:bottom w:val="none" w:color="FFFFFF" w:sz="0"/>
               <w:right w:val="none" w:color="FFFFFF" w:sz="0"/>
             </w:tcBorders>
-            <w:shd w:fill="FAF3E0" w:color="auto" w:val="clear"/>
+            <w:shd w:fill="FFFFFF" w:color="auto" w:val="clear"/>
             <w:tcMar>
               <w:top w:type="dxa" w:w="40"/>
               <w:left w:type="dxa" w:w="80"/>
@@ -4497,7 +4751,7 @@
               <w:bottom w:val="none" w:color="FFFFFF" w:sz="0"/>
               <w:right w:val="none" w:color="FFFFFF" w:sz="0"/>
             </w:tcBorders>
-            <w:shd w:fill="FAF3E0" w:color="auto" w:val="clear"/>
+            <w:shd w:fill="FFFFFF" w:color="auto" w:val="clear"/>
             <w:tcMar>
               <w:top w:type="dxa" w:w="40"/>
               <w:left w:type="dxa" w:w="80"/>
@@ -4530,7 +4784,7 @@
               <w:bottom w:val="none" w:color="FFFFFF" w:sz="0"/>
               <w:right w:val="none" w:color="FFFFFF" w:sz="0"/>
             </w:tcBorders>
-            <w:shd w:fill="FAF3E0" w:color="auto" w:val="clear"/>
+            <w:shd w:fill="FFFFFF" w:color="auto" w:val="clear"/>
             <w:tcMar>
               <w:top w:type="dxa" w:w="40"/>
               <w:left w:type="dxa" w:w="80"/>
@@ -4563,7 +4817,7 @@
               <w:bottom w:val="none" w:color="FFFFFF" w:sz="0"/>
               <w:right w:val="none" w:color="FFFFFF" w:sz="0"/>
             </w:tcBorders>
-            <w:shd w:fill="FAF3E0" w:color="auto" w:val="clear"/>
+            <w:shd w:fill="FFFFFF" w:color="auto" w:val="clear"/>
             <w:tcMar>
               <w:top w:type="dxa" w:w="40"/>
               <w:left w:type="dxa" w:w="80"/>
@@ -4596,7 +4850,7 @@
               <w:bottom w:val="none" w:color="FFFFFF" w:sz="0"/>
               <w:right w:val="none" w:color="FFFFFF" w:sz="0"/>
             </w:tcBorders>
-            <w:shd w:fill="FAF3E0" w:color="auto" w:val="clear"/>
+            <w:shd w:fill="FFFFFF" w:color="auto" w:val="clear"/>
             <w:tcMar>
               <w:top w:type="dxa" w:w="40"/>
               <w:left w:type="dxa" w:w="80"/>
@@ -4629,7 +4883,7 @@
               <w:bottom w:val="none" w:color="FFFFFF" w:sz="0"/>
               <w:right w:val="none" w:color="FFFFFF" w:sz="0"/>
             </w:tcBorders>
-            <w:shd w:fill="FAF3E0" w:color="auto" w:val="clear"/>
+            <w:shd w:fill="FFFFFF" w:color="auto" w:val="clear"/>
             <w:tcMar>
               <w:top w:type="dxa" w:w="40"/>
               <w:left w:type="dxa" w:w="80"/>
@@ -6018,7 +6272,7 @@
           <w:sz w:val="17"/>
           <w:szCs w:val="17"/>
         </w:rPr>
-        <w:t xml:space="preserve">The week's heaviest resistance work. Full recovery between every set — near-maximal loading, not fatigue accumulation. Advanced complexity: paused unilateral lunge and a peak-week trap bar pull. This block is not affected by the cardiac ceiling the way conditioning is — controlled heavy sets with full rest between them do not sustain HR the way continuous circuit work does — but the HR monitor stays on throughout regardless.</w:t>
+        <w:t xml:space="preserve">The week's heaviest resistance work. Full recovery between every set — near-maximal loading, not fatigue accumulation. Advanced complexity: paused unilateral lunge and a peak-week trap bar pull. This block is not affected by the cardiac ceiling the way conditioning is — controlled heavy sets with full rest between them do not sustain HR the way continuous circuit work does — but the HR monitor stays on throughout regardless. Single-Leg RDL is new this update — closes the program's previously-missing unilateral hinge coverage, placed last so the block never stacks three consecutive hinge-pattern lifts (Front Rack Reverse Lunge breaks the run between the two hinge pairs).</w:t>
       </w:r>
     </w:p>
     <w:tbl>
@@ -6972,6 +7226,235 @@
                 <w:szCs w:val="17"/>
               </w:rPr>
               <w:t xml:space="preserve">Step back with control, front knee tracks over toes, pause at depth.</w:t>
+            </w:r>
+          </w:p>
+        </w:tc>
+      </w:tr>
+      <w:tr>
+        <w:tc>
+          <w:tcPr>
+            <w:tcW w:type="dxa" w:w="2400"/>
+            <w:tcBorders>
+              <w:top w:val="none" w:color="FFFFFF" w:sz="0"/>
+              <w:left w:val="none" w:color="FFFFFF" w:sz="0"/>
+              <w:bottom w:val="none" w:color="FFFFFF" w:sz="0"/>
+              <w:right w:val="none" w:color="FFFFFF" w:sz="0"/>
+            </w:tcBorders>
+            <w:shd w:fill="FFFFFF" w:color="auto" w:val="clear"/>
+            <w:tcMar>
+              <w:top w:type="dxa" w:w="40"/>
+              <w:left w:type="dxa" w:w="80"/>
+              <w:bottom w:type="dxa" w:w="40"/>
+              <w:right w:type="dxa" w:w="80"/>
+            </w:tcMar>
+            <w:vAlign w:val="center"/>
+          </w:tcPr>
+          <w:p>
+            <w:r>
+              <w:rPr>
+                <w:rFonts w:ascii="Arial" w:cs="Arial" w:eastAsia="Arial" w:hAnsi="Arial"/>
+                <w:b/>
+                <w:bCs/>
+                <w:color w:val="2C2C2C"/>
+                <w:sz w:val="18"/>
+                <w:szCs w:val="18"/>
+              </w:rPr>
+              <w:t xml:space="preserve">Single-Leg RDL (DB)</w:t>
+            </w:r>
+          </w:p>
+        </w:tc>
+        <w:tc>
+          <w:tcPr>
+            <w:tcW w:type="dxa" w:w="380"/>
+            <w:tcBorders>
+              <w:top w:val="none" w:color="FFFFFF" w:sz="0"/>
+              <w:left w:val="none" w:color="FFFFFF" w:sz="0"/>
+              <w:bottom w:val="none" w:color="FFFFFF" w:sz="0"/>
+              <w:right w:val="none" w:color="FFFFFF" w:sz="0"/>
+            </w:tcBorders>
+            <w:shd w:fill="FFFFFF" w:color="auto" w:val="clear"/>
+            <w:tcMar>
+              <w:top w:type="dxa" w:w="40"/>
+              <w:left w:type="dxa" w:w="80"/>
+              <w:bottom w:type="dxa" w:w="40"/>
+              <w:right w:type="dxa" w:w="80"/>
+            </w:tcMar>
+            <w:vAlign w:val="center"/>
+          </w:tcPr>
+          <w:p>
+            <w:pPr>
+              <w:jc w:val="center"/>
+            </w:pPr>
+            <w:r>
+              <w:rPr>
+                <w:rFonts w:ascii="Arial" w:cs="Arial" w:eastAsia="Arial" w:hAnsi="Arial"/>
+                <w:color w:val="6B6B6B"/>
+                <w:sz w:val="15"/>
+                <w:szCs w:val="15"/>
+              </w:rPr>
+              <w:t xml:space="preserve">3+3</w:t>
+            </w:r>
+          </w:p>
+        </w:tc>
+        <w:tc>
+          <w:tcPr>
+            <w:tcW w:type="dxa" w:w="420"/>
+            <w:tcBorders>
+              <w:top w:val="none" w:color="FFFFFF" w:sz="0"/>
+              <w:left w:val="none" w:color="FFFFFF" w:sz="0"/>
+              <w:bottom w:val="none" w:color="FFFFFF" w:sz="0"/>
+              <w:right w:val="none" w:color="FFFFFF" w:sz="0"/>
+            </w:tcBorders>
+            <w:shd w:fill="FFFFFF" w:color="auto" w:val="clear"/>
+            <w:tcMar>
+              <w:top w:type="dxa" w:w="40"/>
+              <w:left w:type="dxa" w:w="80"/>
+              <w:bottom w:type="dxa" w:w="40"/>
+              <w:right w:type="dxa" w:w="80"/>
+            </w:tcMar>
+            <w:vAlign w:val="center"/>
+          </w:tcPr>
+          <w:p>
+            <w:pPr>
+              <w:jc w:val="center"/>
+            </w:pPr>
+            <w:r>
+              <w:rPr>
+                <w:rFonts w:ascii="Arial" w:cs="Arial" w:eastAsia="Arial" w:hAnsi="Arial"/>
+                <w:color w:val="6B6B6B"/>
+                <w:sz w:val="15"/>
+                <w:szCs w:val="15"/>
+              </w:rPr>
+              <w:t xml:space="preserve">8 ea</w:t>
+            </w:r>
+          </w:p>
+        </w:tc>
+        <w:tc>
+          <w:tcPr>
+            <w:tcW w:type="dxa" w:w="680"/>
+            <w:tcBorders>
+              <w:top w:val="none" w:color="FFFFFF" w:sz="0"/>
+              <w:left w:val="none" w:color="FFFFFF" w:sz="0"/>
+              <w:bottom w:val="none" w:color="FFFFFF" w:sz="0"/>
+              <w:right w:val="none" w:color="FFFFFF" w:sz="0"/>
+            </w:tcBorders>
+            <w:shd w:fill="FFFFFF" w:color="auto" w:val="clear"/>
+            <w:tcMar>
+              <w:top w:type="dxa" w:w="40"/>
+              <w:left w:type="dxa" w:w="80"/>
+              <w:bottom w:type="dxa" w:w="40"/>
+              <w:right w:type="dxa" w:w="80"/>
+            </w:tcMar>
+            <w:vAlign w:val="center"/>
+          </w:tcPr>
+          <w:p>
+            <w:pPr>
+              <w:jc w:val="center"/>
+            </w:pPr>
+            <w:r>
+              <w:rPr>
+                <w:rFonts w:ascii="Arial" w:cs="Arial" w:eastAsia="Arial" w:hAnsi="Arial"/>
+                <w:color w:val="6B6B6B"/>
+                <w:sz w:val="15"/>
+                <w:szCs w:val="15"/>
+              </w:rPr>
+              <w:t xml:space="preserve">Moderate — 20–25 lbs/hand</w:t>
+            </w:r>
+          </w:p>
+        </w:tc>
+        <w:tc>
+          <w:tcPr>
+            <w:tcW w:type="dxa" w:w="540"/>
+            <w:tcBorders>
+              <w:top w:val="none" w:color="FFFFFF" w:sz="0"/>
+              <w:left w:val="none" w:color="FFFFFF" w:sz="0"/>
+              <w:bottom w:val="none" w:color="FFFFFF" w:sz="0"/>
+              <w:right w:val="none" w:color="FFFFFF" w:sz="0"/>
+            </w:tcBorders>
+            <w:shd w:fill="FFFFFF" w:color="auto" w:val="clear"/>
+            <w:tcMar>
+              <w:top w:type="dxa" w:w="40"/>
+              <w:left w:type="dxa" w:w="80"/>
+              <w:bottom w:type="dxa" w:w="40"/>
+              <w:right w:type="dxa" w:w="80"/>
+            </w:tcMar>
+            <w:vAlign w:val="center"/>
+          </w:tcPr>
+          <w:p>
+            <w:pPr>
+              <w:jc w:val="center"/>
+            </w:pPr>
+            <w:r>
+              <w:rPr>
+                <w:rFonts w:ascii="Arial" w:cs="Arial" w:eastAsia="Arial" w:hAnsi="Arial"/>
+                <w:color w:val="6B6B6B"/>
+                <w:sz w:val="15"/>
+                <w:szCs w:val="15"/>
+              </w:rPr>
+              <w:t xml:space="preserve">3-1-1</w:t>
+            </w:r>
+          </w:p>
+        </w:tc>
+        <w:tc>
+          <w:tcPr>
+            <w:tcW w:type="dxa" w:w="440"/>
+            <w:tcBorders>
+              <w:top w:val="none" w:color="FFFFFF" w:sz="0"/>
+              <w:left w:val="none" w:color="FFFFFF" w:sz="0"/>
+              <w:bottom w:val="none" w:color="FFFFFF" w:sz="0"/>
+              <w:right w:val="none" w:color="FFFFFF" w:sz="0"/>
+            </w:tcBorders>
+            <w:shd w:fill="FFFFFF" w:color="auto" w:val="clear"/>
+            <w:tcMar>
+              <w:top w:type="dxa" w:w="40"/>
+              <w:left w:type="dxa" w:w="80"/>
+              <w:bottom w:type="dxa" w:w="40"/>
+              <w:right w:type="dxa" w:w="80"/>
+            </w:tcMar>
+            <w:vAlign w:val="center"/>
+          </w:tcPr>
+          <w:p>
+            <w:pPr>
+              <w:jc w:val="center"/>
+            </w:pPr>
+            <w:r>
+              <w:rPr>
+                <w:rFonts w:ascii="Arial" w:cs="Arial" w:eastAsia="Arial" w:hAnsi="Arial"/>
+                <w:color w:val="6B6B6B"/>
+                <w:sz w:val="15"/>
+                <w:szCs w:val="15"/>
+              </w:rPr>
+              <w:t xml:space="preserve">75s</w:t>
+            </w:r>
+          </w:p>
+        </w:tc>
+        <w:tc>
+          <w:tcPr>
+            <w:tcW w:type="dxa" w:w="5580"/>
+            <w:tcBorders>
+              <w:top w:val="none" w:color="FFFFFF" w:sz="0"/>
+              <w:left w:val="none" w:color="FFFFFF" w:sz="0"/>
+              <w:bottom w:val="none" w:color="FFFFFF" w:sz="0"/>
+              <w:right w:val="none" w:color="FFFFFF" w:sz="0"/>
+            </w:tcBorders>
+            <w:shd w:fill="FFFFFF" w:color="auto" w:val="clear"/>
+            <w:tcMar>
+              <w:top w:type="dxa" w:w="40"/>
+              <w:left w:type="dxa" w:w="80"/>
+              <w:bottom w:type="dxa" w:w="40"/>
+              <w:right w:type="dxa" w:w="80"/>
+            </w:tcMar>
+            <w:vAlign w:val="center"/>
+          </w:tcPr>
+          <w:p>
+            <w:r>
+              <w:rPr>
+                <w:rFonts w:ascii="Arial" w:cs="Arial" w:eastAsia="Arial" w:hAnsi="Arial"/>
+                <w:color w:val="6B6B6B"/>
+                <w:sz w:val="17"/>
+                <w:szCs w:val="17"/>
+              </w:rPr>
+              <w:t xml:space="preserve">New this update. Slight bend in standing knee, hinge from the hip, reach toward floor, squeeze glute to return. Free hand may lightly touch a rack or wall for balance if needed early on — advanced target is unassisted. Left leg leads first.</w:t>
             </w:r>
           </w:p>
         </w:tc>

--- a/clients/kayma_liburd/Kayma_Liburd_2Day_Training_Plan.docx
+++ b/clients/kayma_liburd/Kayma_Liburd_2Day_Training_Plan.docx
@@ -106,7 +106,7 @@
           <w:sz w:val="17"/>
           <w:szCs w:val="17"/>
         </w:rPr>
-        <w:t xml:space="preserve">Known cardiac condition on file. Heart rate must not exceed 160 bpm at any point during training. Wear a heart-rate monitor every session, and check it explicitly during every conditioning/metabolic block (flagged inline in each day's Block D below) — not just at the end of a set. This program proceeds under physician/cardiologist clearance and coordination, the same posture this system already uses for PT-coordinated clinical flags: this is an operating constraint, not a diagnosis. Stop signal: chest pain, dizziness, shortness of breath disproportionate to effort, or an HR monitor reading above 160 bpm is a hard stop for that set or session — flag your coach immediately, do not push through to finish a set or round. Breathing technique on the heaviest compound lifts (squat, deadlift-pattern hinge, heavy press) is a second, separate precaution, distinct from the HR ceiling above: exhale on exertion through the lift, do not hold your breath through the rep. This is the same brace-before-lifting, exhale-on-exertion cue this system already uses for pelvic floor safety, extended here because sustained breath-holding on a heavy rep (a Valsalva maneuver) can cause a real blood-pressure spike — a manageable, well-understood consideration with the right cueing, not a reason to restrict the loads themselves.</w:t>
+        <w:t xml:space="preserve">Known cardiac condition on file. Heart rate must not exceed 160 bpm at any point during training. Wear a heart-rate monitor every session, and check it explicitly during every conditioning/metabolic block (flagged inline in each day's Block D below) — not just at the end of a set. This program proceeds under physician/cardiologist clearance and coordination, the same posture this system already uses for PT-coordinated clinical flags: this is an operating constraint, not a diagnosis. Stop signal: chest pain, dizziness, shortness of breath disproportionate to effort, or an HR monitor reading above 160 bpm is a hard stop for that set or session — flag your coach immediately, do not push through to finish a set or round. Breathing technique on the heaviest compound lifts (squat, deadlift-pattern hinge, heavy press) is a second, separate precaution, distinct from the HR ceiling above: exhale on exertion through the lift, do not hold your breath through the rep. This is the same brace-before-lifting, exhale-on-exertion cue this system already uses for pelvic floor safety, extended here because sustained breath-holding on a heavy rep (a Valsalva maneuver) can cause a real blood-pressure spike — a manageable, well-understood consideration with the right cueing, not a reason to restrict the loads themselves. Beta-blocker status should be confirmed directly with her physician/at intake — this has not yet been asked. Beta-blockade blunts heart-rate response across the intensity spectrum, so if she is on one, the 160 bpm ceiling alone becomes a less reliable real-time effort signal on conditioning work — in that case, RIR/RPE tracking should be trusted as the primary signal, alongside (not instead of) the HR ceiling.</w:t>
       </w:r>
     </w:p>
     <w:p>

--- a/clients/kayma_liburd/Kayma_Liburd_2Day_Training_Plan.docx
+++ b/clients/kayma_liburd/Kayma_Liburd_2Day_Training_Plan.docx
@@ -3718,7 +3718,7 @@
           <w:sz w:val="17"/>
           <w:szCs w:val="17"/>
         </w:rPr>
-        <w:t xml:space="preserve">Energy becomes identity — the session's finish, respecting the 160 bpm cardiac ceiling throughout. Heavy carry work doubles as core and grip loading at a controlled pace; the kettlebell work closes the session at a moderate, HR-monitored pace, not an all-out finisher. Check the HR monitor between every set in this block — ease pace immediately if approaching 160 bpm. Push-Up is new this update — closes the program's previously-missing direct push-up coverage.</w:t>
+        <w:t xml:space="preserve">Energy becomes identity — the session's finish, respecting the 160 bpm cardiac ceiling throughout. Heavy carry work doubles as core and grip loading at a controlled pace; the kettlebell work closes the session at a moderate, HR-monitored pace, not an all-out finisher. Check the HR monitor between every set in this block — ease pace immediately if approaching 160 bpm.</w:t>
       </w:r>
     </w:p>
     <w:tbl>
@@ -4442,7 +4442,7 @@
                 <w:sz w:val="17"/>
                 <w:szCs w:val="17"/>
               </w:rPr>
-              <w:t xml:space="preserve">New this update. Full brace, neutral spine, chest to floor. Add a light vest or slow the eccentric to 3-count for advanced loading — bodyweight-based, brief effort, minimal HR carryover into the next exercise.</w:t>
+              <w:t xml:space="preserve">Full brace, neutral spine, chest to floor. Add a light vest or slow the eccentric to 3-count for advanced loading — bodyweight-based, brief effort, minimal HR carryover into the next exercise.</w:t>
             </w:r>
           </w:p>
         </w:tc>
@@ -6272,7 +6272,7 @@
           <w:sz w:val="17"/>
           <w:szCs w:val="17"/>
         </w:rPr>
-        <w:t xml:space="preserve">The week's heaviest resistance work. Full recovery between every set — near-maximal loading, not fatigue accumulation. Advanced complexity: paused unilateral lunge and a peak-week trap bar pull. This block is not affected by the cardiac ceiling the way conditioning is — controlled heavy sets with full rest between them do not sustain HR the way continuous circuit work does — but the HR monitor stays on throughout regardless. Single-Leg RDL is new this update — closes the program's previously-missing unilateral hinge coverage, placed last so the block never stacks three consecutive hinge-pattern lifts (Front Rack Reverse Lunge breaks the run between the two hinge pairs).</w:t>
+        <w:t xml:space="preserve">The week's heaviest resistance work. Full recovery between every set — near-maximal loading, not fatigue accumulation. Advanced complexity: paused unilateral lunge and a peak-week trap bar pull. This block is not affected by the cardiac ceiling the way conditioning is — controlled heavy sets with full rest between them do not sustain HR the way continuous circuit work does — but the HR monitor stays on throughout regardless. Single-Leg RDL closes the block, rounding out the week's unilateral hinge work.</w:t>
       </w:r>
     </w:p>
     <w:tbl>
@@ -7454,7 +7454,7 @@
                 <w:sz w:val="17"/>
                 <w:szCs w:val="17"/>
               </w:rPr>
-              <w:t xml:space="preserve">New this update. Slight bend in standing knee, hinge from the hip, reach toward floor, squeeze glute to return. Free hand may lightly touch a rack or wall for balance if needed early on — advanced target is unassisted. Left leg leads first.</w:t>
+              <w:t xml:space="preserve">Slight bend in standing knee, hinge from the hip, reach toward floor, squeeze glute to return. Free hand may lightly touch a rack or wall for balance if needed early on — advanced target is unassisted. Left leg leads first.</w:t>
             </w:r>
           </w:p>
         </w:tc>

--- a/clients/kayma_liburd/Kayma_Liburd_2Day_Training_Plan.docx
+++ b/clients/kayma_liburd/Kayma_Liburd_2Day_Training_Plan.docx
@@ -10441,7 +10441,7 @@
           <w:sz w:val="17"/>
           <w:szCs w:val="17"/>
         </w:rPr>
-        <w:t xml:space="preserve">Complete the Styku scan and full 11-exercise ICONS Baseline Testing Protocol within the first 2-4 weeks, under continued physician/cardiologist coordination given the cardiac flag — this converts every descriptive load band above into a numeric working weight and unlocks proteinTargets()/full clinical interpretation (ALST, VFA, BMI). Until then, track RIR and load progression qualitatively — add weight only when the prescribed reps land at 1-2 RIR with clean form. Confirm the HR monitor has not read above 160 bpm in any session; if it has, flag for a programming review before continuing.</w:t>
+        <w:t xml:space="preserve">Complete the Styku scan and full 11-exercise ICONS Baseline Testing Protocol within the first 2-4 weeks, under continued physician/cardiologist coordination given the cardiac flag — this converts every descriptive load band above into a numeric working weight and unlocks full clinical interpretation (ALST, VFA, BMI) plus your personalized protein/creatine targets. Until then, track RIR and load progression qualitatively — add weight only when the prescribed reps land at 1-2 RIR with clean form. Confirm the HR monitor has not read above 160 bpm in any session; if it has, flag for a programming review before continuing.</w:t>
       </w:r>
     </w:p>
     <w:p>
@@ -10466,7 +10466,7 @@
           <w:sz w:val="17"/>
           <w:szCs w:val="17"/>
         </w:rPr>
-        <w:t xml:space="preserve">With scan and battery data on file, rebuild this plan's LOAD column using epley1RM()/workingLoad() off real 1RM numbers, and add the evidence-based nutrition block (protein/creatine targets) once weight is known. Reassess whether 44 remains an accurate placeholder age or should be corrected against her actual age. Re-confirm cardiac clearance/coordination status before increasing conditioning-block duration or intensity beyond what is prescribed here.</w:t>
+        <w:t xml:space="preserve">With scan and battery data on file, this plan's load prescriptions get rebuilt off your real tested numbers, and the evidence-based nutrition block (protein/creatine targets) gets added once weight is known. Reassess whether 44 remains an accurate placeholder age or should be corrected against her actual age. Re-confirm cardiac clearance/coordination status before increasing conditioning-block duration or intensity beyond what is prescribed here.</w:t>
       </w:r>
     </w:p>
     <w:p>

--- a/clients/kayma_liburd/Kayma_Liburd_2Day_Training_Plan.docx
+++ b/clients/kayma_liburd/Kayma_Liburd_2Day_Training_Plan.docx
@@ -10466,7 +10466,7 @@
           <w:sz w:val="17"/>
           <w:szCs w:val="17"/>
         </w:rPr>
-        <w:t xml:space="preserve">With scan and battery data on file, this plan's load prescriptions get rebuilt off your real tested numbers, and the evidence-based nutrition block (protein/creatine targets) gets added once weight is known. Reassess whether 44 remains an accurate placeholder age or should be corrected against her actual age. Re-confirm cardiac clearance/coordination status before increasing conditioning-block duration or intensity beyond what is prescribed here.</w:t>
+        <w:t xml:space="preserve">With scan and battery data on file, this plan's load prescriptions get rebuilt off your real tested numbers, and the evidence-based nutrition block (protein/creatine targets) gets added once weight is known. Confirm your exact age at that session so age-bracket guidance is set precisely rather than as a working estimate. Re-confirm cardiac clearance/coordination status before increasing conditioning-block duration or intensity beyond what is prescribed here.</w:t>
       </w:r>
     </w:p>
     <w:p>

--- a/clients/kayma_liburd/Kayma_Liburd_2Day_Training_Plan.docx
+++ b/clients/kayma_liburd/Kayma_Liburd_2Day_Training_Plan.docx
@@ -131,7 +131,7 @@
           <w:sz w:val="17"/>
           <w:szCs w:val="17"/>
         </w:rPr>
-        <w:t xml:space="preserve">Kayma's trainer confirmed she is in her 40s but did not supply an exact age. 44 is used here as a working figure, positioned at the boundary of CLAUDE.md's 35-45 "Transition Onset" and 45-55 "Perimenopause/Menopause Transition" brackets — treat the bracket-specific detail (LIFTMOR bone-loading candidacy screening, perimenopausal symptom monitoring) as provisional until her actual age is confirmed. What does not depend on resolving this: since she is confirmed in her 40s regardless of exactly where, the 40+ protein tier (1.8-2.0 g/kg/day) will apply once real weight data exists, whichever side of 44 she actually falls on.</w:t>
+        <w:t xml:space="preserve">Kayma's trainer confirmed she is in her 40s but did not supply an exact age. 44 is used here as a working figure, positioned at the boundary of CLAUDE.md's 35-45 "Transition Onset" and 45-55 "Perimenopause/Menopause Transition" brackets — treat the bracket-specific detail (LIFTMOR bone-loading candidacy screening, perimenopausal symptom monitoring) as provisional until her actual age is confirmed. What does not depend on resolving this: the 1.6 g/kg/day protein baseline applies to her regardless of exactly where in her 40s she falls; moving toward 2.2 g/kg/day once real weight data exists is gated on a genuine energy deficit, heavy training load, or ALST At-Risk status — not age alone (corrected 8/17/2026, CLAUDE.md's Protein Targets section).</w:t>
       </w:r>
     </w:p>
     <w:p>

--- a/clients/kayma_liburd/Kayma_Liburd_2Day_Training_Plan.docx
+++ b/clients/kayma_liburd/Kayma_Liburd_2Day_Training_Plan.docx
@@ -406,7 +406,7 @@
           <w:sz w:val="17"/>
           <w:szCs w:val="17"/>
         </w:rPr>
-        <w:t xml:space="preserve">Advanced full-body session — no technique day, no foundation ramp: squat, hinge, upper push, upper pull, and loaded carry/core all land in this one session, true to the two-day full-body structure requested. Control precedes power: a short isolated activation block opens every session before compound loading. Working sets run at 1-2 RIR — hard, never to failure. Heart-rate monitor on from warm-up through the closing conditioning block (see cardiac flag above) — the 160 bpm ceiling applies to every block, checked explicitly during Block D.</w:t>
+        <w:t xml:space="preserve">Advanced full-body session — no technique day, no foundation ramp: squat, hinge, upper push, upper pull, and loaded carry/core all land in this one session, true to the two-day full-body structure requested. Restructured 8/20/2026 onto the ICONS Block Method: corrective → primary compound → accessory → secondary compound → integration closer. Control precedes power: the corrective/activation block opens every session before compound loading. Working sets run at 1-2 RIR — hard, never to failure. Heart-rate monitor on from warm-up through the closing integration block (see cardiac flag above) — the 160 bpm ceiling applies to every block, checked explicitly during Block E.</w:t>
       </w:r>
     </w:p>
     <w:p>
@@ -447,7 +447,7 @@
           <w:sz w:val="17"/>
           <w:szCs w:val="17"/>
         </w:rPr>
-        <w:t xml:space="preserve">A — CONTROL &amp; ALIGNMENT</w:t>
+        <w:t xml:space="preserve">A — CORRECTIVE &amp; ACTIVATION — CONTROL AND ALIGNMENT</w:t>
       </w:r>
     </w:p>
     <w:p>
@@ -472,7 +472,7 @@
           <w:sz w:val="17"/>
           <w:szCs w:val="17"/>
         </w:rPr>
-        <w:t xml:space="preserve">Wakes the glute medius and scapular stabilizers and locks in core bracing before any compound load goes on the bar — the neural precision this population needs before loading.</w:t>
+        <w:t xml:space="preserve">Wakes the glute medius and scapular stabilizers and locks in core bracing before any compound load goes on the bar — the neural precision this population needs before loading. Slot 1 of the ICONS Block Method. No Styku scan, movement screen, or PT note exists for this client, so this block is a general activation primer rather than a finding-specific corrective — that is stated honestly rather than dressed up as targeted corrective work, and it becomes finding-specific once the baseline assessment is on file.</w:t>
       </w:r>
     </w:p>
     <w:tbl>
@@ -1449,7 +1449,7 @@
           <w:sz w:val="17"/>
           <w:szCs w:val="17"/>
         </w:rPr>
-        <w:t xml:space="preserve">B — PRIMARY SQUAT &amp; HINGE STRENGTH</w:t>
+        <w:t xml:space="preserve">B — PRIMARY COMPOUND — BARBELL BACK SQUAT</w:t>
       </w:r>
     </w:p>
     <w:p>
@@ -1474,7 +1474,7 @@
           <w:sz w:val="17"/>
           <w:szCs w:val="17"/>
         </w:rPr>
-        <w:t xml:space="preserve">Heaviest work of the session. Advanced compound variations with tempo control — both squat and hinge patterns loaded every session by design, true full-body.</w:t>
+        <w:t xml:space="preserve">Slot 2 — the day's main lift and the heaviest work of the session, drawn from the 10 core ICONS Index movements. Coach options, same pattern, all runnable on the studio's rack and Olympic bar: Barbell Back Squat (the tracked anchor — this is the lift that gets retested), Front Squat (more upright torso, less lumbar shear), Box Squat (fixed depth when tolerance varies), or Goblet Squat at the 25 lb kettlebell ceiling for a lighter technique day. The anchor stays the anchor: substitute for a session, not for the progression.</w:t>
       </w:r>
     </w:p>
     <w:tbl>
@@ -1777,6 +1777,19 @@
               <w:t xml:space="preserve">Barbell Back Squat</w:t>
             </w:r>
           </w:p>
+          <w:p>
+            <w:r>
+              <w:rPr>
+                <w:rFonts w:ascii="Arial" w:cs="Arial" w:eastAsia="Arial" w:hAnsi="Arial"/>
+                <w:i/>
+                <w:iCs/>
+                <w:color w:val="B71C1C"/>
+                <w:sz w:val="14"/>
+                <w:szCs w:val="14"/>
+              </w:rPr>
+              <w:t xml:space="preserve">Cardiac — exhale on exertion, no sustained breath-hold across reps.</w:t>
+            </w:r>
+          </w:p>
         </w:tc>
         <w:tc>
           <w:tcPr>
@@ -1969,465 +1982,18 @@
                 <w:sz w:val="17"/>
                 <w:szCs w:val="17"/>
               </w:rPr>
-              <w:t xml:space="preserve">Brace before descent, 2-count pause at depth, drive floor away. Exhale on exertion — do not hold your breath through the rep.</w:t>
-            </w:r>
-          </w:p>
-        </w:tc>
-      </w:tr>
-      <w:tr>
-        <w:tc>
-          <w:tcPr>
-            <w:tcW w:type="dxa" w:w="2400"/>
-            <w:tcBorders>
-              <w:top w:val="none" w:color="FFFFFF" w:sz="0"/>
-              <w:left w:val="none" w:color="FFFFFF" w:sz="0"/>
-              <w:bottom w:val="none" w:color="FFFFFF" w:sz="0"/>
-              <w:right w:val="none" w:color="FFFFFF" w:sz="0"/>
-            </w:tcBorders>
-            <w:shd w:fill="FFFFFF" w:color="auto" w:val="clear"/>
-            <w:tcMar>
-              <w:top w:type="dxa" w:w="40"/>
-              <w:left w:type="dxa" w:w="80"/>
-              <w:bottom w:type="dxa" w:w="40"/>
-              <w:right w:type="dxa" w:w="80"/>
-            </w:tcMar>
-            <w:vAlign w:val="center"/>
-          </w:tcPr>
-          <w:p>
-            <w:r>
-              <w:rPr>
-                <w:rFonts w:ascii="Arial" w:cs="Arial" w:eastAsia="Arial" w:hAnsi="Arial"/>
-                <w:b/>
-                <w:bCs/>
-                <w:color w:val="2C2C2C"/>
-                <w:sz w:val="18"/>
-                <w:szCs w:val="18"/>
-              </w:rPr>
-              <w:t xml:space="preserve">Romanian Deadlift (Barbell)</w:t>
-            </w:r>
-          </w:p>
-        </w:tc>
-        <w:tc>
-          <w:tcPr>
-            <w:tcW w:type="dxa" w:w="380"/>
-            <w:tcBorders>
-              <w:top w:val="none" w:color="FFFFFF" w:sz="0"/>
-              <w:left w:val="none" w:color="FFFFFF" w:sz="0"/>
-              <w:bottom w:val="none" w:color="FFFFFF" w:sz="0"/>
-              <w:right w:val="none" w:color="FFFFFF" w:sz="0"/>
-            </w:tcBorders>
-            <w:shd w:fill="FFFFFF" w:color="auto" w:val="clear"/>
-            <w:tcMar>
-              <w:top w:type="dxa" w:w="40"/>
-              <w:left w:type="dxa" w:w="80"/>
-              <w:bottom w:type="dxa" w:w="40"/>
-              <w:right w:type="dxa" w:w="80"/>
-            </w:tcMar>
-            <w:vAlign w:val="center"/>
-          </w:tcPr>
-          <w:p>
-            <w:pPr>
-              <w:jc w:val="center"/>
-            </w:pPr>
-            <w:r>
-              <w:rPr>
-                <w:rFonts w:ascii="Arial" w:cs="Arial" w:eastAsia="Arial" w:hAnsi="Arial"/>
-                <w:color w:val="6B6B6B"/>
-                <w:sz w:val="15"/>
-                <w:szCs w:val="15"/>
-              </w:rPr>
-              <w:t xml:space="preserve">4</w:t>
-            </w:r>
-          </w:p>
-        </w:tc>
-        <w:tc>
-          <w:tcPr>
-            <w:tcW w:type="dxa" w:w="420"/>
-            <w:tcBorders>
-              <w:top w:val="none" w:color="FFFFFF" w:sz="0"/>
-              <w:left w:val="none" w:color="FFFFFF" w:sz="0"/>
-              <w:bottom w:val="none" w:color="FFFFFF" w:sz="0"/>
-              <w:right w:val="none" w:color="FFFFFF" w:sz="0"/>
-            </w:tcBorders>
-            <w:shd w:fill="FFFFFF" w:color="auto" w:val="clear"/>
-            <w:tcMar>
-              <w:top w:type="dxa" w:w="40"/>
-              <w:left w:type="dxa" w:w="80"/>
-              <w:bottom w:type="dxa" w:w="40"/>
-              <w:right w:type="dxa" w:w="80"/>
-            </w:tcMar>
-            <w:vAlign w:val="center"/>
-          </w:tcPr>
-          <w:p>
-            <w:pPr>
-              <w:jc w:val="center"/>
-            </w:pPr>
-            <w:r>
-              <w:rPr>
-                <w:rFonts w:ascii="Arial" w:cs="Arial" w:eastAsia="Arial" w:hAnsi="Arial"/>
-                <w:color w:val="6B6B6B"/>
-                <w:sz w:val="15"/>
-                <w:szCs w:val="15"/>
-              </w:rPr>
-              <w:t xml:space="preserve">6–8</w:t>
-            </w:r>
-          </w:p>
-        </w:tc>
-        <w:tc>
-          <w:tcPr>
-            <w:tcW w:type="dxa" w:w="680"/>
-            <w:tcBorders>
-              <w:top w:val="none" w:color="FFFFFF" w:sz="0"/>
-              <w:left w:val="none" w:color="FFFFFF" w:sz="0"/>
-              <w:bottom w:val="none" w:color="FFFFFF" w:sz="0"/>
-              <w:right w:val="none" w:color="FFFFFF" w:sz="0"/>
-            </w:tcBorders>
-            <w:shd w:fill="FFFFFF" w:color="auto" w:val="clear"/>
-            <w:tcMar>
-              <w:top w:type="dxa" w:w="40"/>
-              <w:left w:type="dxa" w:w="80"/>
-              <w:bottom w:type="dxa" w:w="40"/>
-              <w:right w:type="dxa" w:w="80"/>
-            </w:tcMar>
-            <w:vAlign w:val="center"/>
-          </w:tcPr>
-          <w:p>
-            <w:pPr>
-              <w:jc w:val="center"/>
-            </w:pPr>
-            <w:r>
-              <w:rPr>
-                <w:rFonts w:ascii="Arial" w:cs="Arial" w:eastAsia="Arial" w:hAnsi="Arial"/>
-                <w:color w:val="6B6B6B"/>
-                <w:sz w:val="15"/>
-                <w:szCs w:val="15"/>
-              </w:rPr>
-              <w:t xml:space="preserve">Heavy — 1-2 RIR</w:t>
-            </w:r>
-          </w:p>
-        </w:tc>
-        <w:tc>
-          <w:tcPr>
-            <w:tcW w:type="dxa" w:w="540"/>
-            <w:tcBorders>
-              <w:top w:val="none" w:color="FFFFFF" w:sz="0"/>
-              <w:left w:val="none" w:color="FFFFFF" w:sz="0"/>
-              <w:bottom w:val="none" w:color="FFFFFF" w:sz="0"/>
-              <w:right w:val="none" w:color="FFFFFF" w:sz="0"/>
-            </w:tcBorders>
-            <w:shd w:fill="FFFFFF" w:color="auto" w:val="clear"/>
-            <w:tcMar>
-              <w:top w:type="dxa" w:w="40"/>
-              <w:left w:type="dxa" w:w="80"/>
-              <w:bottom w:type="dxa" w:w="40"/>
-              <w:right w:type="dxa" w:w="80"/>
-            </w:tcMar>
-            <w:vAlign w:val="center"/>
-          </w:tcPr>
-          <w:p>
-            <w:pPr>
-              <w:jc w:val="center"/>
-            </w:pPr>
-            <w:r>
-              <w:rPr>
-                <w:rFonts w:ascii="Arial" w:cs="Arial" w:eastAsia="Arial" w:hAnsi="Arial"/>
-                <w:color w:val="6B6B6B"/>
-                <w:sz w:val="15"/>
-                <w:szCs w:val="15"/>
-              </w:rPr>
-              <w:t xml:space="preserve">3-1-1</w:t>
-            </w:r>
-          </w:p>
-        </w:tc>
-        <w:tc>
-          <w:tcPr>
-            <w:tcW w:type="dxa" w:w="440"/>
-            <w:tcBorders>
-              <w:top w:val="none" w:color="FFFFFF" w:sz="0"/>
-              <w:left w:val="none" w:color="FFFFFF" w:sz="0"/>
-              <w:bottom w:val="none" w:color="FFFFFF" w:sz="0"/>
-              <w:right w:val="none" w:color="FFFFFF" w:sz="0"/>
-            </w:tcBorders>
-            <w:shd w:fill="FFFFFF" w:color="auto" w:val="clear"/>
-            <w:tcMar>
-              <w:top w:type="dxa" w:w="40"/>
-              <w:left w:type="dxa" w:w="80"/>
-              <w:bottom w:type="dxa" w:w="40"/>
-              <w:right w:type="dxa" w:w="80"/>
-            </w:tcMar>
-            <w:vAlign w:val="center"/>
-          </w:tcPr>
-          <w:p>
-            <w:pPr>
-              <w:jc w:val="center"/>
-            </w:pPr>
-            <w:r>
-              <w:rPr>
-                <w:rFonts w:ascii="Arial" w:cs="Arial" w:eastAsia="Arial" w:hAnsi="Arial"/>
-                <w:color w:val="6B6B6B"/>
-                <w:sz w:val="15"/>
-                <w:szCs w:val="15"/>
-              </w:rPr>
-              <w:t xml:space="preserve">90s</w:t>
-            </w:r>
-          </w:p>
-        </w:tc>
-        <w:tc>
-          <w:tcPr>
-            <w:tcW w:type="dxa" w:w="5580"/>
-            <w:tcBorders>
-              <w:top w:val="none" w:color="FFFFFF" w:sz="0"/>
-              <w:left w:val="none" w:color="FFFFFF" w:sz="0"/>
-              <w:bottom w:val="none" w:color="FFFFFF" w:sz="0"/>
-              <w:right w:val="none" w:color="FFFFFF" w:sz="0"/>
-            </w:tcBorders>
-            <w:shd w:fill="FFFFFF" w:color="auto" w:val="clear"/>
-            <w:tcMar>
-              <w:top w:type="dxa" w:w="40"/>
-              <w:left w:type="dxa" w:w="80"/>
-              <w:bottom w:type="dxa" w:w="40"/>
-              <w:right w:type="dxa" w:w="80"/>
-            </w:tcMar>
-            <w:vAlign w:val="center"/>
-          </w:tcPr>
-          <w:p>
-            <w:r>
-              <w:rPr>
-                <w:rFonts w:ascii="Arial" w:cs="Arial" w:eastAsia="Arial" w:hAnsi="Arial"/>
-                <w:color w:val="6B6B6B"/>
-                <w:sz w:val="17"/>
-                <w:szCs w:val="17"/>
-              </w:rPr>
-              <w:t xml:space="preserve">Hinge from the hip, bar tracks close, feel hamstring load, stand tall. Exhale on exertion — do not hold your breath through the rep.</w:t>
-            </w:r>
-          </w:p>
-        </w:tc>
-      </w:tr>
-      <w:tr>
-        <w:tc>
-          <w:tcPr>
-            <w:tcW w:type="dxa" w:w="2400"/>
-            <w:tcBorders>
-              <w:top w:val="none" w:color="FFFFFF" w:sz="0"/>
-              <w:left w:val="none" w:color="FFFFFF" w:sz="0"/>
-              <w:bottom w:val="none" w:color="FFFFFF" w:sz="0"/>
-              <w:right w:val="none" w:color="FFFFFF" w:sz="0"/>
-            </w:tcBorders>
-            <w:shd w:fill="FAF3E0" w:color="auto" w:val="clear"/>
-            <w:tcMar>
-              <w:top w:type="dxa" w:w="40"/>
-              <w:left w:type="dxa" w:w="80"/>
-              <w:bottom w:type="dxa" w:w="40"/>
-              <w:right w:type="dxa" w:w="80"/>
-            </w:tcMar>
-            <w:vAlign w:val="center"/>
-          </w:tcPr>
-          <w:p>
-            <w:r>
-              <w:rPr>
-                <w:rFonts w:ascii="Arial" w:cs="Arial" w:eastAsia="Arial" w:hAnsi="Arial"/>
-                <w:b/>
-                <w:bCs/>
-                <w:color w:val="2C2C2C"/>
-                <w:sz w:val="18"/>
-                <w:szCs w:val="18"/>
-              </w:rPr>
-              <w:t xml:space="preserve">Bulgarian Split Squat (DB)</w:t>
-            </w:r>
-          </w:p>
-        </w:tc>
-        <w:tc>
-          <w:tcPr>
-            <w:tcW w:type="dxa" w:w="380"/>
-            <w:tcBorders>
-              <w:top w:val="none" w:color="FFFFFF" w:sz="0"/>
-              <w:left w:val="none" w:color="FFFFFF" w:sz="0"/>
-              <w:bottom w:val="none" w:color="FFFFFF" w:sz="0"/>
-              <w:right w:val="none" w:color="FFFFFF" w:sz="0"/>
-            </w:tcBorders>
-            <w:shd w:fill="FAF3E0" w:color="auto" w:val="clear"/>
-            <w:tcMar>
-              <w:top w:type="dxa" w:w="40"/>
-              <w:left w:type="dxa" w:w="80"/>
-              <w:bottom w:type="dxa" w:w="40"/>
-              <w:right w:type="dxa" w:w="80"/>
-            </w:tcMar>
-            <w:vAlign w:val="center"/>
-          </w:tcPr>
-          <w:p>
-            <w:pPr>
-              <w:jc w:val="center"/>
-            </w:pPr>
-            <w:r>
-              <w:rPr>
-                <w:rFonts w:ascii="Arial" w:cs="Arial" w:eastAsia="Arial" w:hAnsi="Arial"/>
-                <w:color w:val="6B6B6B"/>
-                <w:sz w:val="15"/>
-                <w:szCs w:val="15"/>
-              </w:rPr>
-              <w:t xml:space="preserve">3+3</w:t>
-            </w:r>
-          </w:p>
-        </w:tc>
-        <w:tc>
-          <w:tcPr>
-            <w:tcW w:type="dxa" w:w="420"/>
-            <w:tcBorders>
-              <w:top w:val="none" w:color="FFFFFF" w:sz="0"/>
-              <w:left w:val="none" w:color="FFFFFF" w:sz="0"/>
-              <w:bottom w:val="none" w:color="FFFFFF" w:sz="0"/>
-              <w:right w:val="none" w:color="FFFFFF" w:sz="0"/>
-            </w:tcBorders>
-            <w:shd w:fill="FAF3E0" w:color="auto" w:val="clear"/>
-            <w:tcMar>
-              <w:top w:type="dxa" w:w="40"/>
-              <w:left w:type="dxa" w:w="80"/>
-              <w:bottom w:type="dxa" w:w="40"/>
-              <w:right w:type="dxa" w:w="80"/>
-            </w:tcMar>
-            <w:vAlign w:val="center"/>
-          </w:tcPr>
-          <w:p>
-            <w:pPr>
-              <w:jc w:val="center"/>
-            </w:pPr>
-            <w:r>
-              <w:rPr>
-                <w:rFonts w:ascii="Arial" w:cs="Arial" w:eastAsia="Arial" w:hAnsi="Arial"/>
-                <w:color w:val="6B6B6B"/>
-                <w:sz w:val="15"/>
-                <w:szCs w:val="15"/>
-              </w:rPr>
-              <w:t xml:space="preserve">8 ea</w:t>
-            </w:r>
-          </w:p>
-        </w:tc>
-        <w:tc>
-          <w:tcPr>
-            <w:tcW w:type="dxa" w:w="680"/>
-            <w:tcBorders>
-              <w:top w:val="none" w:color="FFFFFF" w:sz="0"/>
-              <w:left w:val="none" w:color="FFFFFF" w:sz="0"/>
-              <w:bottom w:val="none" w:color="FFFFFF" w:sz="0"/>
-              <w:right w:val="none" w:color="FFFFFF" w:sz="0"/>
-            </w:tcBorders>
-            <w:shd w:fill="FAF3E0" w:color="auto" w:val="clear"/>
-            <w:tcMar>
-              <w:top w:type="dxa" w:w="40"/>
-              <w:left w:type="dxa" w:w="80"/>
-              <w:bottom w:type="dxa" w:w="40"/>
-              <w:right w:type="dxa" w:w="80"/>
-            </w:tcMar>
-            <w:vAlign w:val="center"/>
-          </w:tcPr>
-          <w:p>
-            <w:pPr>
-              <w:jc w:val="center"/>
-            </w:pPr>
-            <w:r>
-              <w:rPr>
-                <w:rFonts w:ascii="Arial" w:cs="Arial" w:eastAsia="Arial" w:hAnsi="Arial"/>
-                <w:color w:val="6B6B6B"/>
-                <w:sz w:val="15"/>
-                <w:szCs w:val="15"/>
-              </w:rPr>
-              <w:t xml:space="preserve">25–30 lbs/hand</w:t>
-            </w:r>
-          </w:p>
-        </w:tc>
-        <w:tc>
-          <w:tcPr>
-            <w:tcW w:type="dxa" w:w="540"/>
-            <w:tcBorders>
-              <w:top w:val="none" w:color="FFFFFF" w:sz="0"/>
-              <w:left w:val="none" w:color="FFFFFF" w:sz="0"/>
-              <w:bottom w:val="none" w:color="FFFFFF" w:sz="0"/>
-              <w:right w:val="none" w:color="FFFFFF" w:sz="0"/>
-            </w:tcBorders>
-            <w:shd w:fill="FAF3E0" w:color="auto" w:val="clear"/>
-            <w:tcMar>
-              <w:top w:type="dxa" w:w="40"/>
-              <w:left w:type="dxa" w:w="80"/>
-              <w:bottom w:type="dxa" w:w="40"/>
-              <w:right w:type="dxa" w:w="80"/>
-            </w:tcMar>
-            <w:vAlign w:val="center"/>
-          </w:tcPr>
-          <w:p>
-            <w:pPr>
-              <w:jc w:val="center"/>
-            </w:pPr>
-            <w:r>
-              <w:rPr>
-                <w:rFonts w:ascii="Arial" w:cs="Arial" w:eastAsia="Arial" w:hAnsi="Arial"/>
-                <w:color w:val="6B6B6B"/>
-                <w:sz w:val="15"/>
-                <w:szCs w:val="15"/>
-              </w:rPr>
-              <w:t xml:space="preserve">2-1-1</w:t>
-            </w:r>
-          </w:p>
-        </w:tc>
-        <w:tc>
-          <w:tcPr>
-            <w:tcW w:type="dxa" w:w="440"/>
-            <w:tcBorders>
-              <w:top w:val="none" w:color="FFFFFF" w:sz="0"/>
-              <w:left w:val="none" w:color="FFFFFF" w:sz="0"/>
-              <w:bottom w:val="none" w:color="FFFFFF" w:sz="0"/>
-              <w:right w:val="none" w:color="FFFFFF" w:sz="0"/>
-            </w:tcBorders>
-            <w:shd w:fill="FAF3E0" w:color="auto" w:val="clear"/>
-            <w:tcMar>
-              <w:top w:type="dxa" w:w="40"/>
-              <w:left w:type="dxa" w:w="80"/>
-              <w:bottom w:type="dxa" w:w="40"/>
-              <w:right w:type="dxa" w:w="80"/>
-            </w:tcMar>
-            <w:vAlign w:val="center"/>
-          </w:tcPr>
-          <w:p>
-            <w:pPr>
-              <w:jc w:val="center"/>
-            </w:pPr>
-            <w:r>
-              <w:rPr>
-                <w:rFonts w:ascii="Arial" w:cs="Arial" w:eastAsia="Arial" w:hAnsi="Arial"/>
-                <w:color w:val="6B6B6B"/>
-                <w:sz w:val="15"/>
-                <w:szCs w:val="15"/>
-              </w:rPr>
-              <w:t xml:space="preserve">75s</w:t>
-            </w:r>
-          </w:p>
-        </w:tc>
-        <w:tc>
-          <w:tcPr>
-            <w:tcW w:type="dxa" w:w="5580"/>
-            <w:tcBorders>
-              <w:top w:val="none" w:color="FFFFFF" w:sz="0"/>
-              <w:left w:val="none" w:color="FFFFFF" w:sz="0"/>
-              <w:bottom w:val="none" w:color="FFFFFF" w:sz="0"/>
-              <w:right w:val="none" w:color="FFFFFF" w:sz="0"/>
-            </w:tcBorders>
-            <w:shd w:fill="FAF3E0" w:color="auto" w:val="clear"/>
-            <w:tcMar>
-              <w:top w:type="dxa" w:w="40"/>
-              <w:left w:type="dxa" w:w="80"/>
-              <w:bottom w:type="dxa" w:w="40"/>
-              <w:right w:type="dxa" w:w="80"/>
-            </w:tcMar>
-            <w:vAlign w:val="center"/>
-          </w:tcPr>
-          <w:p>
-            <w:r>
-              <w:rPr>
-                <w:rFonts w:ascii="Arial" w:cs="Arial" w:eastAsia="Arial" w:hAnsi="Arial"/>
-                <w:color w:val="6B6B6B"/>
-                <w:sz w:val="17"/>
-                <w:szCs w:val="17"/>
-              </w:rPr>
-              <w:t xml:space="preserve">Rear foot elevated, front knee tracks over toes, even tempo both legs.</w:t>
+              <w:t xml:space="preserve">Brace before descent, 2-count pause at depth, drive floor away.</w:t>
+            </w:r>
+            <w:r>
+              <w:rPr>
+                <w:rFonts w:ascii="Arial" w:cs="Arial" w:eastAsia="Arial" w:hAnsi="Arial"/>
+                <w:i/>
+                <w:iCs/>
+                <w:color w:val="00695C"/>
+                <w:sz w:val="14"/>
+                <w:szCs w:val="14"/>
+              </w:rPr>
+              <w:t xml:space="preserve">  2 RIR — primary lift default</w:t>
             </w:r>
           </w:p>
         </w:tc>
@@ -2451,7 +2017,562 @@
           <w:sz w:val="17"/>
           <w:szCs w:val="17"/>
         </w:rPr>
-        <w:t xml:space="preserve">C — PRIMARY PUSH &amp; PULL — SUPERSET</w:t>
+        <w:t xml:space="preserve">C — ACCESSORY — BULGARIAN SPLIT SQUAT</w:t>
+      </w:r>
+    </w:p>
+    <w:p>
+      <w:pPr>
+        <w:spacing w:after="80"/>
+      </w:pPr>
+      <w:r>
+        <w:rPr>
+          <w:rFonts w:ascii="Arial" w:cs="Arial" w:eastAsia="Arial" w:hAnsi="Arial"/>
+          <w:b/>
+          <w:bCs/>
+          <w:color w:val="C9A227"/>
+          <w:sz w:val="17"/>
+          <w:szCs w:val="17"/>
+        </w:rPr>
+        <w:t xml:space="preserve">Why This Follows the Squat:  </w:t>
+      </w:r>
+      <w:r>
+        <w:rPr>
+          <w:rFonts w:ascii="Arial" w:cs="Arial" w:eastAsia="Arial" w:hAnsi="Arial"/>
+          <w:color w:val="2C2C2C"/>
+          <w:sz w:val="17"/>
+          <w:szCs w:val="17"/>
+        </w:rPr>
+        <w:t xml:space="preserve">Slot 3 — hypertrophy work supporting the primary, in the same knee-dominant pattern. A primary lift immediately followed by a close accessory in its own pattern is the pairing the Antagonist Rotation Rule explicitly allows; it is the *third* consecutive same-chain lift the rule forbids, which is why the hinge does not sit here (see Block E).</w:t>
+      </w:r>
+    </w:p>
+    <w:tbl>
+      <w:tblPr>
+        <w:tblW w:type="dxa" w:w="10440"/>
+        <w:tblBorders>
+          <w:top w:val="none" w:color="FFFFFF" w:sz="0"/>
+          <w:left w:val="none" w:color="FFFFFF" w:sz="0"/>
+          <w:bottom w:val="none" w:color="FFFFFF" w:sz="0"/>
+          <w:right w:val="none" w:color="FFFFFF" w:sz="0"/>
+          <w:insideH w:val="single" w:color="auto" w:sz="4"/>
+          <w:insideV w:val="single" w:color="auto" w:sz="4"/>
+        </w:tblBorders>
+      </w:tblPr>
+      <w:tblGrid>
+        <w:gridCol w:w="2400"/>
+        <w:gridCol w:w="380"/>
+        <w:gridCol w:w="420"/>
+        <w:gridCol w:w="680"/>
+        <w:gridCol w:w="540"/>
+        <w:gridCol w:w="440"/>
+        <w:gridCol w:w="5580"/>
+      </w:tblGrid>
+      <w:tr>
+        <w:tc>
+          <w:tcPr>
+            <w:tcW w:type="dxa" w:w="2400"/>
+            <w:tcBorders>
+              <w:top w:val="none" w:color="FFFFFF" w:sz="0"/>
+              <w:left w:val="none" w:color="FFFFFF" w:sz="0"/>
+              <w:bottom w:val="none" w:color="FFFFFF" w:sz="0"/>
+              <w:right w:val="none" w:color="FFFFFF" w:sz="0"/>
+            </w:tcBorders>
+            <w:shd w:fill="F5E8C0" w:color="auto" w:val="clear"/>
+            <w:tcMar>
+              <w:top w:type="dxa" w:w="40"/>
+              <w:left w:type="dxa" w:w="80"/>
+              <w:bottom w:type="dxa" w:w="40"/>
+              <w:right w:type="dxa" w:w="80"/>
+            </w:tcMar>
+            <w:vAlign w:val="center"/>
+          </w:tcPr>
+          <w:p>
+            <w:pPr>
+              <w:jc w:val="left"/>
+            </w:pPr>
+            <w:r>
+              <w:rPr>
+                <w:rFonts w:ascii="Arial" w:cs="Arial" w:eastAsia="Arial" w:hAnsi="Arial"/>
+                <w:b/>
+                <w:bCs/>
+                <w:color w:val="C9A227"/>
+                <w:sz w:val="15"/>
+                <w:szCs w:val="15"/>
+              </w:rPr>
+              <w:t xml:space="preserve">EXERCISE</w:t>
+            </w:r>
+          </w:p>
+        </w:tc>
+        <w:tc>
+          <w:tcPr>
+            <w:tcW w:type="dxa" w:w="380"/>
+            <w:tcBorders>
+              <w:top w:val="none" w:color="FFFFFF" w:sz="0"/>
+              <w:left w:val="none" w:color="FFFFFF" w:sz="0"/>
+              <w:bottom w:val="none" w:color="FFFFFF" w:sz="0"/>
+              <w:right w:val="none" w:color="FFFFFF" w:sz="0"/>
+            </w:tcBorders>
+            <w:shd w:fill="F5E8C0" w:color="auto" w:val="clear"/>
+            <w:tcMar>
+              <w:top w:type="dxa" w:w="40"/>
+              <w:left w:type="dxa" w:w="80"/>
+              <w:bottom w:type="dxa" w:w="40"/>
+              <w:right w:type="dxa" w:w="80"/>
+            </w:tcMar>
+            <w:vAlign w:val="center"/>
+          </w:tcPr>
+          <w:p>
+            <w:pPr>
+              <w:jc w:val="center"/>
+            </w:pPr>
+            <w:r>
+              <w:rPr>
+                <w:rFonts w:ascii="Arial" w:cs="Arial" w:eastAsia="Arial" w:hAnsi="Arial"/>
+                <w:b/>
+                <w:bCs/>
+                <w:color w:val="C9A227"/>
+                <w:sz w:val="13"/>
+                <w:szCs w:val="13"/>
+              </w:rPr>
+              <w:t xml:space="preserve">SETS</w:t>
+            </w:r>
+          </w:p>
+        </w:tc>
+        <w:tc>
+          <w:tcPr>
+            <w:tcW w:type="dxa" w:w="420"/>
+            <w:tcBorders>
+              <w:top w:val="none" w:color="FFFFFF" w:sz="0"/>
+              <w:left w:val="none" w:color="FFFFFF" w:sz="0"/>
+              <w:bottom w:val="none" w:color="FFFFFF" w:sz="0"/>
+              <w:right w:val="none" w:color="FFFFFF" w:sz="0"/>
+            </w:tcBorders>
+            <w:shd w:fill="F5E8C0" w:color="auto" w:val="clear"/>
+            <w:tcMar>
+              <w:top w:type="dxa" w:w="40"/>
+              <w:left w:type="dxa" w:w="80"/>
+              <w:bottom w:type="dxa" w:w="40"/>
+              <w:right w:type="dxa" w:w="80"/>
+            </w:tcMar>
+            <w:vAlign w:val="center"/>
+          </w:tcPr>
+          <w:p>
+            <w:pPr>
+              <w:jc w:val="center"/>
+            </w:pPr>
+            <w:r>
+              <w:rPr>
+                <w:rFonts w:ascii="Arial" w:cs="Arial" w:eastAsia="Arial" w:hAnsi="Arial"/>
+                <w:b/>
+                <w:bCs/>
+                <w:color w:val="C9A227"/>
+                <w:sz w:val="13"/>
+                <w:szCs w:val="13"/>
+              </w:rPr>
+              <w:t xml:space="preserve">REPS</w:t>
+            </w:r>
+          </w:p>
+        </w:tc>
+        <w:tc>
+          <w:tcPr>
+            <w:tcW w:type="dxa" w:w="680"/>
+            <w:tcBorders>
+              <w:top w:val="none" w:color="FFFFFF" w:sz="0"/>
+              <w:left w:val="none" w:color="FFFFFF" w:sz="0"/>
+              <w:bottom w:val="none" w:color="FFFFFF" w:sz="0"/>
+              <w:right w:val="none" w:color="FFFFFF" w:sz="0"/>
+            </w:tcBorders>
+            <w:shd w:fill="F5E8C0" w:color="auto" w:val="clear"/>
+            <w:tcMar>
+              <w:top w:type="dxa" w:w="40"/>
+              <w:left w:type="dxa" w:w="80"/>
+              <w:bottom w:type="dxa" w:w="40"/>
+              <w:right w:type="dxa" w:w="80"/>
+            </w:tcMar>
+            <w:vAlign w:val="center"/>
+          </w:tcPr>
+          <w:p>
+            <w:pPr>
+              <w:jc w:val="center"/>
+            </w:pPr>
+            <w:r>
+              <w:rPr>
+                <w:rFonts w:ascii="Arial" w:cs="Arial" w:eastAsia="Arial" w:hAnsi="Arial"/>
+                <w:b/>
+                <w:bCs/>
+                <w:color w:val="C9A227"/>
+                <w:sz w:val="13"/>
+                <w:szCs w:val="13"/>
+              </w:rPr>
+              <w:t xml:space="preserve">LOAD</w:t>
+            </w:r>
+          </w:p>
+        </w:tc>
+        <w:tc>
+          <w:tcPr>
+            <w:tcW w:type="dxa" w:w="540"/>
+            <w:tcBorders>
+              <w:top w:val="none" w:color="FFFFFF" w:sz="0"/>
+              <w:left w:val="none" w:color="FFFFFF" w:sz="0"/>
+              <w:bottom w:val="none" w:color="FFFFFF" w:sz="0"/>
+              <w:right w:val="none" w:color="FFFFFF" w:sz="0"/>
+            </w:tcBorders>
+            <w:shd w:fill="F5E8C0" w:color="auto" w:val="clear"/>
+            <w:tcMar>
+              <w:top w:type="dxa" w:w="40"/>
+              <w:left w:type="dxa" w:w="80"/>
+              <w:bottom w:type="dxa" w:w="40"/>
+              <w:right w:type="dxa" w:w="80"/>
+            </w:tcMar>
+            <w:vAlign w:val="center"/>
+          </w:tcPr>
+          <w:p>
+            <w:pPr>
+              <w:jc w:val="center"/>
+            </w:pPr>
+            <w:r>
+              <w:rPr>
+                <w:rFonts w:ascii="Arial" w:cs="Arial" w:eastAsia="Arial" w:hAnsi="Arial"/>
+                <w:b/>
+                <w:bCs/>
+                <w:color w:val="C9A227"/>
+                <w:sz w:val="13"/>
+                <w:szCs w:val="13"/>
+              </w:rPr>
+              <w:t xml:space="preserve">TEMPO</w:t>
+            </w:r>
+          </w:p>
+        </w:tc>
+        <w:tc>
+          <w:tcPr>
+            <w:tcW w:type="dxa" w:w="440"/>
+            <w:tcBorders>
+              <w:top w:val="none" w:color="FFFFFF" w:sz="0"/>
+              <w:left w:val="none" w:color="FFFFFF" w:sz="0"/>
+              <w:bottom w:val="none" w:color="FFFFFF" w:sz="0"/>
+              <w:right w:val="none" w:color="FFFFFF" w:sz="0"/>
+            </w:tcBorders>
+            <w:shd w:fill="F5E8C0" w:color="auto" w:val="clear"/>
+            <w:tcMar>
+              <w:top w:type="dxa" w:w="40"/>
+              <w:left w:type="dxa" w:w="80"/>
+              <w:bottom w:type="dxa" w:w="40"/>
+              <w:right w:type="dxa" w:w="80"/>
+            </w:tcMar>
+            <w:vAlign w:val="center"/>
+          </w:tcPr>
+          <w:p>
+            <w:pPr>
+              <w:jc w:val="center"/>
+            </w:pPr>
+            <w:r>
+              <w:rPr>
+                <w:rFonts w:ascii="Arial" w:cs="Arial" w:eastAsia="Arial" w:hAnsi="Arial"/>
+                <w:b/>
+                <w:bCs/>
+                <w:color w:val="C9A227"/>
+                <w:sz w:val="13"/>
+                <w:szCs w:val="13"/>
+              </w:rPr>
+              <w:t xml:space="preserve">REST</w:t>
+            </w:r>
+          </w:p>
+        </w:tc>
+        <w:tc>
+          <w:tcPr>
+            <w:tcW w:type="dxa" w:w="5580"/>
+            <w:tcBorders>
+              <w:top w:val="none" w:color="FFFFFF" w:sz="0"/>
+              <w:left w:val="none" w:color="FFFFFF" w:sz="0"/>
+              <w:bottom w:val="none" w:color="FFFFFF" w:sz="0"/>
+              <w:right w:val="none" w:color="FFFFFF" w:sz="0"/>
+            </w:tcBorders>
+            <w:shd w:fill="F5E8C0" w:color="auto" w:val="clear"/>
+            <w:tcMar>
+              <w:top w:type="dxa" w:w="40"/>
+              <w:left w:type="dxa" w:w="80"/>
+              <w:bottom w:type="dxa" w:w="40"/>
+              <w:right w:type="dxa" w:w="80"/>
+            </w:tcMar>
+            <w:vAlign w:val="center"/>
+          </w:tcPr>
+          <w:p>
+            <w:pPr>
+              <w:jc w:val="left"/>
+            </w:pPr>
+            <w:r>
+              <w:rPr>
+                <w:rFonts w:ascii="Arial" w:cs="Arial" w:eastAsia="Arial" w:hAnsi="Arial"/>
+                <w:b/>
+                <w:bCs/>
+                <w:color w:val="C9A227"/>
+                <w:sz w:val="15"/>
+                <w:szCs w:val="15"/>
+              </w:rPr>
+              <w:t xml:space="preserve">COACHING CUE</w:t>
+            </w:r>
+          </w:p>
+        </w:tc>
+      </w:tr>
+      <w:tr>
+        <w:tc>
+          <w:tcPr>
+            <w:tcW w:type="dxa" w:w="2400"/>
+            <w:tcBorders>
+              <w:top w:val="none" w:color="FFFFFF" w:sz="0"/>
+              <w:left w:val="none" w:color="FFFFFF" w:sz="0"/>
+              <w:bottom w:val="none" w:color="FFFFFF" w:sz="0"/>
+              <w:right w:val="none" w:color="FFFFFF" w:sz="0"/>
+            </w:tcBorders>
+            <w:shd w:fill="FAF3E0" w:color="auto" w:val="clear"/>
+            <w:tcMar>
+              <w:top w:type="dxa" w:w="40"/>
+              <w:left w:type="dxa" w:w="80"/>
+              <w:bottom w:type="dxa" w:w="40"/>
+              <w:right w:type="dxa" w:w="80"/>
+            </w:tcMar>
+            <w:vAlign w:val="center"/>
+          </w:tcPr>
+          <w:p>
+            <w:r>
+              <w:rPr>
+                <w:rFonts w:ascii="Arial" w:cs="Arial" w:eastAsia="Arial" w:hAnsi="Arial"/>
+                <w:b/>
+                <w:bCs/>
+                <w:color w:val="2C2C2C"/>
+                <w:sz w:val="18"/>
+                <w:szCs w:val="18"/>
+              </w:rPr>
+              <w:t xml:space="preserve">Bulgarian Split Squat (DB)</w:t>
+            </w:r>
+          </w:p>
+        </w:tc>
+        <w:tc>
+          <w:tcPr>
+            <w:tcW w:type="dxa" w:w="380"/>
+            <w:tcBorders>
+              <w:top w:val="none" w:color="FFFFFF" w:sz="0"/>
+              <w:left w:val="none" w:color="FFFFFF" w:sz="0"/>
+              <w:bottom w:val="none" w:color="FFFFFF" w:sz="0"/>
+              <w:right w:val="none" w:color="FFFFFF" w:sz="0"/>
+            </w:tcBorders>
+            <w:shd w:fill="FAF3E0" w:color="auto" w:val="clear"/>
+            <w:tcMar>
+              <w:top w:type="dxa" w:w="40"/>
+              <w:left w:type="dxa" w:w="80"/>
+              <w:bottom w:type="dxa" w:w="40"/>
+              <w:right w:type="dxa" w:w="80"/>
+            </w:tcMar>
+            <w:vAlign w:val="center"/>
+          </w:tcPr>
+          <w:p>
+            <w:pPr>
+              <w:jc w:val="center"/>
+            </w:pPr>
+            <w:r>
+              <w:rPr>
+                <w:rFonts w:ascii="Arial" w:cs="Arial" w:eastAsia="Arial" w:hAnsi="Arial"/>
+                <w:color w:val="6B6B6B"/>
+                <w:sz w:val="15"/>
+                <w:szCs w:val="15"/>
+              </w:rPr>
+              <w:t xml:space="preserve">3+3</w:t>
+            </w:r>
+          </w:p>
+        </w:tc>
+        <w:tc>
+          <w:tcPr>
+            <w:tcW w:type="dxa" w:w="420"/>
+            <w:tcBorders>
+              <w:top w:val="none" w:color="FFFFFF" w:sz="0"/>
+              <w:left w:val="none" w:color="FFFFFF" w:sz="0"/>
+              <w:bottom w:val="none" w:color="FFFFFF" w:sz="0"/>
+              <w:right w:val="none" w:color="FFFFFF" w:sz="0"/>
+            </w:tcBorders>
+            <w:shd w:fill="FAF3E0" w:color="auto" w:val="clear"/>
+            <w:tcMar>
+              <w:top w:type="dxa" w:w="40"/>
+              <w:left w:type="dxa" w:w="80"/>
+              <w:bottom w:type="dxa" w:w="40"/>
+              <w:right w:type="dxa" w:w="80"/>
+            </w:tcMar>
+            <w:vAlign w:val="center"/>
+          </w:tcPr>
+          <w:p>
+            <w:pPr>
+              <w:jc w:val="center"/>
+            </w:pPr>
+            <w:r>
+              <w:rPr>
+                <w:rFonts w:ascii="Arial" w:cs="Arial" w:eastAsia="Arial" w:hAnsi="Arial"/>
+                <w:color w:val="6B6B6B"/>
+                <w:sz w:val="15"/>
+                <w:szCs w:val="15"/>
+              </w:rPr>
+              <w:t xml:space="preserve">8 ea</w:t>
+            </w:r>
+          </w:p>
+        </w:tc>
+        <w:tc>
+          <w:tcPr>
+            <w:tcW w:type="dxa" w:w="680"/>
+            <w:tcBorders>
+              <w:top w:val="none" w:color="FFFFFF" w:sz="0"/>
+              <w:left w:val="none" w:color="FFFFFF" w:sz="0"/>
+              <w:bottom w:val="none" w:color="FFFFFF" w:sz="0"/>
+              <w:right w:val="none" w:color="FFFFFF" w:sz="0"/>
+            </w:tcBorders>
+            <w:shd w:fill="FAF3E0" w:color="auto" w:val="clear"/>
+            <w:tcMar>
+              <w:top w:type="dxa" w:w="40"/>
+              <w:left w:type="dxa" w:w="80"/>
+              <w:bottom w:type="dxa" w:w="40"/>
+              <w:right w:type="dxa" w:w="80"/>
+            </w:tcMar>
+            <w:vAlign w:val="center"/>
+          </w:tcPr>
+          <w:p>
+            <w:pPr>
+              <w:jc w:val="center"/>
+            </w:pPr>
+            <w:r>
+              <w:rPr>
+                <w:rFonts w:ascii="Arial" w:cs="Arial" w:eastAsia="Arial" w:hAnsi="Arial"/>
+                <w:color w:val="6B6B6B"/>
+                <w:sz w:val="15"/>
+                <w:szCs w:val="15"/>
+              </w:rPr>
+              <w:t xml:space="preserve">25–30 lbs/hand</w:t>
+            </w:r>
+          </w:p>
+        </w:tc>
+        <w:tc>
+          <w:tcPr>
+            <w:tcW w:type="dxa" w:w="540"/>
+            <w:tcBorders>
+              <w:top w:val="none" w:color="FFFFFF" w:sz="0"/>
+              <w:left w:val="none" w:color="FFFFFF" w:sz="0"/>
+              <w:bottom w:val="none" w:color="FFFFFF" w:sz="0"/>
+              <w:right w:val="none" w:color="FFFFFF" w:sz="0"/>
+            </w:tcBorders>
+            <w:shd w:fill="FAF3E0" w:color="auto" w:val="clear"/>
+            <w:tcMar>
+              <w:top w:type="dxa" w:w="40"/>
+              <w:left w:type="dxa" w:w="80"/>
+              <w:bottom w:type="dxa" w:w="40"/>
+              <w:right w:type="dxa" w:w="80"/>
+            </w:tcMar>
+            <w:vAlign w:val="center"/>
+          </w:tcPr>
+          <w:p>
+            <w:pPr>
+              <w:jc w:val="center"/>
+            </w:pPr>
+            <w:r>
+              <w:rPr>
+                <w:rFonts w:ascii="Arial" w:cs="Arial" w:eastAsia="Arial" w:hAnsi="Arial"/>
+                <w:color w:val="6B6B6B"/>
+                <w:sz w:val="15"/>
+                <w:szCs w:val="15"/>
+              </w:rPr>
+              <w:t xml:space="preserve">2-1-1</w:t>
+            </w:r>
+          </w:p>
+        </w:tc>
+        <w:tc>
+          <w:tcPr>
+            <w:tcW w:type="dxa" w:w="440"/>
+            <w:tcBorders>
+              <w:top w:val="none" w:color="FFFFFF" w:sz="0"/>
+              <w:left w:val="none" w:color="FFFFFF" w:sz="0"/>
+              <w:bottom w:val="none" w:color="FFFFFF" w:sz="0"/>
+              <w:right w:val="none" w:color="FFFFFF" w:sz="0"/>
+            </w:tcBorders>
+            <w:shd w:fill="FAF3E0" w:color="auto" w:val="clear"/>
+            <w:tcMar>
+              <w:top w:type="dxa" w:w="40"/>
+              <w:left w:type="dxa" w:w="80"/>
+              <w:bottom w:type="dxa" w:w="40"/>
+              <w:right w:type="dxa" w:w="80"/>
+            </w:tcMar>
+            <w:vAlign w:val="center"/>
+          </w:tcPr>
+          <w:p>
+            <w:pPr>
+              <w:jc w:val="center"/>
+            </w:pPr>
+            <w:r>
+              <w:rPr>
+                <w:rFonts w:ascii="Arial" w:cs="Arial" w:eastAsia="Arial" w:hAnsi="Arial"/>
+                <w:color w:val="6B6B6B"/>
+                <w:sz w:val="15"/>
+                <w:szCs w:val="15"/>
+              </w:rPr>
+              <w:t xml:space="preserve">75s</w:t>
+            </w:r>
+          </w:p>
+        </w:tc>
+        <w:tc>
+          <w:tcPr>
+            <w:tcW w:type="dxa" w:w="5580"/>
+            <w:tcBorders>
+              <w:top w:val="none" w:color="FFFFFF" w:sz="0"/>
+              <w:left w:val="none" w:color="FFFFFF" w:sz="0"/>
+              <w:bottom w:val="none" w:color="FFFFFF" w:sz="0"/>
+              <w:right w:val="none" w:color="FFFFFF" w:sz="0"/>
+            </w:tcBorders>
+            <w:shd w:fill="FAF3E0" w:color="auto" w:val="clear"/>
+            <w:tcMar>
+              <w:top w:type="dxa" w:w="40"/>
+              <w:left w:type="dxa" w:w="80"/>
+              <w:bottom w:type="dxa" w:w="40"/>
+              <w:right w:type="dxa" w:w="80"/>
+            </w:tcMar>
+            <w:vAlign w:val="center"/>
+          </w:tcPr>
+          <w:p>
+            <w:r>
+              <w:rPr>
+                <w:rFonts w:ascii="Arial" w:cs="Arial" w:eastAsia="Arial" w:hAnsi="Arial"/>
+                <w:color w:val="6B6B6B"/>
+                <w:sz w:val="17"/>
+                <w:szCs w:val="17"/>
+              </w:rPr>
+              <w:t xml:space="preserve">Rear foot elevated, front knee tracks over toes, even tempo both legs.</w:t>
+            </w:r>
+            <w:r>
+              <w:rPr>
+                <w:rFonts w:ascii="Arial" w:cs="Arial" w:eastAsia="Arial" w:hAnsi="Arial"/>
+                <w:i/>
+                <w:iCs/>
+                <w:color w:val="00695C"/>
+                <w:sz w:val="14"/>
+                <w:szCs w:val="14"/>
+              </w:rPr>
+              <w:t xml:space="preserve">  1 RIR — hypertrophy-priority accessory</w:t>
+            </w:r>
+          </w:p>
+        </w:tc>
+      </w:tr>
+    </w:tbl>
+    <w:p>
+      <w:pPr>
+        <w:spacing w:after="100"/>
+      </w:pPr>
+    </w:p>
+    <w:p>
+      <w:pPr>
+        <w:spacing w:after="60" w:before="120"/>
+      </w:pPr>
+      <w:r>
+        <w:rPr>
+          <w:rFonts w:ascii="Arial" w:cs="Arial" w:eastAsia="Arial" w:hAnsi="Arial"/>
+          <w:b/>
+          <w:bCs/>
+          <w:color w:val="C9A227"/>
+          <w:sz w:val="17"/>
+          <w:szCs w:val="17"/>
+        </w:rPr>
+        <w:t xml:space="preserve">D — SECONDARY COMPOUND — UPPER PUSH &amp; PULL SUPERSET</w:t>
       </w:r>
     </w:p>
     <w:p>
@@ -2476,7 +2597,7 @@
           <w:sz w:val="17"/>
           <w:szCs w:val="17"/>
         </w:rPr>
-        <w:t xml:space="preserve">Paired sets: press then row, 15 seconds between the pair, full rest after. Advanced complexity — heavier press/pull pairing than a foundation-day program would use.</w:t>
+        <w:t xml:space="preserve">Slot 5 — a second compound in a genuinely different movement pattern from the squat, and the block that breaks the leg-chain run before the hinge. Paired sets: press then pull, 15 seconds between the pair, full rest after. Press options, all studio-available: Incline DB Bench Press (anchor, a core ICONS Index movement), Flat DB Press, Landmine Press, or Standing Barbell Overhead Press. Pull options: Single-Arm DB Row (anchor), Kieser Row, Chest-Supported Row, or Assisted Pull-Up on the machine. Dumbbells cap at 60 lbs/hand in this studio — progression past that moves to the barbell or the Kieser line, not to a heavier dumbbell.</w:t>
       </w:r>
     </w:p>
     <w:tbl>
@@ -2779,6 +2900,19 @@
               <w:t xml:space="preserve">Incline DB Bench Press (Paired A1)</w:t>
             </w:r>
           </w:p>
+          <w:p>
+            <w:r>
+              <w:rPr>
+                <w:rFonts w:ascii="Arial" w:cs="Arial" w:eastAsia="Arial" w:hAnsi="Arial"/>
+                <w:i/>
+                <w:iCs/>
+                <w:color w:val="B71C1C"/>
+                <w:sz w:val="14"/>
+                <w:szCs w:val="14"/>
+              </w:rPr>
+              <w:t xml:space="preserve">Cardiac — exhale on exertion, no sustained breath-hold.</w:t>
+            </w:r>
+          </w:p>
         </w:tc>
         <w:tc>
           <w:tcPr>
@@ -2875,7 +3009,7 @@
                 <w:sz w:val="15"/>
                 <w:szCs w:val="15"/>
               </w:rPr>
-              <w:t xml:space="preserve">Heavy DB</w:t>
+              <w:t xml:space="preserve">Heavy DB — 60 lbs/hand studio ceiling</w:t>
             </w:r>
           </w:p>
         </w:tc>
@@ -2971,7 +3105,18 @@
                 <w:sz w:val="17"/>
                 <w:szCs w:val="17"/>
               </w:rPr>
-              <w:t xml:space="preserve">Elbows ~45°, full stretch at bottom, press to lockout. Exhale on exertion — do not hold your breath through the rep.</w:t>
+              <w:t xml:space="preserve">Elbows ~45°, full stretch at bottom, press to lockout.</w:t>
+            </w:r>
+            <w:r>
+              <w:rPr>
+                <w:rFonts w:ascii="Arial" w:cs="Arial" w:eastAsia="Arial" w:hAnsi="Arial"/>
+                <w:i/>
+                <w:iCs/>
+                <w:color w:val="00695C"/>
+                <w:sz w:val="14"/>
+                <w:szCs w:val="14"/>
+              </w:rPr>
+              <w:t xml:space="preserve">  2 RIR</w:t>
             </w:r>
           </w:p>
         </w:tc>
@@ -3202,6 +3347,17 @@
               </w:rPr>
               <w:t xml:space="preserve">Bench-supported, flat back, drive elbow to hip, full stretch at bottom.</w:t>
             </w:r>
+            <w:r>
+              <w:rPr>
+                <w:rFonts w:ascii="Arial" w:cs="Arial" w:eastAsia="Arial" w:hAnsi="Arial"/>
+                <w:i/>
+                <w:iCs/>
+                <w:color w:val="00695C"/>
+                <w:sz w:val="14"/>
+                <w:szCs w:val="14"/>
+              </w:rPr>
+              <w:t xml:space="preserve">  1 RIR</w:t>
+            </w:r>
           </w:p>
         </w:tc>
       </w:tr>
@@ -3237,6 +3393,19 @@
               <w:t xml:space="preserve">Standing Barbell Overhead Press (Paired B1)</w:t>
             </w:r>
           </w:p>
+          <w:p>
+            <w:r>
+              <w:rPr>
+                <w:rFonts w:ascii="Arial" w:cs="Arial" w:eastAsia="Arial" w:hAnsi="Arial"/>
+                <w:i/>
+                <w:iCs/>
+                <w:color w:val="B71C1C"/>
+                <w:sz w:val="14"/>
+                <w:szCs w:val="14"/>
+              </w:rPr>
+              <w:t xml:space="preserve">Cardiac — exhale on exertion, no sustained breath-hold.</w:t>
+            </w:r>
+          </w:p>
         </w:tc>
         <w:tc>
           <w:tcPr>
@@ -3440,7 +3609,7 @@
                 <w:sz w:val="14"/>
                 <w:szCs w:val="14"/>
               </w:rPr>
-              <w:t xml:space="preserve">  1-2 RIR</w:t>
+              <w:t xml:space="preserve">  2 RIR</w:t>
             </w:r>
           </w:p>
         </w:tc>
@@ -3474,7 +3643,7 @@
                 <w:sz w:val="18"/>
                 <w:szCs w:val="18"/>
               </w:rPr>
-              <w:t xml:space="preserve">Weighted Pull-Up or Lat Pulldown (Paired B2)</w:t>
+              <w:t xml:space="preserve">Weighted Pull-Up or Kieser Pulldown (Paired B2)</w:t>
             </w:r>
           </w:p>
         </w:tc>
@@ -3573,7 +3742,7 @@
                 <w:sz w:val="15"/>
                 <w:szCs w:val="15"/>
               </w:rPr>
-              <w:t xml:space="preserve">BW + load, or heavy stack</w:t>
+              <w:t xml:space="preserve">BW + load, or heavy Kieser stack</w:t>
             </w:r>
           </w:p>
         </w:tc>
@@ -3670,6 +3839,17 @@
                 <w:szCs w:val="17"/>
               </w:rPr>
               <w:t xml:space="preserve">Full hang to chin over bar, controlled descent.</w:t>
+            </w:r>
+            <w:r>
+              <w:rPr>
+                <w:rFonts w:ascii="Arial" w:cs="Arial" w:eastAsia="Arial" w:hAnsi="Arial"/>
+                <w:i/>
+                <w:iCs/>
+                <w:color w:val="00695C"/>
+                <w:sz w:val="14"/>
+                <w:szCs w:val="14"/>
+              </w:rPr>
+              <w:t xml:space="preserve">  1 RIR</w:t>
             </w:r>
           </w:p>
         </w:tc>
@@ -3693,7 +3873,7 @@
           <w:sz w:val="17"/>
           <w:szCs w:val="17"/>
         </w:rPr>
-        <w:t xml:space="preserve">D — LOADED CARRY, CORE &amp; CONDITIONING — HR-CAPPED</w:t>
+        <w:t xml:space="preserve">E — THIRD COMPOUND — INTEGRATION: HINGE-TO-CARRY, CORE &amp; CONDITIONING (HR-CAPPED)</w:t>
       </w:r>
     </w:p>
     <w:p>
@@ -3718,7 +3898,7 @@
           <w:sz w:val="17"/>
           <w:szCs w:val="17"/>
         </w:rPr>
-        <w:t xml:space="preserve">Energy becomes identity — the session's finish, respecting the 160 bpm cardiac ceiling throughout. Heavy carry work doubles as core and grip loading at a controlled pace; the kettlebell work closes the session at a moderate, HR-monitored pace, not an all-out finisher. Check the HR monitor between every set in this block — ease pace immediately if approaching 160 bpm.</w:t>
+        <w:t xml:space="preserve">Slot 6 — the session's closer, built as the hinge-to-carry complex the Block Method names: the Romanian Deadlift loads the posterior chain, the suitcase carry then expresses that same braced hinge under load and locomotion, and core and kettlebell work finish it. Energy becomes identity — at a controlled pace, respecting the 160 bpm ceiling throughout. Hinge options: Romanian Deadlift (anchor), Trap Bar RDL, Single-Leg RDL, or Good Morning. Carry options: Suitcase Carry (anchor), Farmer Carry, Front Rack Carry, or a moderate-pace Sled Push. Check the HR monitor between every set in this block — ease pace immediately if approaching 160 bpm.</w:t>
       </w:r>
     </w:p>
     <w:tbl>
@@ -4018,7 +4198,20 @@
                 <w:sz w:val="18"/>
                 <w:szCs w:val="18"/>
               </w:rPr>
-              <w:t xml:space="preserve">Suitcase Carry (Single-Side, Heavy DB)</w:t>
+              <w:t xml:space="preserve">Romanian Deadlift (Barbell)</w:t>
+            </w:r>
+          </w:p>
+          <w:p>
+            <w:r>
+              <w:rPr>
+                <w:rFonts w:ascii="Arial" w:cs="Arial" w:eastAsia="Arial" w:hAnsi="Arial"/>
+                <w:i/>
+                <w:iCs/>
+                <w:color w:val="B71C1C"/>
+                <w:sz w:val="14"/>
+                <w:szCs w:val="14"/>
+              </w:rPr>
+              <w:t xml:space="preserve">Cardiac — exhale on exertion, no sustained breath-hold.</w:t>
             </w:r>
           </w:p>
         </w:tc>
@@ -4051,7 +4244,7 @@
                 <w:sz w:val="15"/>
                 <w:szCs w:val="15"/>
               </w:rPr>
-              <w:t xml:space="preserve">3+3</w:t>
+              <w:t xml:space="preserve">4</w:t>
             </w:r>
           </w:p>
         </w:tc>
@@ -4084,7 +4277,7 @@
                 <w:sz w:val="15"/>
                 <w:szCs w:val="15"/>
               </w:rPr>
-              <w:t xml:space="preserve">30 yds ea</w:t>
+              <w:t xml:space="preserve">6–8</w:t>
             </w:r>
           </w:p>
         </w:tc>
@@ -4117,7 +4310,7 @@
                 <w:sz w:val="15"/>
                 <w:szCs w:val="15"/>
               </w:rPr>
-              <w:t xml:space="preserve">40–50 lbs</w:t>
+              <w:t xml:space="preserve">Heavy — 1-2 RIR</w:t>
             </w:r>
           </w:p>
         </w:tc>
@@ -4150,7 +4343,7 @@
                 <w:sz w:val="15"/>
                 <w:szCs w:val="15"/>
               </w:rPr>
-              <w:t xml:space="preserve">Controlled</w:t>
+              <w:t xml:space="preserve">3-1-1</w:t>
             </w:r>
           </w:p>
         </w:tc>
@@ -4183,7 +4376,7 @@
                 <w:sz w:val="15"/>
                 <w:szCs w:val="15"/>
               </w:rPr>
-              <w:t xml:space="preserve">60s</w:t>
+              <w:t xml:space="preserve">90s</w:t>
             </w:r>
           </w:p>
         </w:tc>
@@ -4213,7 +4406,18 @@
                 <w:sz w:val="17"/>
                 <w:szCs w:val="17"/>
               </w:rPr>
-              <w:t xml:space="preserve">Resist lateral lean, tall posture. Check HR monitor before switching sides.</w:t>
+              <w:t xml:space="preserve">Hinge from the hip, bar tracks close, feel hamstring load, stand tall.</w:t>
+            </w:r>
+            <w:r>
+              <w:rPr>
+                <w:rFonts w:ascii="Arial" w:cs="Arial" w:eastAsia="Arial" w:hAnsi="Arial"/>
+                <w:i/>
+                <w:iCs/>
+                <w:color w:val="00695C"/>
+                <w:sz w:val="14"/>
+                <w:szCs w:val="14"/>
+              </w:rPr>
+              <w:t xml:space="preserve">  2 RIR</w:t>
             </w:r>
           </w:p>
         </w:tc>
@@ -4247,7 +4451,7 @@
                 <w:sz w:val="18"/>
                 <w:szCs w:val="18"/>
               </w:rPr>
-              <w:t xml:space="preserve">Push-Up (Weighted Vest or Tempo, Advanced Variation)</w:t>
+              <w:t xml:space="preserve">Suitcase Carry (Single-Side, Heavy DB)</w:t>
             </w:r>
           </w:p>
         </w:tc>
@@ -4280,7 +4484,7 @@
                 <w:sz w:val="15"/>
                 <w:szCs w:val="15"/>
               </w:rPr>
-              <w:t xml:space="preserve">3</w:t>
+              <w:t xml:space="preserve">3+3</w:t>
             </w:r>
           </w:p>
         </w:tc>
@@ -4313,7 +4517,7 @@
                 <w:sz w:val="15"/>
                 <w:szCs w:val="15"/>
               </w:rPr>
-              <w:t xml:space="preserve">10–12</w:t>
+              <w:t xml:space="preserve">30 yds ea</w:t>
             </w:r>
           </w:p>
         </w:tc>
@@ -4346,7 +4550,7 @@
                 <w:sz w:val="15"/>
                 <w:szCs w:val="15"/>
               </w:rPr>
-              <w:t xml:space="preserve">Bodyweight or light vest/plate</w:t>
+              <w:t xml:space="preserve">40–50 lbs</w:t>
             </w:r>
           </w:p>
         </w:tc>
@@ -4379,7 +4583,7 @@
                 <w:sz w:val="15"/>
                 <w:szCs w:val="15"/>
               </w:rPr>
-              <w:t xml:space="preserve">3-1-1</w:t>
+              <w:t xml:space="preserve">Controlled</w:t>
             </w:r>
           </w:p>
         </w:tc>
@@ -4412,7 +4616,7 @@
                 <w:sz w:val="15"/>
                 <w:szCs w:val="15"/>
               </w:rPr>
-              <w:t xml:space="preserve">45s</w:t>
+              <w:t xml:space="preserve">60s</w:t>
             </w:r>
           </w:p>
         </w:tc>
@@ -4442,7 +4646,7 @@
                 <w:sz w:val="17"/>
                 <w:szCs w:val="17"/>
               </w:rPr>
-              <w:t xml:space="preserve">Full brace, neutral spine, chest to floor. Add a light vest or slow the eccentric to 3-count for advanced loading — bodyweight-based, brief effort, minimal HR carryover into the next exercise.</w:t>
+              <w:t xml:space="preserve">Resist lateral lean, tall posture. Check HR monitor before switching sides.</w:t>
             </w:r>
           </w:p>
         </w:tc>
@@ -4476,7 +4680,7 @@
                 <w:sz w:val="18"/>
                 <w:szCs w:val="18"/>
               </w:rPr>
-              <w:t xml:space="preserve">Weighted Plank (Plate on Back)</w:t>
+              <w:t xml:space="preserve">Push-Up (Weighted Vest or Tempo, Advanced Variation)</w:t>
             </w:r>
           </w:p>
         </w:tc>
@@ -4542,7 +4746,7 @@
                 <w:sz w:val="15"/>
                 <w:szCs w:val="15"/>
               </w:rPr>
-              <w:t xml:space="preserve">30–45s</w:t>
+              <w:t xml:space="preserve">10–12</w:t>
             </w:r>
           </w:p>
         </w:tc>
@@ -4575,7 +4779,7 @@
                 <w:sz w:val="15"/>
                 <w:szCs w:val="15"/>
               </w:rPr>
-              <w:t xml:space="preserve">Light-Mod plate</w:t>
+              <w:t xml:space="preserve">Bodyweight or light vest/plate</w:t>
             </w:r>
           </w:p>
         </w:tc>
@@ -4608,7 +4812,7 @@
                 <w:sz w:val="15"/>
                 <w:szCs w:val="15"/>
               </w:rPr>
-              <w:t xml:space="preserve">Hold</w:t>
+              <w:t xml:space="preserve">3-1-1</w:t>
             </w:r>
           </w:p>
         </w:tc>
@@ -4671,7 +4875,7 @@
                 <w:sz w:val="17"/>
                 <w:szCs w:val="17"/>
               </w:rPr>
-              <w:t xml:space="preserve">Full brace, ribs down, no sag or pike. Isometric — minimal HR load.</w:t>
+              <w:t xml:space="preserve">Full brace, neutral spine, chest to floor. Slow the eccentric to a 3-count for advanced loading — brief effort, minimal HR carryover.</w:t>
             </w:r>
           </w:p>
         </w:tc>
@@ -4705,6 +4909,235 @@
                 <w:sz w:val="18"/>
                 <w:szCs w:val="18"/>
               </w:rPr>
+              <w:t xml:space="preserve">Weighted Plank (Plate on Back)</w:t>
+            </w:r>
+          </w:p>
+        </w:tc>
+        <w:tc>
+          <w:tcPr>
+            <w:tcW w:type="dxa" w:w="380"/>
+            <w:tcBorders>
+              <w:top w:val="none" w:color="FFFFFF" w:sz="0"/>
+              <w:left w:val="none" w:color="FFFFFF" w:sz="0"/>
+              <w:bottom w:val="none" w:color="FFFFFF" w:sz="0"/>
+              <w:right w:val="none" w:color="FFFFFF" w:sz="0"/>
+            </w:tcBorders>
+            <w:shd w:fill="FFFFFF" w:color="auto" w:val="clear"/>
+            <w:tcMar>
+              <w:top w:type="dxa" w:w="40"/>
+              <w:left w:type="dxa" w:w="80"/>
+              <w:bottom w:type="dxa" w:w="40"/>
+              <w:right w:type="dxa" w:w="80"/>
+            </w:tcMar>
+            <w:vAlign w:val="center"/>
+          </w:tcPr>
+          <w:p>
+            <w:pPr>
+              <w:jc w:val="center"/>
+            </w:pPr>
+            <w:r>
+              <w:rPr>
+                <w:rFonts w:ascii="Arial" w:cs="Arial" w:eastAsia="Arial" w:hAnsi="Arial"/>
+                <w:color w:val="6B6B6B"/>
+                <w:sz w:val="15"/>
+                <w:szCs w:val="15"/>
+              </w:rPr>
+              <w:t xml:space="preserve">3</w:t>
+            </w:r>
+          </w:p>
+        </w:tc>
+        <w:tc>
+          <w:tcPr>
+            <w:tcW w:type="dxa" w:w="420"/>
+            <w:tcBorders>
+              <w:top w:val="none" w:color="FFFFFF" w:sz="0"/>
+              <w:left w:val="none" w:color="FFFFFF" w:sz="0"/>
+              <w:bottom w:val="none" w:color="FFFFFF" w:sz="0"/>
+              <w:right w:val="none" w:color="FFFFFF" w:sz="0"/>
+            </w:tcBorders>
+            <w:shd w:fill="FFFFFF" w:color="auto" w:val="clear"/>
+            <w:tcMar>
+              <w:top w:type="dxa" w:w="40"/>
+              <w:left w:type="dxa" w:w="80"/>
+              <w:bottom w:type="dxa" w:w="40"/>
+              <w:right w:type="dxa" w:w="80"/>
+            </w:tcMar>
+            <w:vAlign w:val="center"/>
+          </w:tcPr>
+          <w:p>
+            <w:pPr>
+              <w:jc w:val="center"/>
+            </w:pPr>
+            <w:r>
+              <w:rPr>
+                <w:rFonts w:ascii="Arial" w:cs="Arial" w:eastAsia="Arial" w:hAnsi="Arial"/>
+                <w:color w:val="6B6B6B"/>
+                <w:sz w:val="15"/>
+                <w:szCs w:val="15"/>
+              </w:rPr>
+              <w:t xml:space="preserve">30–45s</w:t>
+            </w:r>
+          </w:p>
+        </w:tc>
+        <w:tc>
+          <w:tcPr>
+            <w:tcW w:type="dxa" w:w="680"/>
+            <w:tcBorders>
+              <w:top w:val="none" w:color="FFFFFF" w:sz="0"/>
+              <w:left w:val="none" w:color="FFFFFF" w:sz="0"/>
+              <w:bottom w:val="none" w:color="FFFFFF" w:sz="0"/>
+              <w:right w:val="none" w:color="FFFFFF" w:sz="0"/>
+            </w:tcBorders>
+            <w:shd w:fill="FFFFFF" w:color="auto" w:val="clear"/>
+            <w:tcMar>
+              <w:top w:type="dxa" w:w="40"/>
+              <w:left w:type="dxa" w:w="80"/>
+              <w:bottom w:type="dxa" w:w="40"/>
+              <w:right w:type="dxa" w:w="80"/>
+            </w:tcMar>
+            <w:vAlign w:val="center"/>
+          </w:tcPr>
+          <w:p>
+            <w:pPr>
+              <w:jc w:val="center"/>
+            </w:pPr>
+            <w:r>
+              <w:rPr>
+                <w:rFonts w:ascii="Arial" w:cs="Arial" w:eastAsia="Arial" w:hAnsi="Arial"/>
+                <w:color w:val="6B6B6B"/>
+                <w:sz w:val="15"/>
+                <w:szCs w:val="15"/>
+              </w:rPr>
+              <w:t xml:space="preserve">Light-Mod plate</w:t>
+            </w:r>
+          </w:p>
+        </w:tc>
+        <w:tc>
+          <w:tcPr>
+            <w:tcW w:type="dxa" w:w="540"/>
+            <w:tcBorders>
+              <w:top w:val="none" w:color="FFFFFF" w:sz="0"/>
+              <w:left w:val="none" w:color="FFFFFF" w:sz="0"/>
+              <w:bottom w:val="none" w:color="FFFFFF" w:sz="0"/>
+              <w:right w:val="none" w:color="FFFFFF" w:sz="0"/>
+            </w:tcBorders>
+            <w:shd w:fill="FFFFFF" w:color="auto" w:val="clear"/>
+            <w:tcMar>
+              <w:top w:type="dxa" w:w="40"/>
+              <w:left w:type="dxa" w:w="80"/>
+              <w:bottom w:type="dxa" w:w="40"/>
+              <w:right w:type="dxa" w:w="80"/>
+            </w:tcMar>
+            <w:vAlign w:val="center"/>
+          </w:tcPr>
+          <w:p>
+            <w:pPr>
+              <w:jc w:val="center"/>
+            </w:pPr>
+            <w:r>
+              <w:rPr>
+                <w:rFonts w:ascii="Arial" w:cs="Arial" w:eastAsia="Arial" w:hAnsi="Arial"/>
+                <w:color w:val="6B6B6B"/>
+                <w:sz w:val="15"/>
+                <w:szCs w:val="15"/>
+              </w:rPr>
+              <w:t xml:space="preserve">Hold</w:t>
+            </w:r>
+          </w:p>
+        </w:tc>
+        <w:tc>
+          <w:tcPr>
+            <w:tcW w:type="dxa" w:w="440"/>
+            <w:tcBorders>
+              <w:top w:val="none" w:color="FFFFFF" w:sz="0"/>
+              <w:left w:val="none" w:color="FFFFFF" w:sz="0"/>
+              <w:bottom w:val="none" w:color="FFFFFF" w:sz="0"/>
+              <w:right w:val="none" w:color="FFFFFF" w:sz="0"/>
+            </w:tcBorders>
+            <w:shd w:fill="FFFFFF" w:color="auto" w:val="clear"/>
+            <w:tcMar>
+              <w:top w:type="dxa" w:w="40"/>
+              <w:left w:type="dxa" w:w="80"/>
+              <w:bottom w:type="dxa" w:w="40"/>
+              <w:right w:type="dxa" w:w="80"/>
+            </w:tcMar>
+            <w:vAlign w:val="center"/>
+          </w:tcPr>
+          <w:p>
+            <w:pPr>
+              <w:jc w:val="center"/>
+            </w:pPr>
+            <w:r>
+              <w:rPr>
+                <w:rFonts w:ascii="Arial" w:cs="Arial" w:eastAsia="Arial" w:hAnsi="Arial"/>
+                <w:color w:val="6B6B6B"/>
+                <w:sz w:val="15"/>
+                <w:szCs w:val="15"/>
+              </w:rPr>
+              <w:t xml:space="preserve">45s</w:t>
+            </w:r>
+          </w:p>
+        </w:tc>
+        <w:tc>
+          <w:tcPr>
+            <w:tcW w:type="dxa" w:w="5580"/>
+            <w:tcBorders>
+              <w:top w:val="none" w:color="FFFFFF" w:sz="0"/>
+              <w:left w:val="none" w:color="FFFFFF" w:sz="0"/>
+              <w:bottom w:val="none" w:color="FFFFFF" w:sz="0"/>
+              <w:right w:val="none" w:color="FFFFFF" w:sz="0"/>
+            </w:tcBorders>
+            <w:shd w:fill="FFFFFF" w:color="auto" w:val="clear"/>
+            <w:tcMar>
+              <w:top w:type="dxa" w:w="40"/>
+              <w:left w:type="dxa" w:w="80"/>
+              <w:bottom w:type="dxa" w:w="40"/>
+              <w:right w:type="dxa" w:w="80"/>
+            </w:tcMar>
+            <w:vAlign w:val="center"/>
+          </w:tcPr>
+          <w:p>
+            <w:r>
+              <w:rPr>
+                <w:rFonts w:ascii="Arial" w:cs="Arial" w:eastAsia="Arial" w:hAnsi="Arial"/>
+                <w:color w:val="6B6B6B"/>
+                <w:sz w:val="17"/>
+                <w:szCs w:val="17"/>
+              </w:rPr>
+              <w:t xml:space="preserve">Full brace, ribs down, no sag or pike. Isometric — minimal HR load.</w:t>
+            </w:r>
+          </w:p>
+        </w:tc>
+      </w:tr>
+      <w:tr>
+        <w:tc>
+          <w:tcPr>
+            <w:tcW w:type="dxa" w:w="2400"/>
+            <w:tcBorders>
+              <w:top w:val="none" w:color="FFFFFF" w:sz="0"/>
+              <w:left w:val="none" w:color="FFFFFF" w:sz="0"/>
+              <w:bottom w:val="none" w:color="FFFFFF" w:sz="0"/>
+              <w:right w:val="none" w:color="FFFFFF" w:sz="0"/>
+            </w:tcBorders>
+            <w:shd w:fill="FAF3E0" w:color="auto" w:val="clear"/>
+            <w:tcMar>
+              <w:top w:type="dxa" w:w="40"/>
+              <w:left w:type="dxa" w:w="80"/>
+              <w:bottom w:type="dxa" w:w="40"/>
+              <w:right w:type="dxa" w:w="80"/>
+            </w:tcMar>
+            <w:vAlign w:val="center"/>
+          </w:tcPr>
+          <w:p>
+            <w:r>
+              <w:rPr>
+                <w:rFonts w:ascii="Arial" w:cs="Arial" w:eastAsia="Arial" w:hAnsi="Arial"/>
+                <w:b/>
+                <w:bCs/>
+                <w:color w:val="2C2C2C"/>
+                <w:sz w:val="18"/>
+                <w:szCs w:val="18"/>
+              </w:rPr>
               <w:t xml:space="preserve">Kettlebell Swing (Two-Hand, Moderate Pace)</w:t>
             </w:r>
           </w:p>
@@ -4718,7 +5151,7 @@
               <w:bottom w:val="none" w:color="FFFFFF" w:sz="0"/>
               <w:right w:val="none" w:color="FFFFFF" w:sz="0"/>
             </w:tcBorders>
-            <w:shd w:fill="FFFFFF" w:color="auto" w:val="clear"/>
+            <w:shd w:fill="FAF3E0" w:color="auto" w:val="clear"/>
             <w:tcMar>
               <w:top w:type="dxa" w:w="40"/>
               <w:left w:type="dxa" w:w="80"/>
@@ -4751,7 +5184,7 @@
               <w:bottom w:val="none" w:color="FFFFFF" w:sz="0"/>
               <w:right w:val="none" w:color="FFFFFF" w:sz="0"/>
             </w:tcBorders>
-            <w:shd w:fill="FFFFFF" w:color="auto" w:val="clear"/>
+            <w:shd w:fill="FAF3E0" w:color="auto" w:val="clear"/>
             <w:tcMar>
               <w:top w:type="dxa" w:w="40"/>
               <w:left w:type="dxa" w:w="80"/>
@@ -4784,27 +5217,27 @@
               <w:bottom w:val="none" w:color="FFFFFF" w:sz="0"/>
               <w:right w:val="none" w:color="FFFFFF" w:sz="0"/>
             </w:tcBorders>
-            <w:shd w:fill="FFFFFF" w:color="auto" w:val="clear"/>
-            <w:tcMar>
-              <w:top w:type="dxa" w:w="40"/>
-              <w:left w:type="dxa" w:w="80"/>
-              <w:bottom w:type="dxa" w:w="40"/>
-              <w:right w:type="dxa" w:w="80"/>
-            </w:tcMar>
-            <w:vAlign w:val="center"/>
-          </w:tcPr>
-          <w:p>
-            <w:pPr>
-              <w:jc w:val="center"/>
-            </w:pPr>
-            <w:r>
-              <w:rPr>
-                <w:rFonts w:ascii="Arial" w:cs="Arial" w:eastAsia="Arial" w:hAnsi="Arial"/>
-                <w:color w:val="6B6B6B"/>
-                <w:sz w:val="15"/>
-                <w:szCs w:val="15"/>
-              </w:rPr>
-              <w:t xml:space="preserve">Moderate KB</w:t>
+            <w:shd w:fill="FAF3E0" w:color="auto" w:val="clear"/>
+            <w:tcMar>
+              <w:top w:type="dxa" w:w="40"/>
+              <w:left w:type="dxa" w:w="80"/>
+              <w:bottom w:type="dxa" w:w="40"/>
+              <w:right w:type="dxa" w:w="80"/>
+            </w:tcMar>
+            <w:vAlign w:val="center"/>
+          </w:tcPr>
+          <w:p>
+            <w:pPr>
+              <w:jc w:val="center"/>
+            </w:pPr>
+            <w:r>
+              <w:rPr>
+                <w:rFonts w:ascii="Arial" w:cs="Arial" w:eastAsia="Arial" w:hAnsi="Arial"/>
+                <w:color w:val="6B6B6B"/>
+                <w:sz w:val="15"/>
+                <w:szCs w:val="15"/>
+              </w:rPr>
+              <w:t xml:space="preserve">Moderate KB — 25 lbs studio ceiling</w:t>
             </w:r>
           </w:p>
         </w:tc>
@@ -4817,7 +5250,7 @@
               <w:bottom w:val="none" w:color="FFFFFF" w:sz="0"/>
               <w:right w:val="none" w:color="FFFFFF" w:sz="0"/>
             </w:tcBorders>
-            <w:shd w:fill="FFFFFF" w:color="auto" w:val="clear"/>
+            <w:shd w:fill="FAF3E0" w:color="auto" w:val="clear"/>
             <w:tcMar>
               <w:top w:type="dxa" w:w="40"/>
               <w:left w:type="dxa" w:w="80"/>
@@ -4850,7 +5283,7 @@
               <w:bottom w:val="none" w:color="FFFFFF" w:sz="0"/>
               <w:right w:val="none" w:color="FFFFFF" w:sz="0"/>
             </w:tcBorders>
-            <w:shd w:fill="FFFFFF" w:color="auto" w:val="clear"/>
+            <w:shd w:fill="FAF3E0" w:color="auto" w:val="clear"/>
             <w:tcMar>
               <w:top w:type="dxa" w:w="40"/>
               <w:left w:type="dxa" w:w="80"/>
@@ -4883,7 +5316,7 @@
               <w:bottom w:val="none" w:color="FFFFFF" w:sz="0"/>
               <w:right w:val="none" w:color="FFFFFF" w:sz="0"/>
             </w:tcBorders>
-            <w:shd w:fill="FFFFFF" w:color="auto" w:val="clear"/>
+            <w:shd w:fill="FAF3E0" w:color="auto" w:val="clear"/>
             <w:tcMar>
               <w:top w:type="dxa" w:w="40"/>
               <w:left w:type="dxa" w:w="80"/>
@@ -4958,7 +5391,7 @@
           <w:sz w:val="17"/>
           <w:szCs w:val="17"/>
         </w:rPr>
-        <w:t xml:space="preserve">Cardiac flag reminder: heart rate must stay under 160 bpm the entire session, monitor worn throughout, checked explicitly during Block D. Chest pain, dizziness, shortness of breath disproportionate to effort, or a monitor reading above 160 bpm is a hard stop for that set or the session — flag your coach immediately. On the strength side: advanced loading is about complexity and load, not grinding to failure — every working set here stays at 1-2 RIR. Log load and RIR every set; this becomes the numeric baseline once a Styku scan and formal battery are on file.</w:t>
+        <w:t xml:space="preserve">Cardiac flag reminder: heart rate must stay under 160 bpm the entire session, monitor worn throughout, checked explicitly during Block E. Chest pain, dizziness, shortness of breath disproportionate to effort, or a monitor reading above 160 bpm is a hard stop for that set or the session — flag your coach immediately. On the strength side: advanced loading is about complexity and load, not grinding to failure — primary lifts sit at 2 RIR, hypertrophy-priority accessories at 1 RIR. Log load and RIR every set; this becomes the numeric baseline once a Styku scan and formal battery are on file.</w:t>
       </w:r>
     </w:p>
     <w:p>
@@ -5204,7 +5637,7 @@
           <w:sz w:val="17"/>
           <w:szCs w:val="17"/>
         </w:rPr>
-        <w:t xml:space="preserve">Peak-intensity full-body session — near-maximal loads on the week's heaviest hinge and pull work, with full recovery between strength sets, no near-failure grinding. Same full-body structure as Day A: squat, hinge, push, pull, and core/carry all present, sequenced hinge-and-pull-forward this session for balanced weekly emphasis. IMPORTANT: "peak intensity" here describes the resistance-training loads only — the closing conditioning block is deliberately capped well below an all-out effort per the 160 bpm cardiac ceiling (see cardiac flag above); the strength side of advanced programming is not restricted by that ceiling, only the sustained-conditioning side is.</w:t>
+        <w:t xml:space="preserve">Peak-intensity full-body session — near-maximal loads on the week's heaviest hinge and pull work, with full recovery between strength sets, no near-failure grinding. Same Block Method skeleton as Day A, sequenced hinge-and-pull-forward this session for balanced weekly emphasis. IMPORTANT: "peak intensity" here describes the resistance-training loads only — the closing integration block is deliberately capped well below an all-out effort per the 160 bpm cardiac ceiling (see cardiac flag above); the strength side of advanced programming is not restricted by that ceiling, only the sustained-conditioning side is.</w:t>
       </w:r>
     </w:p>
     <w:p>
@@ -5245,7 +5678,7 @@
           <w:sz w:val="17"/>
           <w:szCs w:val="17"/>
         </w:rPr>
-        <w:t xml:space="preserve">A — CONTROL &amp; ALIGNMENT</w:t>
+        <w:t xml:space="preserve">A — CORRECTIVE &amp; ACTIVATION — HINGE PRIMER AND ANTI-ROTATION</w:t>
       </w:r>
     </w:p>
     <w:p>
@@ -5270,7 +5703,7 @@
           <w:sz w:val="17"/>
           <w:szCs w:val="17"/>
         </w:rPr>
-        <w:t xml:space="preserve">Primes the hip hinge pattern and posterior shoulder before the day's heaviest lifts, and locks in anti-rotation core control ahead of the loaded carry.</w:t>
+        <w:t xml:space="preserve">Slot 1 — primes the hip hinge pattern and posterior shoulder before the day's heaviest lifts, and locks in anti-rotation core control ahead of the loaded carry. As on Day A, this is a general activation primer rather than a finding-specific corrective: no scan, screen, or PT note exists for this client yet.</w:t>
       </w:r>
     </w:p>
     <w:tbl>
@@ -5799,7 +6232,7 @@
                 <w:sz w:val="18"/>
                 <w:szCs w:val="18"/>
               </w:rPr>
-              <w:t xml:space="preserve">Face Pull (Band or Cable)</w:t>
+              <w:t xml:space="preserve">Face Pull (Band or Kieser)</w:t>
             </w:r>
           </w:p>
         </w:tc>
@@ -6247,7 +6680,7 @@
           <w:sz w:val="17"/>
           <w:szCs w:val="17"/>
         </w:rPr>
-        <w:t xml:space="preserve">B — PRIMARY HINGE &amp; SQUAT — PEAK LOADS</w:t>
+        <w:t xml:space="preserve">B — PRIMARY COMPOUND — TRAP BAR DEADLIFT</w:t>
       </w:r>
     </w:p>
     <w:p>
@@ -6272,7 +6705,7 @@
           <w:sz w:val="17"/>
           <w:szCs w:val="17"/>
         </w:rPr>
-        <w:t xml:space="preserve">The week's heaviest resistance work. Full recovery between every set — near-maximal loading, not fatigue accumulation. Advanced complexity: paused unilateral lunge and a peak-week trap bar pull. This block is not affected by the cardiac ceiling the way conditioning is — controlled heavy sets with full rest between them do not sustain HR the way continuous circuit work does — but the HR monitor stays on throughout regardless. Single-Leg RDL closes the block, rounding out the week's unilateral hinge work.</w:t>
+        <w:t xml:space="preserve">Slot 2 — the week's heaviest resistance work, and a core ICONS Index movement. Full recovery between every set: near-maximal loading, not fatigue accumulation. This block is not affected by the cardiac ceiling the way conditioning is — controlled heavy sets with full rest between them do not sustain heart rate the way continuous circuit work does — but the monitor stays on throughout regardless. Hinge options, all studio-available: Trap Bar Deadlift (the tracked anchor), Conventional Barbell Deadlift, Sumo Deadlift, or Block/Rack Pulls to shorten the range while keeping the load.</w:t>
       </w:r>
     </w:p>
     <w:tbl>
@@ -6575,6 +7008,19 @@
               <w:t xml:space="preserve">Trap Bar Deadlift</w:t>
             </w:r>
           </w:p>
+          <w:p>
+            <w:r>
+              <w:rPr>
+                <w:rFonts w:ascii="Arial" w:cs="Arial" w:eastAsia="Arial" w:hAnsi="Arial"/>
+                <w:i/>
+                <w:iCs/>
+                <w:color w:val="B71C1C"/>
+                <w:sz w:val="14"/>
+                <w:szCs w:val="14"/>
+              </w:rPr>
+              <w:t xml:space="preserve">Cardiac — exhale on exertion, no sustained breath-hold across reps.</w:t>
+            </w:r>
+          </w:p>
         </w:tc>
         <w:tc>
           <w:tcPr>
@@ -6671,7 +7117,7 @@
                 <w:sz w:val="15"/>
                 <w:szCs w:val="15"/>
               </w:rPr>
-              <w:t xml:space="preserve">Heavy — near-maximal, 1 RIR</w:t>
+              <w:t xml:space="preserve">Heavy — near-maximal</w:t>
             </w:r>
           </w:p>
         </w:tc>
@@ -6767,7 +7213,333 @@
                 <w:sz w:val="17"/>
                 <w:szCs w:val="17"/>
               </w:rPr>
-              <w:t xml:space="preserve">Neutral spine, symmetric setup, drive floor away hard. Exhale on exertion — do not hold your breath through the rep.</w:t>
+              <w:t xml:space="preserve">Neutral spine, symmetric setup, drive floor away hard.</w:t>
+            </w:r>
+            <w:r>
+              <w:rPr>
+                <w:rFonts w:ascii="Arial" w:cs="Arial" w:eastAsia="Arial" w:hAnsi="Arial"/>
+                <w:i/>
+                <w:iCs/>
+                <w:color w:val="00695C"/>
+                <w:sz w:val="14"/>
+                <w:szCs w:val="14"/>
+              </w:rPr>
+              <w:t xml:space="preserve">  2 RIR — primary lift default, even on a peak day</w:t>
+            </w:r>
+          </w:p>
+        </w:tc>
+      </w:tr>
+    </w:tbl>
+    <w:p>
+      <w:pPr>
+        <w:spacing w:after="100"/>
+      </w:pPr>
+    </w:p>
+    <w:p>
+      <w:pPr>
+        <w:spacing w:after="60" w:before="120"/>
+      </w:pPr>
+      <w:r>
+        <w:rPr>
+          <w:rFonts w:ascii="Arial" w:cs="Arial" w:eastAsia="Arial" w:hAnsi="Arial"/>
+          <w:b/>
+          <w:bCs/>
+          <w:color w:val="C9A227"/>
+          <w:sz w:val="17"/>
+          <w:szCs w:val="17"/>
+        </w:rPr>
+        <w:t xml:space="preserve">C — ACCESSORY — BARBELL HIP THRUST</w:t>
+      </w:r>
+    </w:p>
+    <w:p>
+      <w:pPr>
+        <w:spacing w:after="80"/>
+      </w:pPr>
+      <w:r>
+        <w:rPr>
+          <w:rFonts w:ascii="Arial" w:cs="Arial" w:eastAsia="Arial" w:hAnsi="Arial"/>
+          <w:b/>
+          <w:bCs/>
+          <w:color w:val="C9A227"/>
+          <w:sz w:val="17"/>
+          <w:szCs w:val="17"/>
+        </w:rPr>
+        <w:t xml:space="preserve">Why This Follows the Deadlift:  </w:t>
+      </w:r>
+      <w:r>
+        <w:rPr>
+          <w:rFonts w:ascii="Arial" w:cs="Arial" w:eastAsia="Arial" w:hAnsi="Arial"/>
+          <w:color w:val="2C2C2C"/>
+          <w:sz w:val="17"/>
+          <w:szCs w:val="17"/>
+        </w:rPr>
+        <w:t xml:space="preserve">Slot 3 — glute-focused hypertrophy supporting the primary hinge. Second consecutive hip-dominant lift, which the Antagonist Rotation Rule permits as a primary-plus-accessory pair; the pattern breaks at Block D before a third could stack.</w:t>
+      </w:r>
+    </w:p>
+    <w:tbl>
+      <w:tblPr>
+        <w:tblW w:type="dxa" w:w="10440"/>
+        <w:tblBorders>
+          <w:top w:val="none" w:color="FFFFFF" w:sz="0"/>
+          <w:left w:val="none" w:color="FFFFFF" w:sz="0"/>
+          <w:bottom w:val="none" w:color="FFFFFF" w:sz="0"/>
+          <w:right w:val="none" w:color="FFFFFF" w:sz="0"/>
+          <w:insideH w:val="single" w:color="auto" w:sz="4"/>
+          <w:insideV w:val="single" w:color="auto" w:sz="4"/>
+        </w:tblBorders>
+      </w:tblPr>
+      <w:tblGrid>
+        <w:gridCol w:w="2400"/>
+        <w:gridCol w:w="380"/>
+        <w:gridCol w:w="420"/>
+        <w:gridCol w:w="680"/>
+        <w:gridCol w:w="540"/>
+        <w:gridCol w:w="440"/>
+        <w:gridCol w:w="5580"/>
+      </w:tblGrid>
+      <w:tr>
+        <w:tc>
+          <w:tcPr>
+            <w:tcW w:type="dxa" w:w="2400"/>
+            <w:tcBorders>
+              <w:top w:val="none" w:color="FFFFFF" w:sz="0"/>
+              <w:left w:val="none" w:color="FFFFFF" w:sz="0"/>
+              <w:bottom w:val="none" w:color="FFFFFF" w:sz="0"/>
+              <w:right w:val="none" w:color="FFFFFF" w:sz="0"/>
+            </w:tcBorders>
+            <w:shd w:fill="F5E8C0" w:color="auto" w:val="clear"/>
+            <w:tcMar>
+              <w:top w:type="dxa" w:w="40"/>
+              <w:left w:type="dxa" w:w="80"/>
+              <w:bottom w:type="dxa" w:w="40"/>
+              <w:right w:type="dxa" w:w="80"/>
+            </w:tcMar>
+            <w:vAlign w:val="center"/>
+          </w:tcPr>
+          <w:p>
+            <w:pPr>
+              <w:jc w:val="left"/>
+            </w:pPr>
+            <w:r>
+              <w:rPr>
+                <w:rFonts w:ascii="Arial" w:cs="Arial" w:eastAsia="Arial" w:hAnsi="Arial"/>
+                <w:b/>
+                <w:bCs/>
+                <w:color w:val="C9A227"/>
+                <w:sz w:val="15"/>
+                <w:szCs w:val="15"/>
+              </w:rPr>
+              <w:t xml:space="preserve">EXERCISE</w:t>
+            </w:r>
+          </w:p>
+        </w:tc>
+        <w:tc>
+          <w:tcPr>
+            <w:tcW w:type="dxa" w:w="380"/>
+            <w:tcBorders>
+              <w:top w:val="none" w:color="FFFFFF" w:sz="0"/>
+              <w:left w:val="none" w:color="FFFFFF" w:sz="0"/>
+              <w:bottom w:val="none" w:color="FFFFFF" w:sz="0"/>
+              <w:right w:val="none" w:color="FFFFFF" w:sz="0"/>
+            </w:tcBorders>
+            <w:shd w:fill="F5E8C0" w:color="auto" w:val="clear"/>
+            <w:tcMar>
+              <w:top w:type="dxa" w:w="40"/>
+              <w:left w:type="dxa" w:w="80"/>
+              <w:bottom w:type="dxa" w:w="40"/>
+              <w:right w:type="dxa" w:w="80"/>
+            </w:tcMar>
+            <w:vAlign w:val="center"/>
+          </w:tcPr>
+          <w:p>
+            <w:pPr>
+              <w:jc w:val="center"/>
+            </w:pPr>
+            <w:r>
+              <w:rPr>
+                <w:rFonts w:ascii="Arial" w:cs="Arial" w:eastAsia="Arial" w:hAnsi="Arial"/>
+                <w:b/>
+                <w:bCs/>
+                <w:color w:val="C9A227"/>
+                <w:sz w:val="13"/>
+                <w:szCs w:val="13"/>
+              </w:rPr>
+              <w:t xml:space="preserve">SETS</w:t>
+            </w:r>
+          </w:p>
+        </w:tc>
+        <w:tc>
+          <w:tcPr>
+            <w:tcW w:type="dxa" w:w="420"/>
+            <w:tcBorders>
+              <w:top w:val="none" w:color="FFFFFF" w:sz="0"/>
+              <w:left w:val="none" w:color="FFFFFF" w:sz="0"/>
+              <w:bottom w:val="none" w:color="FFFFFF" w:sz="0"/>
+              <w:right w:val="none" w:color="FFFFFF" w:sz="0"/>
+            </w:tcBorders>
+            <w:shd w:fill="F5E8C0" w:color="auto" w:val="clear"/>
+            <w:tcMar>
+              <w:top w:type="dxa" w:w="40"/>
+              <w:left w:type="dxa" w:w="80"/>
+              <w:bottom w:type="dxa" w:w="40"/>
+              <w:right w:type="dxa" w:w="80"/>
+            </w:tcMar>
+            <w:vAlign w:val="center"/>
+          </w:tcPr>
+          <w:p>
+            <w:pPr>
+              <w:jc w:val="center"/>
+            </w:pPr>
+            <w:r>
+              <w:rPr>
+                <w:rFonts w:ascii="Arial" w:cs="Arial" w:eastAsia="Arial" w:hAnsi="Arial"/>
+                <w:b/>
+                <w:bCs/>
+                <w:color w:val="C9A227"/>
+                <w:sz w:val="13"/>
+                <w:szCs w:val="13"/>
+              </w:rPr>
+              <w:t xml:space="preserve">REPS</w:t>
+            </w:r>
+          </w:p>
+        </w:tc>
+        <w:tc>
+          <w:tcPr>
+            <w:tcW w:type="dxa" w:w="680"/>
+            <w:tcBorders>
+              <w:top w:val="none" w:color="FFFFFF" w:sz="0"/>
+              <w:left w:val="none" w:color="FFFFFF" w:sz="0"/>
+              <w:bottom w:val="none" w:color="FFFFFF" w:sz="0"/>
+              <w:right w:val="none" w:color="FFFFFF" w:sz="0"/>
+            </w:tcBorders>
+            <w:shd w:fill="F5E8C0" w:color="auto" w:val="clear"/>
+            <w:tcMar>
+              <w:top w:type="dxa" w:w="40"/>
+              <w:left w:type="dxa" w:w="80"/>
+              <w:bottom w:type="dxa" w:w="40"/>
+              <w:right w:type="dxa" w:w="80"/>
+            </w:tcMar>
+            <w:vAlign w:val="center"/>
+          </w:tcPr>
+          <w:p>
+            <w:pPr>
+              <w:jc w:val="center"/>
+            </w:pPr>
+            <w:r>
+              <w:rPr>
+                <w:rFonts w:ascii="Arial" w:cs="Arial" w:eastAsia="Arial" w:hAnsi="Arial"/>
+                <w:b/>
+                <w:bCs/>
+                <w:color w:val="C9A227"/>
+                <w:sz w:val="13"/>
+                <w:szCs w:val="13"/>
+              </w:rPr>
+              <w:t xml:space="preserve">LOAD</w:t>
+            </w:r>
+          </w:p>
+        </w:tc>
+        <w:tc>
+          <w:tcPr>
+            <w:tcW w:type="dxa" w:w="540"/>
+            <w:tcBorders>
+              <w:top w:val="none" w:color="FFFFFF" w:sz="0"/>
+              <w:left w:val="none" w:color="FFFFFF" w:sz="0"/>
+              <w:bottom w:val="none" w:color="FFFFFF" w:sz="0"/>
+              <w:right w:val="none" w:color="FFFFFF" w:sz="0"/>
+            </w:tcBorders>
+            <w:shd w:fill="F5E8C0" w:color="auto" w:val="clear"/>
+            <w:tcMar>
+              <w:top w:type="dxa" w:w="40"/>
+              <w:left w:type="dxa" w:w="80"/>
+              <w:bottom w:type="dxa" w:w="40"/>
+              <w:right w:type="dxa" w:w="80"/>
+            </w:tcMar>
+            <w:vAlign w:val="center"/>
+          </w:tcPr>
+          <w:p>
+            <w:pPr>
+              <w:jc w:val="center"/>
+            </w:pPr>
+            <w:r>
+              <w:rPr>
+                <w:rFonts w:ascii="Arial" w:cs="Arial" w:eastAsia="Arial" w:hAnsi="Arial"/>
+                <w:b/>
+                <w:bCs/>
+                <w:color w:val="C9A227"/>
+                <w:sz w:val="13"/>
+                <w:szCs w:val="13"/>
+              </w:rPr>
+              <w:t xml:space="preserve">TEMPO</w:t>
+            </w:r>
+          </w:p>
+        </w:tc>
+        <w:tc>
+          <w:tcPr>
+            <w:tcW w:type="dxa" w:w="440"/>
+            <w:tcBorders>
+              <w:top w:val="none" w:color="FFFFFF" w:sz="0"/>
+              <w:left w:val="none" w:color="FFFFFF" w:sz="0"/>
+              <w:bottom w:val="none" w:color="FFFFFF" w:sz="0"/>
+              <w:right w:val="none" w:color="FFFFFF" w:sz="0"/>
+            </w:tcBorders>
+            <w:shd w:fill="F5E8C0" w:color="auto" w:val="clear"/>
+            <w:tcMar>
+              <w:top w:type="dxa" w:w="40"/>
+              <w:left w:type="dxa" w:w="80"/>
+              <w:bottom w:type="dxa" w:w="40"/>
+              <w:right w:type="dxa" w:w="80"/>
+            </w:tcMar>
+            <w:vAlign w:val="center"/>
+          </w:tcPr>
+          <w:p>
+            <w:pPr>
+              <w:jc w:val="center"/>
+            </w:pPr>
+            <w:r>
+              <w:rPr>
+                <w:rFonts w:ascii="Arial" w:cs="Arial" w:eastAsia="Arial" w:hAnsi="Arial"/>
+                <w:b/>
+                <w:bCs/>
+                <w:color w:val="C9A227"/>
+                <w:sz w:val="13"/>
+                <w:szCs w:val="13"/>
+              </w:rPr>
+              <w:t xml:space="preserve">REST</w:t>
+            </w:r>
+          </w:p>
+        </w:tc>
+        <w:tc>
+          <w:tcPr>
+            <w:tcW w:type="dxa" w:w="5580"/>
+            <w:tcBorders>
+              <w:top w:val="none" w:color="FFFFFF" w:sz="0"/>
+              <w:left w:val="none" w:color="FFFFFF" w:sz="0"/>
+              <w:bottom w:val="none" w:color="FFFFFF" w:sz="0"/>
+              <w:right w:val="none" w:color="FFFFFF" w:sz="0"/>
+            </w:tcBorders>
+            <w:shd w:fill="F5E8C0" w:color="auto" w:val="clear"/>
+            <w:tcMar>
+              <w:top w:type="dxa" w:w="40"/>
+              <w:left w:type="dxa" w:w="80"/>
+              <w:bottom w:type="dxa" w:w="40"/>
+              <w:right w:type="dxa" w:w="80"/>
+            </w:tcMar>
+            <w:vAlign w:val="center"/>
+          </w:tcPr>
+          <w:p>
+            <w:pPr>
+              <w:jc w:val="left"/>
+            </w:pPr>
+            <w:r>
+              <w:rPr>
+                <w:rFonts w:ascii="Arial" w:cs="Arial" w:eastAsia="Arial" w:hAnsi="Arial"/>
+                <w:b/>
+                <w:bCs/>
+                <w:color w:val="C9A227"/>
+                <w:sz w:val="15"/>
+                <w:szCs w:val="15"/>
+              </w:rPr>
+              <w:t xml:space="preserve">COACHING CUE</w:t>
             </w:r>
           </w:p>
         </w:tc>
@@ -6782,7 +7554,7 @@
               <w:bottom w:val="none" w:color="FFFFFF" w:sz="0"/>
               <w:right w:val="none" w:color="FFFFFF" w:sz="0"/>
             </w:tcBorders>
-            <w:shd w:fill="FFFFFF" w:color="auto" w:val="clear"/>
+            <w:shd w:fill="FAF3E0" w:color="auto" w:val="clear"/>
             <w:tcMar>
               <w:top w:type="dxa" w:w="40"/>
               <w:left w:type="dxa" w:w="80"/>
@@ -6804,6 +7576,19 @@
               <w:t xml:space="preserve">Barbell Hip Thrust</w:t>
             </w:r>
           </w:p>
+          <w:p>
+            <w:r>
+              <w:rPr>
+                <w:rFonts w:ascii="Arial" w:cs="Arial" w:eastAsia="Arial" w:hAnsi="Arial"/>
+                <w:i/>
+                <w:iCs/>
+                <w:color w:val="B71C1C"/>
+                <w:sz w:val="14"/>
+                <w:szCs w:val="14"/>
+              </w:rPr>
+              <w:t xml:space="preserve">Cardiac — exhale on exertion, no sustained breath-hold.</w:t>
+            </w:r>
+          </w:p>
         </w:tc>
         <w:tc>
           <w:tcPr>
@@ -6814,7 +7599,7 @@
               <w:bottom w:val="none" w:color="FFFFFF" w:sz="0"/>
               <w:right w:val="none" w:color="FFFFFF" w:sz="0"/>
             </w:tcBorders>
-            <w:shd w:fill="FFFFFF" w:color="auto" w:val="clear"/>
+            <w:shd w:fill="FAF3E0" w:color="auto" w:val="clear"/>
             <w:tcMar>
               <w:top w:type="dxa" w:w="40"/>
               <w:left w:type="dxa" w:w="80"/>
@@ -6847,7 +7632,7 @@
               <w:bottom w:val="none" w:color="FFFFFF" w:sz="0"/>
               <w:right w:val="none" w:color="FFFFFF" w:sz="0"/>
             </w:tcBorders>
-            <w:shd w:fill="FFFFFF" w:color="auto" w:val="clear"/>
+            <w:shd w:fill="FAF3E0" w:color="auto" w:val="clear"/>
             <w:tcMar>
               <w:top w:type="dxa" w:w="40"/>
               <w:left w:type="dxa" w:w="80"/>
@@ -6880,27 +7665,27 @@
               <w:bottom w:val="none" w:color="FFFFFF" w:sz="0"/>
               <w:right w:val="none" w:color="FFFFFF" w:sz="0"/>
             </w:tcBorders>
-            <w:shd w:fill="FFFFFF" w:color="auto" w:val="clear"/>
-            <w:tcMar>
-              <w:top w:type="dxa" w:w="40"/>
-              <w:left w:type="dxa" w:w="80"/>
-              <w:bottom w:type="dxa" w:w="40"/>
-              <w:right w:type="dxa" w:w="80"/>
-            </w:tcMar>
-            <w:vAlign w:val="center"/>
-          </w:tcPr>
-          <w:p>
-            <w:pPr>
-              <w:jc w:val="center"/>
-            </w:pPr>
-            <w:r>
-              <w:rPr>
-                <w:rFonts w:ascii="Arial" w:cs="Arial" w:eastAsia="Arial" w:hAnsi="Arial"/>
-                <w:color w:val="6B6B6B"/>
-                <w:sz w:val="15"/>
-                <w:szCs w:val="15"/>
-              </w:rPr>
-              <w:t xml:space="preserve">Heavy — 1-2 RIR</w:t>
+            <w:shd w:fill="FAF3E0" w:color="auto" w:val="clear"/>
+            <w:tcMar>
+              <w:top w:type="dxa" w:w="40"/>
+              <w:left w:type="dxa" w:w="80"/>
+              <w:bottom w:type="dxa" w:w="40"/>
+              <w:right w:type="dxa" w:w="80"/>
+            </w:tcMar>
+            <w:vAlign w:val="center"/>
+          </w:tcPr>
+          <w:p>
+            <w:pPr>
+              <w:jc w:val="center"/>
+            </w:pPr>
+            <w:r>
+              <w:rPr>
+                <w:rFonts w:ascii="Arial" w:cs="Arial" w:eastAsia="Arial" w:hAnsi="Arial"/>
+                <w:color w:val="6B6B6B"/>
+                <w:sz w:val="15"/>
+                <w:szCs w:val="15"/>
+              </w:rPr>
+              <w:t xml:space="preserve">Heavy</w:t>
             </w:r>
           </w:p>
         </w:tc>
@@ -6913,7 +7698,7 @@
               <w:bottom w:val="none" w:color="FFFFFF" w:sz="0"/>
               <w:right w:val="none" w:color="FFFFFF" w:sz="0"/>
             </w:tcBorders>
-            <w:shd w:fill="FFFFFF" w:color="auto" w:val="clear"/>
+            <w:shd w:fill="FAF3E0" w:color="auto" w:val="clear"/>
             <w:tcMar>
               <w:top w:type="dxa" w:w="40"/>
               <w:left w:type="dxa" w:w="80"/>
@@ -6946,7 +7731,7 @@
               <w:bottom w:val="none" w:color="FFFFFF" w:sz="0"/>
               <w:right w:val="none" w:color="FFFFFF" w:sz="0"/>
             </w:tcBorders>
-            <w:shd w:fill="FFFFFF" w:color="auto" w:val="clear"/>
+            <w:shd w:fill="FAF3E0" w:color="auto" w:val="clear"/>
             <w:tcMar>
               <w:top w:type="dxa" w:w="40"/>
               <w:left w:type="dxa" w:w="80"/>
@@ -6979,7 +7764,7 @@
               <w:bottom w:val="none" w:color="FFFFFF" w:sz="0"/>
               <w:right w:val="none" w:color="FFFFFF" w:sz="0"/>
             </w:tcBorders>
-            <w:shd w:fill="FFFFFF" w:color="auto" w:val="clear"/>
+            <w:shd w:fill="FAF3E0" w:color="auto" w:val="clear"/>
             <w:tcMar>
               <w:top w:type="dxa" w:w="40"/>
               <w:left w:type="dxa" w:w="80"/>
@@ -6996,465 +7781,18 @@
                 <w:sz w:val="17"/>
                 <w:szCs w:val="17"/>
               </w:rPr>
-              <w:t xml:space="preserve">Upper back on bench, full hip lockout, squeeze glutes hard at top. Exhale on exertion — do not hold your breath through the rep.</w:t>
-            </w:r>
-          </w:p>
-        </w:tc>
-      </w:tr>
-      <w:tr>
-        <w:tc>
-          <w:tcPr>
-            <w:tcW w:type="dxa" w:w="2400"/>
-            <w:tcBorders>
-              <w:top w:val="none" w:color="FFFFFF" w:sz="0"/>
-              <w:left w:val="none" w:color="FFFFFF" w:sz="0"/>
-              <w:bottom w:val="none" w:color="FFFFFF" w:sz="0"/>
-              <w:right w:val="none" w:color="FFFFFF" w:sz="0"/>
-            </w:tcBorders>
-            <w:shd w:fill="FFF5F5" w:color="auto" w:val="clear"/>
-            <w:tcMar>
-              <w:top w:type="dxa" w:w="40"/>
-              <w:left w:type="dxa" w:w="80"/>
-              <w:bottom w:type="dxa" w:w="40"/>
-              <w:right w:type="dxa" w:w="80"/>
-            </w:tcMar>
-            <w:vAlign w:val="center"/>
-          </w:tcPr>
-          <w:p>
-            <w:r>
-              <w:rPr>
-                <w:rFonts w:ascii="Arial" w:cs="Arial" w:eastAsia="Arial" w:hAnsi="Arial"/>
-                <w:b/>
-                <w:bCs/>
-                <w:color w:val="2C2C2C"/>
-                <w:sz w:val="18"/>
-                <w:szCs w:val="18"/>
-              </w:rPr>
-              <w:t xml:space="preserve">Front Rack Reverse Lunge (DB or BB)</w:t>
-            </w:r>
-          </w:p>
-        </w:tc>
-        <w:tc>
-          <w:tcPr>
-            <w:tcW w:type="dxa" w:w="380"/>
-            <w:tcBorders>
-              <w:top w:val="none" w:color="FFFFFF" w:sz="0"/>
-              <w:left w:val="none" w:color="FFFFFF" w:sz="0"/>
-              <w:bottom w:val="none" w:color="FFFFFF" w:sz="0"/>
-              <w:right w:val="none" w:color="FFFFFF" w:sz="0"/>
-            </w:tcBorders>
-            <w:shd w:fill="FFF5F5" w:color="auto" w:val="clear"/>
-            <w:tcMar>
-              <w:top w:type="dxa" w:w="40"/>
-              <w:left w:type="dxa" w:w="80"/>
-              <w:bottom w:type="dxa" w:w="40"/>
-              <w:right w:type="dxa" w:w="80"/>
-            </w:tcMar>
-            <w:vAlign w:val="center"/>
-          </w:tcPr>
-          <w:p>
-            <w:pPr>
-              <w:jc w:val="center"/>
-            </w:pPr>
-            <w:r>
-              <w:rPr>
-                <w:rFonts w:ascii="Arial" w:cs="Arial" w:eastAsia="Arial" w:hAnsi="Arial"/>
-                <w:color w:val="6B6B6B"/>
-                <w:sz w:val="15"/>
-                <w:szCs w:val="15"/>
-              </w:rPr>
-              <w:t xml:space="preserve">3+3</w:t>
-            </w:r>
-          </w:p>
-        </w:tc>
-        <w:tc>
-          <w:tcPr>
-            <w:tcW w:type="dxa" w:w="420"/>
-            <w:tcBorders>
-              <w:top w:val="none" w:color="FFFFFF" w:sz="0"/>
-              <w:left w:val="none" w:color="FFFFFF" w:sz="0"/>
-              <w:bottom w:val="none" w:color="FFFFFF" w:sz="0"/>
-              <w:right w:val="none" w:color="FFFFFF" w:sz="0"/>
-            </w:tcBorders>
-            <w:shd w:fill="FFF5F5" w:color="auto" w:val="clear"/>
-            <w:tcMar>
-              <w:top w:type="dxa" w:w="40"/>
-              <w:left w:type="dxa" w:w="80"/>
-              <w:bottom w:type="dxa" w:w="40"/>
-              <w:right w:type="dxa" w:w="80"/>
-            </w:tcMar>
-            <w:vAlign w:val="center"/>
-          </w:tcPr>
-          <w:p>
-            <w:pPr>
-              <w:jc w:val="center"/>
-            </w:pPr>
-            <w:r>
-              <w:rPr>
-                <w:rFonts w:ascii="Arial" w:cs="Arial" w:eastAsia="Arial" w:hAnsi="Arial"/>
-                <w:color w:val="6B6B6B"/>
-                <w:sz w:val="15"/>
-                <w:szCs w:val="15"/>
-              </w:rPr>
-              <w:t xml:space="preserve">6 ea</w:t>
-            </w:r>
-          </w:p>
-        </w:tc>
-        <w:tc>
-          <w:tcPr>
-            <w:tcW w:type="dxa" w:w="680"/>
-            <w:tcBorders>
-              <w:top w:val="none" w:color="FFFFFF" w:sz="0"/>
-              <w:left w:val="none" w:color="FFFFFF" w:sz="0"/>
-              <w:bottom w:val="none" w:color="FFFFFF" w:sz="0"/>
-              <w:right w:val="none" w:color="FFFFFF" w:sz="0"/>
-            </w:tcBorders>
-            <w:shd w:fill="FFF5F5" w:color="auto" w:val="clear"/>
-            <w:tcMar>
-              <w:top w:type="dxa" w:w="40"/>
-              <w:left w:type="dxa" w:w="80"/>
-              <w:bottom w:type="dxa" w:w="40"/>
-              <w:right w:type="dxa" w:w="80"/>
-            </w:tcMar>
-            <w:vAlign w:val="center"/>
-          </w:tcPr>
-          <w:p>
-            <w:pPr>
-              <w:jc w:val="center"/>
-            </w:pPr>
-            <w:r>
-              <w:rPr>
-                <w:rFonts w:ascii="Arial" w:cs="Arial" w:eastAsia="Arial" w:hAnsi="Arial"/>
-                <w:color w:val="6B6B6B"/>
-                <w:sz w:val="15"/>
-                <w:szCs w:val="15"/>
-              </w:rPr>
-              <w:t xml:space="preserve">Moderate-Heavy</w:t>
-            </w:r>
-          </w:p>
-        </w:tc>
-        <w:tc>
-          <w:tcPr>
-            <w:tcW w:type="dxa" w:w="540"/>
-            <w:tcBorders>
-              <w:top w:val="none" w:color="FFFFFF" w:sz="0"/>
-              <w:left w:val="none" w:color="FFFFFF" w:sz="0"/>
-              <w:bottom w:val="none" w:color="FFFFFF" w:sz="0"/>
-              <w:right w:val="none" w:color="FFFFFF" w:sz="0"/>
-            </w:tcBorders>
-            <w:shd w:fill="FFF5F5" w:color="auto" w:val="clear"/>
-            <w:tcMar>
-              <w:top w:type="dxa" w:w="40"/>
-              <w:left w:type="dxa" w:w="80"/>
-              <w:bottom w:type="dxa" w:w="40"/>
-              <w:right w:type="dxa" w:w="80"/>
-            </w:tcMar>
-            <w:vAlign w:val="center"/>
-          </w:tcPr>
-          <w:p>
-            <w:pPr>
-              <w:jc w:val="center"/>
-            </w:pPr>
-            <w:r>
-              <w:rPr>
-                <w:rFonts w:ascii="Arial" w:cs="Arial" w:eastAsia="Arial" w:hAnsi="Arial"/>
-                <w:color w:val="6B6B6B"/>
-                <w:sz w:val="15"/>
-                <w:szCs w:val="15"/>
-              </w:rPr>
-              <w:t xml:space="preserve">3-1-1, 1s pause at bottom</w:t>
-            </w:r>
-          </w:p>
-        </w:tc>
-        <w:tc>
-          <w:tcPr>
-            <w:tcW w:type="dxa" w:w="440"/>
-            <w:tcBorders>
-              <w:top w:val="none" w:color="FFFFFF" w:sz="0"/>
-              <w:left w:val="none" w:color="FFFFFF" w:sz="0"/>
-              <w:bottom w:val="none" w:color="FFFFFF" w:sz="0"/>
-              <w:right w:val="none" w:color="FFFFFF" w:sz="0"/>
-            </w:tcBorders>
-            <w:shd w:fill="FFF5F5" w:color="auto" w:val="clear"/>
-            <w:tcMar>
-              <w:top w:type="dxa" w:w="40"/>
-              <w:left w:type="dxa" w:w="80"/>
-              <w:bottom w:type="dxa" w:w="40"/>
-              <w:right w:type="dxa" w:w="80"/>
-            </w:tcMar>
-            <w:vAlign w:val="center"/>
-          </w:tcPr>
-          <w:p>
-            <w:pPr>
-              <w:jc w:val="center"/>
-            </w:pPr>
-            <w:r>
-              <w:rPr>
-                <w:rFonts w:ascii="Arial" w:cs="Arial" w:eastAsia="Arial" w:hAnsi="Arial"/>
-                <w:color w:val="6B6B6B"/>
-                <w:sz w:val="15"/>
-                <w:szCs w:val="15"/>
-              </w:rPr>
-              <w:t xml:space="preserve">75s</w:t>
-            </w:r>
-          </w:p>
-        </w:tc>
-        <w:tc>
-          <w:tcPr>
-            <w:tcW w:type="dxa" w:w="5580"/>
-            <w:tcBorders>
-              <w:top w:val="none" w:color="FFFFFF" w:sz="0"/>
-              <w:left w:val="none" w:color="FFFFFF" w:sz="0"/>
-              <w:bottom w:val="none" w:color="FFFFFF" w:sz="0"/>
-              <w:right w:val="none" w:color="FFFFFF" w:sz="0"/>
-            </w:tcBorders>
-            <w:shd w:fill="FFF5F5" w:color="auto" w:val="clear"/>
-            <w:tcMar>
-              <w:top w:type="dxa" w:w="40"/>
-              <w:left w:type="dxa" w:w="80"/>
-              <w:bottom w:type="dxa" w:w="40"/>
-              <w:right w:type="dxa" w:w="80"/>
-            </w:tcMar>
-            <w:vAlign w:val="center"/>
-          </w:tcPr>
-          <w:p>
-            <w:r>
-              <w:rPr>
-                <w:rFonts w:ascii="Arial" w:cs="Arial" w:eastAsia="Arial" w:hAnsi="Arial"/>
-                <w:color w:val="6B6B6B"/>
-                <w:sz w:val="17"/>
-                <w:szCs w:val="17"/>
-              </w:rPr>
-              <w:t xml:space="preserve">Step back with control, front knee tracks over toes, pause at depth.</w:t>
-            </w:r>
-          </w:p>
-        </w:tc>
-      </w:tr>
-      <w:tr>
-        <w:tc>
-          <w:tcPr>
-            <w:tcW w:type="dxa" w:w="2400"/>
-            <w:tcBorders>
-              <w:top w:val="none" w:color="FFFFFF" w:sz="0"/>
-              <w:left w:val="none" w:color="FFFFFF" w:sz="0"/>
-              <w:bottom w:val="none" w:color="FFFFFF" w:sz="0"/>
-              <w:right w:val="none" w:color="FFFFFF" w:sz="0"/>
-            </w:tcBorders>
-            <w:shd w:fill="FFFFFF" w:color="auto" w:val="clear"/>
-            <w:tcMar>
-              <w:top w:type="dxa" w:w="40"/>
-              <w:left w:type="dxa" w:w="80"/>
-              <w:bottom w:type="dxa" w:w="40"/>
-              <w:right w:type="dxa" w:w="80"/>
-            </w:tcMar>
-            <w:vAlign w:val="center"/>
-          </w:tcPr>
-          <w:p>
-            <w:r>
-              <w:rPr>
-                <w:rFonts w:ascii="Arial" w:cs="Arial" w:eastAsia="Arial" w:hAnsi="Arial"/>
-                <w:b/>
-                <w:bCs/>
-                <w:color w:val="2C2C2C"/>
-                <w:sz w:val="18"/>
-                <w:szCs w:val="18"/>
-              </w:rPr>
-              <w:t xml:space="preserve">Single-Leg RDL (DB)</w:t>
-            </w:r>
-          </w:p>
-        </w:tc>
-        <w:tc>
-          <w:tcPr>
-            <w:tcW w:type="dxa" w:w="380"/>
-            <w:tcBorders>
-              <w:top w:val="none" w:color="FFFFFF" w:sz="0"/>
-              <w:left w:val="none" w:color="FFFFFF" w:sz="0"/>
-              <w:bottom w:val="none" w:color="FFFFFF" w:sz="0"/>
-              <w:right w:val="none" w:color="FFFFFF" w:sz="0"/>
-            </w:tcBorders>
-            <w:shd w:fill="FFFFFF" w:color="auto" w:val="clear"/>
-            <w:tcMar>
-              <w:top w:type="dxa" w:w="40"/>
-              <w:left w:type="dxa" w:w="80"/>
-              <w:bottom w:type="dxa" w:w="40"/>
-              <w:right w:type="dxa" w:w="80"/>
-            </w:tcMar>
-            <w:vAlign w:val="center"/>
-          </w:tcPr>
-          <w:p>
-            <w:pPr>
-              <w:jc w:val="center"/>
-            </w:pPr>
-            <w:r>
-              <w:rPr>
-                <w:rFonts w:ascii="Arial" w:cs="Arial" w:eastAsia="Arial" w:hAnsi="Arial"/>
-                <w:color w:val="6B6B6B"/>
-                <w:sz w:val="15"/>
-                <w:szCs w:val="15"/>
-              </w:rPr>
-              <w:t xml:space="preserve">3+3</w:t>
-            </w:r>
-          </w:p>
-        </w:tc>
-        <w:tc>
-          <w:tcPr>
-            <w:tcW w:type="dxa" w:w="420"/>
-            <w:tcBorders>
-              <w:top w:val="none" w:color="FFFFFF" w:sz="0"/>
-              <w:left w:val="none" w:color="FFFFFF" w:sz="0"/>
-              <w:bottom w:val="none" w:color="FFFFFF" w:sz="0"/>
-              <w:right w:val="none" w:color="FFFFFF" w:sz="0"/>
-            </w:tcBorders>
-            <w:shd w:fill="FFFFFF" w:color="auto" w:val="clear"/>
-            <w:tcMar>
-              <w:top w:type="dxa" w:w="40"/>
-              <w:left w:type="dxa" w:w="80"/>
-              <w:bottom w:type="dxa" w:w="40"/>
-              <w:right w:type="dxa" w:w="80"/>
-            </w:tcMar>
-            <w:vAlign w:val="center"/>
-          </w:tcPr>
-          <w:p>
-            <w:pPr>
-              <w:jc w:val="center"/>
-            </w:pPr>
-            <w:r>
-              <w:rPr>
-                <w:rFonts w:ascii="Arial" w:cs="Arial" w:eastAsia="Arial" w:hAnsi="Arial"/>
-                <w:color w:val="6B6B6B"/>
-                <w:sz w:val="15"/>
-                <w:szCs w:val="15"/>
-              </w:rPr>
-              <w:t xml:space="preserve">8 ea</w:t>
-            </w:r>
-          </w:p>
-        </w:tc>
-        <w:tc>
-          <w:tcPr>
-            <w:tcW w:type="dxa" w:w="680"/>
-            <w:tcBorders>
-              <w:top w:val="none" w:color="FFFFFF" w:sz="0"/>
-              <w:left w:val="none" w:color="FFFFFF" w:sz="0"/>
-              <w:bottom w:val="none" w:color="FFFFFF" w:sz="0"/>
-              <w:right w:val="none" w:color="FFFFFF" w:sz="0"/>
-            </w:tcBorders>
-            <w:shd w:fill="FFFFFF" w:color="auto" w:val="clear"/>
-            <w:tcMar>
-              <w:top w:type="dxa" w:w="40"/>
-              <w:left w:type="dxa" w:w="80"/>
-              <w:bottom w:type="dxa" w:w="40"/>
-              <w:right w:type="dxa" w:w="80"/>
-            </w:tcMar>
-            <w:vAlign w:val="center"/>
-          </w:tcPr>
-          <w:p>
-            <w:pPr>
-              <w:jc w:val="center"/>
-            </w:pPr>
-            <w:r>
-              <w:rPr>
-                <w:rFonts w:ascii="Arial" w:cs="Arial" w:eastAsia="Arial" w:hAnsi="Arial"/>
-                <w:color w:val="6B6B6B"/>
-                <w:sz w:val="15"/>
-                <w:szCs w:val="15"/>
-              </w:rPr>
-              <w:t xml:space="preserve">Moderate — 20–25 lbs/hand</w:t>
-            </w:r>
-          </w:p>
-        </w:tc>
-        <w:tc>
-          <w:tcPr>
-            <w:tcW w:type="dxa" w:w="540"/>
-            <w:tcBorders>
-              <w:top w:val="none" w:color="FFFFFF" w:sz="0"/>
-              <w:left w:val="none" w:color="FFFFFF" w:sz="0"/>
-              <w:bottom w:val="none" w:color="FFFFFF" w:sz="0"/>
-              <w:right w:val="none" w:color="FFFFFF" w:sz="0"/>
-            </w:tcBorders>
-            <w:shd w:fill="FFFFFF" w:color="auto" w:val="clear"/>
-            <w:tcMar>
-              <w:top w:type="dxa" w:w="40"/>
-              <w:left w:type="dxa" w:w="80"/>
-              <w:bottom w:type="dxa" w:w="40"/>
-              <w:right w:type="dxa" w:w="80"/>
-            </w:tcMar>
-            <w:vAlign w:val="center"/>
-          </w:tcPr>
-          <w:p>
-            <w:pPr>
-              <w:jc w:val="center"/>
-            </w:pPr>
-            <w:r>
-              <w:rPr>
-                <w:rFonts w:ascii="Arial" w:cs="Arial" w:eastAsia="Arial" w:hAnsi="Arial"/>
-                <w:color w:val="6B6B6B"/>
-                <w:sz w:val="15"/>
-                <w:szCs w:val="15"/>
-              </w:rPr>
-              <w:t xml:space="preserve">3-1-1</w:t>
-            </w:r>
-          </w:p>
-        </w:tc>
-        <w:tc>
-          <w:tcPr>
-            <w:tcW w:type="dxa" w:w="440"/>
-            <w:tcBorders>
-              <w:top w:val="none" w:color="FFFFFF" w:sz="0"/>
-              <w:left w:val="none" w:color="FFFFFF" w:sz="0"/>
-              <w:bottom w:val="none" w:color="FFFFFF" w:sz="0"/>
-              <w:right w:val="none" w:color="FFFFFF" w:sz="0"/>
-            </w:tcBorders>
-            <w:shd w:fill="FFFFFF" w:color="auto" w:val="clear"/>
-            <w:tcMar>
-              <w:top w:type="dxa" w:w="40"/>
-              <w:left w:type="dxa" w:w="80"/>
-              <w:bottom w:type="dxa" w:w="40"/>
-              <w:right w:type="dxa" w:w="80"/>
-            </w:tcMar>
-            <w:vAlign w:val="center"/>
-          </w:tcPr>
-          <w:p>
-            <w:pPr>
-              <w:jc w:val="center"/>
-            </w:pPr>
-            <w:r>
-              <w:rPr>
-                <w:rFonts w:ascii="Arial" w:cs="Arial" w:eastAsia="Arial" w:hAnsi="Arial"/>
-                <w:color w:val="6B6B6B"/>
-                <w:sz w:val="15"/>
-                <w:szCs w:val="15"/>
-              </w:rPr>
-              <w:t xml:space="preserve">75s</w:t>
-            </w:r>
-          </w:p>
-        </w:tc>
-        <w:tc>
-          <w:tcPr>
-            <w:tcW w:type="dxa" w:w="5580"/>
-            <w:tcBorders>
-              <w:top w:val="none" w:color="FFFFFF" w:sz="0"/>
-              <w:left w:val="none" w:color="FFFFFF" w:sz="0"/>
-              <w:bottom w:val="none" w:color="FFFFFF" w:sz="0"/>
-              <w:right w:val="none" w:color="FFFFFF" w:sz="0"/>
-            </w:tcBorders>
-            <w:shd w:fill="FFFFFF" w:color="auto" w:val="clear"/>
-            <w:tcMar>
-              <w:top w:type="dxa" w:w="40"/>
-              <w:left w:type="dxa" w:w="80"/>
-              <w:bottom w:type="dxa" w:w="40"/>
-              <w:right w:type="dxa" w:w="80"/>
-            </w:tcMar>
-            <w:vAlign w:val="center"/>
-          </w:tcPr>
-          <w:p>
-            <w:r>
-              <w:rPr>
-                <w:rFonts w:ascii="Arial" w:cs="Arial" w:eastAsia="Arial" w:hAnsi="Arial"/>
-                <w:color w:val="6B6B6B"/>
-                <w:sz w:val="17"/>
-                <w:szCs w:val="17"/>
-              </w:rPr>
-              <w:t xml:space="preserve">Slight bend in standing knee, hinge from the hip, reach toward floor, squeeze glute to return. Free hand may lightly touch a rack or wall for balance if needed early on — advanced target is unassisted. Left leg leads first.</w:t>
+              <w:t xml:space="preserve">Upper back on bench, full hip lockout, squeeze glutes hard at top.</w:t>
+            </w:r>
+            <w:r>
+              <w:rPr>
+                <w:rFonts w:ascii="Arial" w:cs="Arial" w:eastAsia="Arial" w:hAnsi="Arial"/>
+                <w:i/>
+                <w:iCs/>
+                <w:color w:val="00695C"/>
+                <w:sz w:val="14"/>
+                <w:szCs w:val="14"/>
+              </w:rPr>
+              <w:t xml:space="preserve">  1 RIR — hypertrophy-priority accessory</w:t>
             </w:r>
           </w:p>
         </w:tc>
@@ -7478,7 +7816,7 @@
           <w:sz w:val="17"/>
           <w:szCs w:val="17"/>
         </w:rPr>
-        <w:t xml:space="preserve">C — PRIMARY PULL &amp; PUSH — SUPERSET</w:t>
+        <w:t xml:space="preserve">D — SECONDARY COMPOUND — UPPER PULL &amp; PUSH SUPERSET</w:t>
       </w:r>
     </w:p>
     <w:p>
@@ -7503,7 +7841,7 @@
           <w:sz w:val="17"/>
           <w:szCs w:val="17"/>
         </w:rPr>
-        <w:t xml:space="preserve">Pull leads this session — paired sets, 15 seconds between the pair, full rest after. Heaviest pulling and pressing complexity of the week.</w:t>
+        <w:t xml:space="preserve">Slot 5 — the second compound pattern, and the block that breaks the hip-dominant run. Pull leads this session: paired sets, 15 seconds between the pair, full rest after. Pull options: Weighted Pull-Up or Chin-Up (anchor), Assisted Pull-Up on the machine, Kieser Pulldown, or Bent-Over Barbell Row. Press options: Close-Grip Bench Press (anchor), Weighted Dip, Landmine Press, or Standing DB Arnold Press. Dumbbell work caps at 60 lbs/hand in this studio.</w:t>
       </w:r>
     </w:p>
     <w:tbl>
@@ -8000,6 +8338,17 @@
               </w:rPr>
               <w:t xml:space="preserve">Full hang, chin clears the bar, controlled 3-count descent.</w:t>
             </w:r>
+            <w:r>
+              <w:rPr>
+                <w:rFonts w:ascii="Arial" w:cs="Arial" w:eastAsia="Arial" w:hAnsi="Arial"/>
+                <w:i/>
+                <w:iCs/>
+                <w:color w:val="00695C"/>
+                <w:sz w:val="14"/>
+                <w:szCs w:val="14"/>
+              </w:rPr>
+              <w:t xml:space="preserve">  2 RIR</w:t>
+            </w:r>
           </w:p>
         </w:tc>
       </w:tr>
@@ -8035,6 +8384,19 @@
               <w:t xml:space="preserve">Close-Grip Bench Press or Weighted Dip (Paired A2)</w:t>
             </w:r>
           </w:p>
+          <w:p>
+            <w:r>
+              <w:rPr>
+                <w:rFonts w:ascii="Arial" w:cs="Arial" w:eastAsia="Arial" w:hAnsi="Arial"/>
+                <w:i/>
+                <w:iCs/>
+                <w:color w:val="B71C1C"/>
+                <w:sz w:val="14"/>
+                <w:szCs w:val="14"/>
+              </w:rPr>
+              <w:t xml:space="preserve">Cardiac — exhale on exertion, no sustained breath-hold.</w:t>
+            </w:r>
+          </w:p>
         </w:tc>
         <w:tc>
           <w:tcPr>
@@ -8131,7 +8493,7 @@
                 <w:sz w:val="15"/>
                 <w:szCs w:val="15"/>
               </w:rPr>
-              <w:t xml:space="preserve">Heavy — 1-2 RIR</w:t>
+              <w:t xml:space="preserve">Heavy</w:t>
             </w:r>
           </w:p>
         </w:tc>
@@ -8227,7 +8589,18 @@
                 <w:sz w:val="17"/>
                 <w:szCs w:val="17"/>
               </w:rPr>
-              <w:t xml:space="preserve">Elbows tucked ~30°, full range, drive to lockout. Exhale on exertion — do not hold your breath through the rep.</w:t>
+              <w:t xml:space="preserve">Elbows tucked ~30°, full range, drive to lockout.</w:t>
+            </w:r>
+            <w:r>
+              <w:rPr>
+                <w:rFonts w:ascii="Arial" w:cs="Arial" w:eastAsia="Arial" w:hAnsi="Arial"/>
+                <w:i/>
+                <w:iCs/>
+                <w:color w:val="00695C"/>
+                <w:sz w:val="14"/>
+                <w:szCs w:val="14"/>
+              </w:rPr>
+              <w:t xml:space="preserve">  2 RIR</w:t>
             </w:r>
           </w:p>
         </w:tc>
@@ -8458,6 +8831,17 @@
               </w:rPr>
               <w:t xml:space="preserve">Hip hinge, flat back, pull bar to lower ribs.</w:t>
             </w:r>
+            <w:r>
+              <w:rPr>
+                <w:rFonts w:ascii="Arial" w:cs="Arial" w:eastAsia="Arial" w:hAnsi="Arial"/>
+                <w:i/>
+                <w:iCs/>
+                <w:color w:val="00695C"/>
+                <w:sz w:val="14"/>
+                <w:szCs w:val="14"/>
+              </w:rPr>
+              <w:t xml:space="preserve">  1 RIR</w:t>
+            </w:r>
           </w:p>
         </w:tc>
       </w:tr>
@@ -8686,6 +9070,17 @@
                 <w:szCs w:val="17"/>
               </w:rPr>
               <w:t xml:space="preserve">Rotate palms in to out through the press, brace throughout.</w:t>
+            </w:r>
+            <w:r>
+              <w:rPr>
+                <w:rFonts w:ascii="Arial" w:cs="Arial" w:eastAsia="Arial" w:hAnsi="Arial"/>
+                <w:i/>
+                <w:iCs/>
+                <w:color w:val="00695C"/>
+                <w:sz w:val="14"/>
+                <w:szCs w:val="14"/>
+              </w:rPr>
+              <w:t xml:space="preserve">  1 RIR</w:t>
             </w:r>
           </w:p>
         </w:tc>
@@ -8709,7 +9104,7 @@
           <w:sz w:val="17"/>
           <w:szCs w:val="17"/>
         </w:rPr>
-        <w:t xml:space="preserve">D — CARRY, CORE &amp; CONDITIONING — HR-CAPPED</w:t>
+        <w:t xml:space="preserve">E — THIRD COMPOUND — INTEGRATION: UNILATERAL LEG, CARRY &amp; CONDITIONING (HR-CAPPED)</w:t>
       </w:r>
     </w:p>
     <w:p>
@@ -8734,7 +9129,7 @@
           <w:sz w:val="17"/>
           <w:szCs w:val="17"/>
         </w:rPr>
-        <w:t xml:space="preserve">This closing block is deliberately steady-state-adjacent, not a HIIT interval finisher — per the cardiac flag, the ceiling is 160 bpm and there is no all-out or sprint work anywhere in this program. HR monitor checked explicitly between every round; extend the easy portion of any round rather than pushing pace if approaching the ceiling.</w:t>
+        <w:t xml:space="preserve">Slot 6 — the closer, pulling the day's patterns into one integrated expression: unilateral knee-dominant and unilateral hinge work, then the loaded carry, then a HR-capped conditioning finish. Deliberately steady-state-adjacent, not a HIIT interval finisher — per the cardiac flag the ceiling is 160 bpm and there is no all-out or sprint work anywhere in this program. HR monitor checked explicitly between every round; extend the easy portion of any round rather than pushing pace if approaching the ceiling. Carry options: Farmer Carry (anchor), Suitcase Carry, Front Rack Carry, or a moderate-pace Sled Push.</w:t>
       </w:r>
     </w:p>
     <w:tbl>
@@ -9034,6 +9429,486 @@
                 <w:sz w:val="18"/>
                 <w:szCs w:val="18"/>
               </w:rPr>
+              <w:t xml:space="preserve">Front Rack Reverse Lunge (DB or BB)</w:t>
+            </w:r>
+          </w:p>
+        </w:tc>
+        <w:tc>
+          <w:tcPr>
+            <w:tcW w:type="dxa" w:w="380"/>
+            <w:tcBorders>
+              <w:top w:val="none" w:color="FFFFFF" w:sz="0"/>
+              <w:left w:val="none" w:color="FFFFFF" w:sz="0"/>
+              <w:bottom w:val="none" w:color="FFFFFF" w:sz="0"/>
+              <w:right w:val="none" w:color="FFFFFF" w:sz="0"/>
+            </w:tcBorders>
+            <w:shd w:fill="FAF3E0" w:color="auto" w:val="clear"/>
+            <w:tcMar>
+              <w:top w:type="dxa" w:w="40"/>
+              <w:left w:type="dxa" w:w="80"/>
+              <w:bottom w:type="dxa" w:w="40"/>
+              <w:right w:type="dxa" w:w="80"/>
+            </w:tcMar>
+            <w:vAlign w:val="center"/>
+          </w:tcPr>
+          <w:p>
+            <w:pPr>
+              <w:jc w:val="center"/>
+            </w:pPr>
+            <w:r>
+              <w:rPr>
+                <w:rFonts w:ascii="Arial" w:cs="Arial" w:eastAsia="Arial" w:hAnsi="Arial"/>
+                <w:color w:val="6B6B6B"/>
+                <w:sz w:val="15"/>
+                <w:szCs w:val="15"/>
+              </w:rPr>
+              <w:t xml:space="preserve">3+3</w:t>
+            </w:r>
+          </w:p>
+        </w:tc>
+        <w:tc>
+          <w:tcPr>
+            <w:tcW w:type="dxa" w:w="420"/>
+            <w:tcBorders>
+              <w:top w:val="none" w:color="FFFFFF" w:sz="0"/>
+              <w:left w:val="none" w:color="FFFFFF" w:sz="0"/>
+              <w:bottom w:val="none" w:color="FFFFFF" w:sz="0"/>
+              <w:right w:val="none" w:color="FFFFFF" w:sz="0"/>
+            </w:tcBorders>
+            <w:shd w:fill="FAF3E0" w:color="auto" w:val="clear"/>
+            <w:tcMar>
+              <w:top w:type="dxa" w:w="40"/>
+              <w:left w:type="dxa" w:w="80"/>
+              <w:bottom w:type="dxa" w:w="40"/>
+              <w:right w:type="dxa" w:w="80"/>
+            </w:tcMar>
+            <w:vAlign w:val="center"/>
+          </w:tcPr>
+          <w:p>
+            <w:pPr>
+              <w:jc w:val="center"/>
+            </w:pPr>
+            <w:r>
+              <w:rPr>
+                <w:rFonts w:ascii="Arial" w:cs="Arial" w:eastAsia="Arial" w:hAnsi="Arial"/>
+                <w:color w:val="6B6B6B"/>
+                <w:sz w:val="15"/>
+                <w:szCs w:val="15"/>
+              </w:rPr>
+              <w:t xml:space="preserve">6 ea</w:t>
+            </w:r>
+          </w:p>
+        </w:tc>
+        <w:tc>
+          <w:tcPr>
+            <w:tcW w:type="dxa" w:w="680"/>
+            <w:tcBorders>
+              <w:top w:val="none" w:color="FFFFFF" w:sz="0"/>
+              <w:left w:val="none" w:color="FFFFFF" w:sz="0"/>
+              <w:bottom w:val="none" w:color="FFFFFF" w:sz="0"/>
+              <w:right w:val="none" w:color="FFFFFF" w:sz="0"/>
+            </w:tcBorders>
+            <w:shd w:fill="FAF3E0" w:color="auto" w:val="clear"/>
+            <w:tcMar>
+              <w:top w:type="dxa" w:w="40"/>
+              <w:left w:type="dxa" w:w="80"/>
+              <w:bottom w:type="dxa" w:w="40"/>
+              <w:right w:type="dxa" w:w="80"/>
+            </w:tcMar>
+            <w:vAlign w:val="center"/>
+          </w:tcPr>
+          <w:p>
+            <w:pPr>
+              <w:jc w:val="center"/>
+            </w:pPr>
+            <w:r>
+              <w:rPr>
+                <w:rFonts w:ascii="Arial" w:cs="Arial" w:eastAsia="Arial" w:hAnsi="Arial"/>
+                <w:color w:val="6B6B6B"/>
+                <w:sz w:val="15"/>
+                <w:szCs w:val="15"/>
+              </w:rPr>
+              <w:t xml:space="preserve">Moderate-Heavy</w:t>
+            </w:r>
+          </w:p>
+        </w:tc>
+        <w:tc>
+          <w:tcPr>
+            <w:tcW w:type="dxa" w:w="540"/>
+            <w:tcBorders>
+              <w:top w:val="none" w:color="FFFFFF" w:sz="0"/>
+              <w:left w:val="none" w:color="FFFFFF" w:sz="0"/>
+              <w:bottom w:val="none" w:color="FFFFFF" w:sz="0"/>
+              <w:right w:val="none" w:color="FFFFFF" w:sz="0"/>
+            </w:tcBorders>
+            <w:shd w:fill="FAF3E0" w:color="auto" w:val="clear"/>
+            <w:tcMar>
+              <w:top w:type="dxa" w:w="40"/>
+              <w:left w:type="dxa" w:w="80"/>
+              <w:bottom w:type="dxa" w:w="40"/>
+              <w:right w:type="dxa" w:w="80"/>
+            </w:tcMar>
+            <w:vAlign w:val="center"/>
+          </w:tcPr>
+          <w:p>
+            <w:pPr>
+              <w:jc w:val="center"/>
+            </w:pPr>
+            <w:r>
+              <w:rPr>
+                <w:rFonts w:ascii="Arial" w:cs="Arial" w:eastAsia="Arial" w:hAnsi="Arial"/>
+                <w:color w:val="6B6B6B"/>
+                <w:sz w:val="15"/>
+                <w:szCs w:val="15"/>
+              </w:rPr>
+              <w:t xml:space="preserve">3-1-1, 1s pause at bottom</w:t>
+            </w:r>
+          </w:p>
+        </w:tc>
+        <w:tc>
+          <w:tcPr>
+            <w:tcW w:type="dxa" w:w="440"/>
+            <w:tcBorders>
+              <w:top w:val="none" w:color="FFFFFF" w:sz="0"/>
+              <w:left w:val="none" w:color="FFFFFF" w:sz="0"/>
+              <w:bottom w:val="none" w:color="FFFFFF" w:sz="0"/>
+              <w:right w:val="none" w:color="FFFFFF" w:sz="0"/>
+            </w:tcBorders>
+            <w:shd w:fill="FAF3E0" w:color="auto" w:val="clear"/>
+            <w:tcMar>
+              <w:top w:type="dxa" w:w="40"/>
+              <w:left w:type="dxa" w:w="80"/>
+              <w:bottom w:type="dxa" w:w="40"/>
+              <w:right w:type="dxa" w:w="80"/>
+            </w:tcMar>
+            <w:vAlign w:val="center"/>
+          </w:tcPr>
+          <w:p>
+            <w:pPr>
+              <w:jc w:val="center"/>
+            </w:pPr>
+            <w:r>
+              <w:rPr>
+                <w:rFonts w:ascii="Arial" w:cs="Arial" w:eastAsia="Arial" w:hAnsi="Arial"/>
+                <w:color w:val="6B6B6B"/>
+                <w:sz w:val="15"/>
+                <w:szCs w:val="15"/>
+              </w:rPr>
+              <w:t xml:space="preserve">75s</w:t>
+            </w:r>
+          </w:p>
+        </w:tc>
+        <w:tc>
+          <w:tcPr>
+            <w:tcW w:type="dxa" w:w="5580"/>
+            <w:tcBorders>
+              <w:top w:val="none" w:color="FFFFFF" w:sz="0"/>
+              <w:left w:val="none" w:color="FFFFFF" w:sz="0"/>
+              <w:bottom w:val="none" w:color="FFFFFF" w:sz="0"/>
+              <w:right w:val="none" w:color="FFFFFF" w:sz="0"/>
+            </w:tcBorders>
+            <w:shd w:fill="FAF3E0" w:color="auto" w:val="clear"/>
+            <w:tcMar>
+              <w:top w:type="dxa" w:w="40"/>
+              <w:left w:type="dxa" w:w="80"/>
+              <w:bottom w:type="dxa" w:w="40"/>
+              <w:right w:type="dxa" w:w="80"/>
+            </w:tcMar>
+            <w:vAlign w:val="center"/>
+          </w:tcPr>
+          <w:p>
+            <w:r>
+              <w:rPr>
+                <w:rFonts w:ascii="Arial" w:cs="Arial" w:eastAsia="Arial" w:hAnsi="Arial"/>
+                <w:color w:val="6B6B6B"/>
+                <w:sz w:val="17"/>
+                <w:szCs w:val="17"/>
+              </w:rPr>
+              <w:t xml:space="preserve">Step back with control, front knee tracks over toes, pause at depth.</w:t>
+            </w:r>
+            <w:r>
+              <w:rPr>
+                <w:rFonts w:ascii="Arial" w:cs="Arial" w:eastAsia="Arial" w:hAnsi="Arial"/>
+                <w:i/>
+                <w:iCs/>
+                <w:color w:val="00695C"/>
+                <w:sz w:val="14"/>
+                <w:szCs w:val="14"/>
+              </w:rPr>
+              <w:t xml:space="preserve">  1 RIR</w:t>
+            </w:r>
+          </w:p>
+        </w:tc>
+      </w:tr>
+      <w:tr>
+        <w:tc>
+          <w:tcPr>
+            <w:tcW w:type="dxa" w:w="2400"/>
+            <w:tcBorders>
+              <w:top w:val="none" w:color="FFFFFF" w:sz="0"/>
+              <w:left w:val="none" w:color="FFFFFF" w:sz="0"/>
+              <w:bottom w:val="none" w:color="FFFFFF" w:sz="0"/>
+              <w:right w:val="none" w:color="FFFFFF" w:sz="0"/>
+            </w:tcBorders>
+            <w:shd w:fill="FFFFFF" w:color="auto" w:val="clear"/>
+            <w:tcMar>
+              <w:top w:type="dxa" w:w="40"/>
+              <w:left w:type="dxa" w:w="80"/>
+              <w:bottom w:type="dxa" w:w="40"/>
+              <w:right w:type="dxa" w:w="80"/>
+            </w:tcMar>
+            <w:vAlign w:val="center"/>
+          </w:tcPr>
+          <w:p>
+            <w:r>
+              <w:rPr>
+                <w:rFonts w:ascii="Arial" w:cs="Arial" w:eastAsia="Arial" w:hAnsi="Arial"/>
+                <w:b/>
+                <w:bCs/>
+                <w:color w:val="2C2C2C"/>
+                <w:sz w:val="18"/>
+                <w:szCs w:val="18"/>
+              </w:rPr>
+              <w:t xml:space="preserve">Single-Leg RDL (DB)</w:t>
+            </w:r>
+          </w:p>
+        </w:tc>
+        <w:tc>
+          <w:tcPr>
+            <w:tcW w:type="dxa" w:w="380"/>
+            <w:tcBorders>
+              <w:top w:val="none" w:color="FFFFFF" w:sz="0"/>
+              <w:left w:val="none" w:color="FFFFFF" w:sz="0"/>
+              <w:bottom w:val="none" w:color="FFFFFF" w:sz="0"/>
+              <w:right w:val="none" w:color="FFFFFF" w:sz="0"/>
+            </w:tcBorders>
+            <w:shd w:fill="FFFFFF" w:color="auto" w:val="clear"/>
+            <w:tcMar>
+              <w:top w:type="dxa" w:w="40"/>
+              <w:left w:type="dxa" w:w="80"/>
+              <w:bottom w:type="dxa" w:w="40"/>
+              <w:right w:type="dxa" w:w="80"/>
+            </w:tcMar>
+            <w:vAlign w:val="center"/>
+          </w:tcPr>
+          <w:p>
+            <w:pPr>
+              <w:jc w:val="center"/>
+            </w:pPr>
+            <w:r>
+              <w:rPr>
+                <w:rFonts w:ascii="Arial" w:cs="Arial" w:eastAsia="Arial" w:hAnsi="Arial"/>
+                <w:color w:val="6B6B6B"/>
+                <w:sz w:val="15"/>
+                <w:szCs w:val="15"/>
+              </w:rPr>
+              <w:t xml:space="preserve">3+3</w:t>
+            </w:r>
+          </w:p>
+        </w:tc>
+        <w:tc>
+          <w:tcPr>
+            <w:tcW w:type="dxa" w:w="420"/>
+            <w:tcBorders>
+              <w:top w:val="none" w:color="FFFFFF" w:sz="0"/>
+              <w:left w:val="none" w:color="FFFFFF" w:sz="0"/>
+              <w:bottom w:val="none" w:color="FFFFFF" w:sz="0"/>
+              <w:right w:val="none" w:color="FFFFFF" w:sz="0"/>
+            </w:tcBorders>
+            <w:shd w:fill="FFFFFF" w:color="auto" w:val="clear"/>
+            <w:tcMar>
+              <w:top w:type="dxa" w:w="40"/>
+              <w:left w:type="dxa" w:w="80"/>
+              <w:bottom w:type="dxa" w:w="40"/>
+              <w:right w:type="dxa" w:w="80"/>
+            </w:tcMar>
+            <w:vAlign w:val="center"/>
+          </w:tcPr>
+          <w:p>
+            <w:pPr>
+              <w:jc w:val="center"/>
+            </w:pPr>
+            <w:r>
+              <w:rPr>
+                <w:rFonts w:ascii="Arial" w:cs="Arial" w:eastAsia="Arial" w:hAnsi="Arial"/>
+                <w:color w:val="6B6B6B"/>
+                <w:sz w:val="15"/>
+                <w:szCs w:val="15"/>
+              </w:rPr>
+              <w:t xml:space="preserve">8 ea</w:t>
+            </w:r>
+          </w:p>
+        </w:tc>
+        <w:tc>
+          <w:tcPr>
+            <w:tcW w:type="dxa" w:w="680"/>
+            <w:tcBorders>
+              <w:top w:val="none" w:color="FFFFFF" w:sz="0"/>
+              <w:left w:val="none" w:color="FFFFFF" w:sz="0"/>
+              <w:bottom w:val="none" w:color="FFFFFF" w:sz="0"/>
+              <w:right w:val="none" w:color="FFFFFF" w:sz="0"/>
+            </w:tcBorders>
+            <w:shd w:fill="FFFFFF" w:color="auto" w:val="clear"/>
+            <w:tcMar>
+              <w:top w:type="dxa" w:w="40"/>
+              <w:left w:type="dxa" w:w="80"/>
+              <w:bottom w:type="dxa" w:w="40"/>
+              <w:right w:type="dxa" w:w="80"/>
+            </w:tcMar>
+            <w:vAlign w:val="center"/>
+          </w:tcPr>
+          <w:p>
+            <w:pPr>
+              <w:jc w:val="center"/>
+            </w:pPr>
+            <w:r>
+              <w:rPr>
+                <w:rFonts w:ascii="Arial" w:cs="Arial" w:eastAsia="Arial" w:hAnsi="Arial"/>
+                <w:color w:val="6B6B6B"/>
+                <w:sz w:val="15"/>
+                <w:szCs w:val="15"/>
+              </w:rPr>
+              <w:t xml:space="preserve">Moderate — 20–25 lbs/hand</w:t>
+            </w:r>
+          </w:p>
+        </w:tc>
+        <w:tc>
+          <w:tcPr>
+            <w:tcW w:type="dxa" w:w="540"/>
+            <w:tcBorders>
+              <w:top w:val="none" w:color="FFFFFF" w:sz="0"/>
+              <w:left w:val="none" w:color="FFFFFF" w:sz="0"/>
+              <w:bottom w:val="none" w:color="FFFFFF" w:sz="0"/>
+              <w:right w:val="none" w:color="FFFFFF" w:sz="0"/>
+            </w:tcBorders>
+            <w:shd w:fill="FFFFFF" w:color="auto" w:val="clear"/>
+            <w:tcMar>
+              <w:top w:type="dxa" w:w="40"/>
+              <w:left w:type="dxa" w:w="80"/>
+              <w:bottom w:type="dxa" w:w="40"/>
+              <w:right w:type="dxa" w:w="80"/>
+            </w:tcMar>
+            <w:vAlign w:val="center"/>
+          </w:tcPr>
+          <w:p>
+            <w:pPr>
+              <w:jc w:val="center"/>
+            </w:pPr>
+            <w:r>
+              <w:rPr>
+                <w:rFonts w:ascii="Arial" w:cs="Arial" w:eastAsia="Arial" w:hAnsi="Arial"/>
+                <w:color w:val="6B6B6B"/>
+                <w:sz w:val="15"/>
+                <w:szCs w:val="15"/>
+              </w:rPr>
+              <w:t xml:space="preserve">3-1-1</w:t>
+            </w:r>
+          </w:p>
+        </w:tc>
+        <w:tc>
+          <w:tcPr>
+            <w:tcW w:type="dxa" w:w="440"/>
+            <w:tcBorders>
+              <w:top w:val="none" w:color="FFFFFF" w:sz="0"/>
+              <w:left w:val="none" w:color="FFFFFF" w:sz="0"/>
+              <w:bottom w:val="none" w:color="FFFFFF" w:sz="0"/>
+              <w:right w:val="none" w:color="FFFFFF" w:sz="0"/>
+            </w:tcBorders>
+            <w:shd w:fill="FFFFFF" w:color="auto" w:val="clear"/>
+            <w:tcMar>
+              <w:top w:type="dxa" w:w="40"/>
+              <w:left w:type="dxa" w:w="80"/>
+              <w:bottom w:type="dxa" w:w="40"/>
+              <w:right w:type="dxa" w:w="80"/>
+            </w:tcMar>
+            <w:vAlign w:val="center"/>
+          </w:tcPr>
+          <w:p>
+            <w:pPr>
+              <w:jc w:val="center"/>
+            </w:pPr>
+            <w:r>
+              <w:rPr>
+                <w:rFonts w:ascii="Arial" w:cs="Arial" w:eastAsia="Arial" w:hAnsi="Arial"/>
+                <w:color w:val="6B6B6B"/>
+                <w:sz w:val="15"/>
+                <w:szCs w:val="15"/>
+              </w:rPr>
+              <w:t xml:space="preserve">75s</w:t>
+            </w:r>
+          </w:p>
+        </w:tc>
+        <w:tc>
+          <w:tcPr>
+            <w:tcW w:type="dxa" w:w="5580"/>
+            <w:tcBorders>
+              <w:top w:val="none" w:color="FFFFFF" w:sz="0"/>
+              <w:left w:val="none" w:color="FFFFFF" w:sz="0"/>
+              <w:bottom w:val="none" w:color="FFFFFF" w:sz="0"/>
+              <w:right w:val="none" w:color="FFFFFF" w:sz="0"/>
+            </w:tcBorders>
+            <w:shd w:fill="FFFFFF" w:color="auto" w:val="clear"/>
+            <w:tcMar>
+              <w:top w:type="dxa" w:w="40"/>
+              <w:left w:type="dxa" w:w="80"/>
+              <w:bottom w:type="dxa" w:w="40"/>
+              <w:right w:type="dxa" w:w="80"/>
+            </w:tcMar>
+            <w:vAlign w:val="center"/>
+          </w:tcPr>
+          <w:p>
+            <w:r>
+              <w:rPr>
+                <w:rFonts w:ascii="Arial" w:cs="Arial" w:eastAsia="Arial" w:hAnsi="Arial"/>
+                <w:color w:val="6B6B6B"/>
+                <w:sz w:val="17"/>
+                <w:szCs w:val="17"/>
+              </w:rPr>
+              <w:t xml:space="preserve">Slight bend in standing knee, hinge from the hip, reach toward floor, squeeze glute to return. Free hand may lightly touch a rack or wall for balance early on — advanced target is unassisted. Left leg leads first.</w:t>
+            </w:r>
+            <w:r>
+              <w:rPr>
+                <w:rFonts w:ascii="Arial" w:cs="Arial" w:eastAsia="Arial" w:hAnsi="Arial"/>
+                <w:i/>
+                <w:iCs/>
+                <w:color w:val="00695C"/>
+                <w:sz w:val="14"/>
+                <w:szCs w:val="14"/>
+              </w:rPr>
+              <w:t xml:space="preserve">  1 RIR</w:t>
+            </w:r>
+          </w:p>
+        </w:tc>
+      </w:tr>
+      <w:tr>
+        <w:tc>
+          <w:tcPr>
+            <w:tcW w:type="dxa" w:w="2400"/>
+            <w:tcBorders>
+              <w:top w:val="none" w:color="FFFFFF" w:sz="0"/>
+              <w:left w:val="none" w:color="FFFFFF" w:sz="0"/>
+              <w:bottom w:val="none" w:color="FFFFFF" w:sz="0"/>
+              <w:right w:val="none" w:color="FFFFFF" w:sz="0"/>
+            </w:tcBorders>
+            <w:shd w:fill="FAF3E0" w:color="auto" w:val="clear"/>
+            <w:tcMar>
+              <w:top w:type="dxa" w:w="40"/>
+              <w:left w:type="dxa" w:w="80"/>
+              <w:bottom w:type="dxa" w:w="40"/>
+              <w:right w:type="dxa" w:w="80"/>
+            </w:tcMar>
+            <w:vAlign w:val="center"/>
+          </w:tcPr>
+          <w:p>
+            <w:r>
+              <w:rPr>
+                <w:rFonts w:ascii="Arial" w:cs="Arial" w:eastAsia="Arial" w:hAnsi="Arial"/>
+                <w:b/>
+                <w:bCs/>
+                <w:color w:val="2C2C2C"/>
+                <w:sz w:val="18"/>
+                <w:szCs w:val="18"/>
+              </w:rPr>
               <w:t xml:space="preserve">Farmer Carry (Both Hands, Heavy DB)</w:t>
             </w:r>
           </w:p>
@@ -9133,7 +10008,7 @@
                 <w:sz w:val="15"/>
                 <w:szCs w:val="15"/>
               </w:rPr>
-              <w:t xml:space="preserve">Heavy</w:t>
+              <w:t xml:space="preserve">Heavy — 60 lbs/hand studio ceiling</w:t>
             </w:r>
           </w:p>
         </w:tc>
@@ -9745,7 +10620,7 @@
           <w:sz w:val="17"/>
           <w:szCs w:val="17"/>
         </w:rPr>
-        <w:t xml:space="preserve">Cardiac flag reminder: heart rate must stay under 160 bpm the entire session, monitor worn throughout, checked explicitly during Block D's bike/rower circuit and between carry sets. Chest pain, dizziness, shortness of breath disproportionate to effort, or a monitor reading above 160 bpm is a hard stop for that set or the session — flag your coach immediately. On the strength side: near-maximal does not mean near-failure — every top set here still leaves 1 rep in reserve. Full recovery between the heaviest sets is what makes the load legitimate; rushing rest defeats the purpose of a peak-intensity day.</w:t>
+        <w:t xml:space="preserve">Cardiac flag reminder: heart rate must stay under 160 bpm the entire session, monitor worn throughout, checked explicitly during Block E's bike/rower circuit and between carry sets. Chest pain, dizziness, shortness of breath disproportionate to effort, or a monitor reading above 160 bpm is a hard stop for that set or the session — flag your coach immediately. On the strength side: near-maximal does not mean near-failure — primary lifts hold 2 RIR even on a peak day, hypertrophy-priority accessories 1 RIR. Full recovery between the heaviest sets is what makes the load legitimate; rushing rest defeats the purpose of a peak-intensity day.</w:t>
       </w:r>
     </w:p>
     <w:p>

--- a/clients/kayma_liburd/Kayma_Liburd_2Day_Training_Plan.docx
+++ b/clients/kayma_liburd/Kayma_Liburd_2Day_Training_Plan.docx
@@ -106,7 +106,32 @@
           <w:sz w:val="17"/>
           <w:szCs w:val="17"/>
         </w:rPr>
-        <w:t xml:space="preserve">Known cardiac condition on file. Heart rate must not exceed 160 bpm at any point during training. Wear a heart-rate monitor every session, and check it explicitly during every conditioning/metabolic block (flagged inline in each day's closing HR-capped finisher below) — not just at the end of a set. This program proceeds under physician/cardiologist clearance and coordination, the same posture this system already uses for PT-coordinated clinical flags: this is an operating constraint, not a diagnosis. Stop signal: chest pain, dizziness, shortness of breath disproportionate to effort, or an HR monitor reading above 160 bpm is a hard stop for that set or session — flag your coach immediately, do not push through to finish a set or round. Breathing technique on the heaviest compound lifts (squat, deadlift-pattern hinge, heavy press) is a second, separate precaution, distinct from the HR ceiling above: exhale on exertion through the lift, do not hold your breath through the rep. This is the same brace-before-lifting, exhale-on-exertion cue this system already uses for pelvic floor safety, extended here because sustained breath-holding on a heavy rep (a Valsalva maneuver) can cause a real blood-pressure spike — a manageable, well-understood consideration with the right cueing, not a reason to restrict the loads themselves. Beta-blocker status should be confirmed directly with her physician/at intake — this has not yet been asked. Beta-blockade blunts heart-rate response across the intensity spectrum, so if she is on one, the 160 bpm ceiling alone becomes a less reliable real-time effort signal on conditioning work — in that case, RIR/RPE tracking should be trusted as the primary signal, alongside (not instead of) the HR ceiling.</w:t>
+        <w:t xml:space="preserve">Known cardiac condition on file. Heart rate must not exceed 160 bpm at any point during training. Wear a heart-rate monitor every session, and check it explicitly during every conditioning/metabolic block (flagged inline in each day's closing HR-capped finisher below) — not just at the end of a set. This program proceeds under physician/cardiologist clearance and coordination: this is an operating constraint, not a diagnosis. Stop signal: chest pain, dizziness, shortness of breath disproportionate to effort, or an HR monitor reading above 160 bpm is a hard stop for that set or session — flag your coach immediately, do not push through to finish a set or round. Breathing technique on the heaviest compound lifts (squat, deadlift-pattern hinge, heavy press) is a second, separate precaution, distinct from the HR ceiling above: exhale on exertion through the lift, do not hold your breath through the rep. Brace before the lift, then exhale as you drive — sustained breath-holding on a heavy rep (a Valsalva maneuver) can cause a real blood-pressure spike — a manageable, well-understood consideration with the right cueing, not a reason to restrict the loads themselves. If you take a beta-blocker or any other heart medication, tell your coach — it changes how your heart rate responds to effort, which changes how we read the monitor. In that case we lean on how hard a set actually feels (RIR/RPE) alongside the number on the screen, not the number alone.</w:t>
+      </w:r>
+    </w:p>
+    <w:p>
+      <w:pPr>
+        <w:spacing w:after="100"/>
+      </w:pPr>
+      <w:r>
+        <w:rPr>
+          <w:rFonts w:ascii="Arial" w:cs="Arial" w:eastAsia="Arial" w:hAnsi="Arial"/>
+          <w:b/>
+          <w:bCs/>
+          <w:color w:val="E65100"/>
+          <w:sz w:val="17"/>
+          <w:szCs w:val="17"/>
+        </w:rPr>
+        <w:t xml:space="preserve">Cardiac Flag — Build Rationale &amp; Open Intake Item:  </w:t>
+      </w:r>
+      <w:r>
+        <w:rPr>
+          <w:rFonts w:ascii="Arial" w:cs="Arial" w:eastAsia="Arial" w:hAnsi="Arial"/>
+          <w:color w:val="2C2C2C"/>
+          <w:sz w:val="17"/>
+          <w:szCs w:val="17"/>
+        </w:rPr>
+        <w:t xml:space="preserve">Split out of the client-visible cardiac note 8/21/2026 (Aimee Morris split-note precedent) so the safety content reaches her without the build reasoning. Rationale for the record: the clearance framing follows the same posture used for PT-coordinated clinical flags, and the exhale-on-exertion cue is the same brace-before-lifting cue used for pelvic floor safety, extended here for a different mechanism (Valsalva blood-pressure spike, not continence). OPEN INTAKE ITEM: beta-blocker status has NOT been asked. Beta-blockade blunts heart-rate response across the intensity spectrum, so if she is on one, the 160 bpm ceiling alone becomes a less reliable real-time effort signal on conditioning work and RIR/RPE becomes the primary signal alongside (not instead of) the ceiling. Her client-visible note now asks her to disclose heart medication directly, which is the right channel for it, but confirming with her physician remains outstanding.</w:t>
       </w:r>
     </w:p>
     <w:p>
